--- a/OrphanGuard_AI_Pitch_Document.docx
+++ b/OrphanGuard_AI_Pitch_Document.docx
@@ -2,6 +2,7 @@
 <file path=word/document.xml><?xml version="1.0" encoding="utf-8"?>
 <w:document xmlns:wpc="http://schemas.microsoft.com/office/word/2010/wordprocessingCanvas" xmlns:mo="http://schemas.microsoft.com/office/mac/office/2008/main" xmlns:mc="http://schemas.openxmlformats.org/markup-compatibility/2006" xmlns:mv="urn:schemas-microsoft-com:mac:vml" xmlns:o="urn:schemas-microsoft-com:office:office" xmlns:r="http://schemas.openxmlformats.org/officeDocument/2006/relationships" xmlns:m="http://schemas.openxmlformats.org/officeDocument/2006/math" xmlns:v="urn:schemas-microsoft-com:vml" xmlns:wp14="http://schemas.microsoft.com/office/word/2010/wordprocessingDrawing" xmlns:wp="http://schemas.openxmlformats.org/drawingml/2006/wordprocessingDrawing" xmlns:w10="urn:schemas-microsoft-com:office:word" xmlns:w="http://schemas.openxmlformats.org/wordprocessingml/2006/main" xmlns:w14="http://schemas.microsoft.com/office/word/2010/wordml" xmlns:wpg="http://schemas.microsoft.com/office/word/2010/wordprocessingGroup" xmlns:wpi="http://schemas.microsoft.com/office/word/2010/wordprocessingInk" xmlns:wne="http://schemas.microsoft.com/office/word/2006/wordml" xmlns:wps="http://schemas.microsoft.com/office/word/2010/wordprocessingShape" mc:Ignorable="w14 wp14">
   <w:body>
+    <w:p/>
     <w:p/>
     <w:p/>
     <w:p/>
@@ -14,23 +15,24 @@
         <w:rPr>
           <w:b/>
           <w:color w:val="10B981"/>
-          <w:sz w:val="84"/>
+          <w:sz w:val="96"/>
         </w:rPr>
         <w:t>OrphanGuard AI</w:t>
       </w:r>
     </w:p>
+    <w:p/>
     <w:p>
       <w:pPr>
         <w:jc w:val="center"/>
       </w:pPr>
       <w:r>
         <w:rPr>
-          <w:color w:val="555555"/>
-          <w:sz w:val="32"/>
+          <w:color w:val="1A1A1A"/>
+          <w:sz w:val="36"/>
         </w:rPr>
-        <w:t>AI-Powered Surveillance &amp; Child Protection System</w:t>
+        <w:t>AI-Powered Child Protection</w:t>
         <w:br/>
-        <w:t>for Punjab Orphanages</w:t>
+        <w:t>&amp; Surveillance Command Center</w:t>
       </w:r>
     </w:p>
     <w:p/>
@@ -44,9 +46,11 @@
           <w:color w:val="10B981"/>
           <w:sz w:val="26"/>
         </w:rPr>
-        <w:t>Protecting Every Child. Every Moment. Every Orphanage.</w:t>
+        <w:t>Because no child should be invisible.</w:t>
       </w:r>
     </w:p>
+    <w:p/>
+    <w:p/>
     <w:p/>
     <w:p/>
     <w:p/>
@@ -57,14 +61,10 @@
       </w:pPr>
       <w:r>
         <w:rPr>
-          <w:color w:val="777777"/>
+          <w:color w:val="888888"/>
           <w:sz w:val="22"/>
         </w:rPr>
-        <w:t>Project Pitch Document</w:t>
-        <w:br/>
-        <w:t>October 2026</w:t>
-        <w:br/>
-        <w:t>Punjab, Pakistan</w:t>
+        <w:t>Punjab, Pakistan  |  October 2026</w:t>
       </w:r>
     </w:p>
     <w:p>
@@ -74,123 +74,77 @@
     </w:p>
     <w:p>
       <w:pPr>
-        <w:pStyle w:val="Heading1"/>
+        <w:spacing w:before="480" w:after="240"/>
+      </w:pPr>
+      <w:r>
+        <w:rPr>
+          <w:b/>
+          <w:color w:val="10B981"/>
+          <w:sz w:val="44"/>
+        </w:rPr>
+        <w:t>Why This Matters</w:t>
+      </w:r>
+    </w:p>
+    <w:p>
+      <w:pPr>
+        <w:spacing w:after="240"/>
       </w:pPr>
       <w:r>
         <w:rPr>
           <w:color w:val="10B981"/>
+          <w:sz w:val="8"/>
         </w:rPr>
-        <w:t>Table of Contents</w:t>
+        <w:t>____________________________________________________________</w:t>
       </w:r>
     </w:p>
     <w:p>
       <w:pPr>
-        <w:spacing w:after="80"/>
+        <w:spacing w:after="160"/>
       </w:pPr>
       <w:r>
         <w:rPr>
-          <w:sz w:val="24"/>
+          <w:color w:val="333333"/>
+          <w:sz w:val="22"/>
         </w:rPr>
-        <w:t>1. Executive Summary</w:t>
+        <w:t>Right now, somewhere in Punjab, a child in an orphanage is being hurt — and nobody knows.</w:t>
       </w:r>
     </w:p>
     <w:p>
       <w:pPr>
-        <w:spacing w:after="80"/>
+        <w:spacing w:after="160"/>
       </w:pPr>
       <w:r>
         <w:rPr>
-          <w:sz w:val="24"/>
+          <w:color w:val="333333"/>
+          <w:sz w:val="22"/>
         </w:rPr>
-        <w:t>2. The Problem: Punjab's Orphan Crisis</w:t>
+        <w:t>Pakistan has 4.6 million orphans. Punjab alone has over 70 orphanages, housing thousands of children aged 6 to 18. Most of these institutions have zero surveillance, no centralized monitoring, and rely on annual inspections that are easily gamed. The result? Children suffer in silence.</w:t>
       </w:r>
     </w:p>
     <w:p>
       <w:pPr>
-        <w:spacing w:after="80"/>
+        <w:spacing w:after="160"/>
       </w:pPr>
       <w:r>
         <w:rPr>
-          <w:sz w:val="24"/>
+          <w:color w:val="333333"/>
+          <w:sz w:val="22"/>
         </w:rPr>
-        <w:t>3. Market Opportunity &amp; Statistics</w:t>
+        <w:t>In 2025, Sahil NGO documented 3,630 child abuse cases from just 81 newspapers — the real number is exponentially higher. The conviction rate? Just 17%. In August 2025, the FIA uncovered an NGO trafficking children through fake adoptions. And in Punjab — the province that reports 40% of all violence against minority children — Christian, Hindu, and Sikh orphans face a compounding layer of vulnerability that the system has no mechanism to address.</w:t>
       </w:r>
     </w:p>
     <w:p>
       <w:pPr>
-        <w:spacing w:after="80"/>
+        <w:spacing w:before="160" w:after="160"/>
+        <w:ind w:left="567"/>
       </w:pPr>
       <w:r>
         <w:rPr>
+          <w:i/>
+          <w:color w:val="10B981"/>
           <w:sz w:val="24"/>
         </w:rPr>
-        <w:t>4. Our Solution: OrphanGuard AI</w:t>
-      </w:r>
-    </w:p>
-    <w:p>
-      <w:pPr>
-        <w:spacing w:after="80"/>
-      </w:pPr>
-      <w:r>
-        <w:rPr>
-          <w:sz w:val="24"/>
-        </w:rPr>
-        <w:t>5. Key Features &amp; Technology</w:t>
-      </w:r>
-    </w:p>
-    <w:p>
-      <w:pPr>
-        <w:spacing w:after="80"/>
-      </w:pPr>
-      <w:r>
-        <w:rPr>
-          <w:sz w:val="24"/>
-        </w:rPr>
-        <w:t>6. System Architecture</w:t>
-      </w:r>
-    </w:p>
-    <w:p>
-      <w:pPr>
-        <w:spacing w:after="80"/>
-      </w:pPr>
-      <w:r>
-        <w:rPr>
-          <w:sz w:val="24"/>
-        </w:rPr>
-        <w:t>7. Competitive Advantage</w:t>
-      </w:r>
-    </w:p>
-    <w:p>
-      <w:pPr>
-        <w:spacing w:after="80"/>
-      </w:pPr>
-      <w:r>
-        <w:rPr>
-          <w:sz w:val="24"/>
-        </w:rPr>
-        <w:t>8. Implementation Roadmap</w:t>
-      </w:r>
-    </w:p>
-    <w:p>
-      <w:pPr>
-        <w:spacing w:after="80"/>
-      </w:pPr>
-      <w:r>
-        <w:rPr>
-          <w:sz w:val="24"/>
-        </w:rPr>
-        <w:t>9. Revenue Model</w:t>
-      </w:r>
-    </w:p>
-    <w:p>
-      <w:pPr>
-        <w:spacing w:after="80"/>
-      </w:pPr>
-      <w:r>
-        <w:rPr>
-          <w:sz w:val="24"/>
-        </w:rPr>
-        <w:t>10. Team &amp; Contact</w:t>
+        <w:t>OrphanGuard AI exists to change this. Not with more paperwork. With technology.</w:t>
       </w:r>
     </w:p>
     <w:p>
@@ -200,526 +154,42 @@
     </w:p>
     <w:p>
       <w:pPr>
-        <w:pStyle w:val="Heading1"/>
+        <w:spacing w:before="480" w:after="240"/>
+      </w:pPr>
+      <w:r>
+        <w:rPr>
+          <w:b/>
+          <w:color w:val="10B981"/>
+          <w:sz w:val="44"/>
+        </w:rPr>
+        <w:t>The Crisis in Numbers</w:t>
+      </w:r>
+    </w:p>
+    <w:p>
+      <w:pPr>
+        <w:spacing w:after="240"/>
       </w:pPr>
       <w:r>
         <w:rPr>
           <w:color w:val="10B981"/>
+          <w:sz w:val="8"/>
         </w:rPr>
-        <w:t>1. Executive Summary</w:t>
-      </w:r>
-    </w:p>
-    <w:p>
-      <w:r>
-        <w:t>OrphanGuard AI is a province-wide AI-powered surveillance and child protection command center designed to monitor, protect, and safeguard orphaned children across all orphanages in Punjab, Pakistan. The system leverages artificial intelligence, real-time CCTV monitoring, automated violence/harassment detection, RFID tracking, and centralized command operations to address the critical gap in child protection infrastructure.</w:t>
-      </w:r>
-    </w:p>
-    <w:p>
-      <w:r>
-        <w:t>With an estimated 4.6 million orphans in Pakistan and over 70 orphanages operating in Punjab alone — many with minimal oversight — OrphanGuard AI provides the first comprehensive, technology-driven solution to ensure every child is safe, accounted for, and protected 24/7.</w:t>
-      </w:r>
-    </w:p>
-    <w:p/>
-    <w:p>
-      <w:r>
-        <w:rPr>
-          <w:b/>
-          <w:color w:val="10B981"/>
-          <w:sz w:val="24"/>
-        </w:rPr>
-        <w:t>Key Value Proposition:</w:t>
-      </w:r>
-    </w:p>
-    <w:p>
-      <w:pPr>
-        <w:pStyle w:val="ListBullet"/>
-      </w:pPr>
-      <w:r>
-        <w:t>Real-time AI detection of violence, harassment, bullying, and neglect</w:t>
-      </w:r>
-    </w:p>
-    <w:p>
-      <w:pPr>
-        <w:pStyle w:val="ListBullet"/>
-      </w:pPr>
-      <w:r>
-        <w:t>Province-wide command center with live monitoring of every orphanage</w:t>
-      </w:r>
-    </w:p>
-    <w:p>
-      <w:pPr>
-        <w:pStyle w:val="ListBullet"/>
-      </w:pPr>
-      <w:r>
-        <w:t>Automated safety scoring and ranking system for accountability</w:t>
-      </w:r>
-    </w:p>
-    <w:p>
-      <w:pPr>
-        <w:pStyle w:val="ListBullet"/>
-      </w:pPr>
-      <w:r>
-        <w:t>Individual orphanage portals for self-monitoring and compliance</w:t>
-      </w:r>
-    </w:p>
-    <w:p>
-      <w:pPr>
-        <w:pStyle w:val="ListBullet"/>
-      </w:pPr>
-      <w:r>
-        <w:t>RFID-based child tracking with zone-level headcount verification</w:t>
-      </w:r>
-    </w:p>
-    <w:p>
-      <w:r>
-        <w:br w:type="page"/>
-      </w:r>
-    </w:p>
-    <w:p>
-      <w:pPr>
-        <w:pStyle w:val="Heading1"/>
-      </w:pPr>
-      <w:r>
-        <w:rPr>
-          <w:color w:val="10B981"/>
-        </w:rPr>
-        <w:t>2. The Problem: Punjab's Orphan Crisis</w:t>
-      </w:r>
-    </w:p>
-    <w:p>
-      <w:pPr>
-        <w:pStyle w:val="Heading2"/>
-      </w:pPr>
-      <w:r>
-        <w:rPr>
-          <w:color w:val="0D9B6D"/>
-        </w:rPr>
-        <w:t>2.1 The Scale of the Crisis</w:t>
-      </w:r>
-    </w:p>
-    <w:p>
-      <w:r>
-        <w:t>Pakistan is home to approximately 4.6 million orphaned children (Mahmood et al., 2020), making it one of the countries with the highest orphan populations in South Asia. Punjab, as Pakistan's most populous province with over 110 million people, bears a disproportionate share of this burden.</w:t>
+        <w:t>____________________________________________________________</w:t>
       </w:r>
     </w:p>
     <w:tbl>
       <w:tblPr>
-        <w:tblStyle w:val="LightShading-Accent1"/>
         <w:tblW w:type="auto" w:w="0"/>
         <w:jc w:val="center"/>
         <w:tblLook w:firstColumn="1" w:firstRow="1" w:lastColumn="0" w:lastRow="0" w:noHBand="0" w:noVBand="1" w:val="04A0"/>
-      </w:tblPr>
-      <w:tblGrid>
-        <w:gridCol w:w="4703"/>
-        <w:gridCol w:w="4703"/>
-      </w:tblGrid>
-      <w:tr>
-        <w:tc>
-          <w:tcPr>
-            <w:tcW w:type="dxa" w:w="4703"/>
-          </w:tcPr>
-          <w:p>
-            <w:pPr>
-              <w:spacing w:after="40"/>
-            </w:pPr>
-            <w:r>
-              <w:rPr>
-                <w:sz w:val="20"/>
-              </w:rPr>
-              <w:t>Total Orphans in Pakistan</w:t>
-            </w:r>
-          </w:p>
-        </w:tc>
-        <w:tc>
-          <w:tcPr>
-            <w:tcW w:type="dxa" w:w="4703"/>
-          </w:tcPr>
-          <w:p>
-            <w:pPr>
-              <w:spacing w:after="40"/>
-            </w:pPr>
-            <w:r>
-              <w:rPr>
-                <w:sz w:val="20"/>
-              </w:rPr>
-              <w:t>~4.6 Million</w:t>
-            </w:r>
-          </w:p>
-        </w:tc>
-      </w:tr>
-      <w:tr>
-        <w:tc>
-          <w:tcPr>
-            <w:tcW w:type="dxa" w:w="4703"/>
-          </w:tcPr>
-          <w:p>
-            <w:pPr>
-              <w:spacing w:after="40"/>
-            </w:pPr>
-            <w:r>
-              <w:rPr>
-                <w:sz w:val="20"/>
-              </w:rPr>
-              <w:t>Children Under 14 in Pakistan</w:t>
-            </w:r>
-          </w:p>
-        </w:tc>
-        <w:tc>
-          <w:tcPr>
-            <w:tcW w:type="dxa" w:w="4703"/>
-          </w:tcPr>
-          <w:p>
-            <w:pPr>
-              <w:spacing w:after="40"/>
-            </w:pPr>
-            <w:r>
-              <w:rPr>
-                <w:sz w:val="20"/>
-              </w:rPr>
-              <w:t>65.3 Million</w:t>
-            </w:r>
-          </w:p>
-        </w:tc>
-      </w:tr>
-      <w:tr>
-        <w:tc>
-          <w:tcPr>
-            <w:tcW w:type="dxa" w:w="4703"/>
-          </w:tcPr>
-          <w:p>
-            <w:pPr>
-              <w:spacing w:after="40"/>
-            </w:pPr>
-            <w:r>
-              <w:rPr>
-                <w:sz w:val="20"/>
-              </w:rPr>
-              <w:t>Orphanages in Punjab (estimated)</w:t>
-            </w:r>
-          </w:p>
-        </w:tc>
-        <w:tc>
-          <w:tcPr>
-            <w:tcW w:type="dxa" w:w="4703"/>
-          </w:tcPr>
-          <w:p>
-            <w:pPr>
-              <w:spacing w:after="40"/>
-            </w:pPr>
-            <w:r>
-              <w:rPr>
-                <w:sz w:val="20"/>
-              </w:rPr>
-              <w:t>70–80+</w:t>
-            </w:r>
-          </w:p>
-        </w:tc>
-      </w:tr>
-      <w:tr>
-        <w:tc>
-          <w:tcPr>
-            <w:tcW w:type="dxa" w:w="4703"/>
-          </w:tcPr>
-          <w:p>
-            <w:pPr>
-              <w:spacing w:after="40"/>
-            </w:pPr>
-            <w:r>
-              <w:rPr>
-                <w:sz w:val="20"/>
-              </w:rPr>
-              <w:t>Government Children Homes in Punjab</w:t>
-            </w:r>
-          </w:p>
-        </w:tc>
-        <w:tc>
-          <w:tcPr>
-            <w:tcW w:type="dxa" w:w="4703"/>
-          </w:tcPr>
-          <w:p>
-            <w:pPr>
-              <w:spacing w:after="40"/>
-            </w:pPr>
-            <w:r>
-              <w:rPr>
-                <w:sz w:val="20"/>
-              </w:rPr>
-              <w:t>12–15</w:t>
-            </w:r>
-          </w:p>
-        </w:tc>
-      </w:tr>
-      <w:tr>
-        <w:tc>
-          <w:tcPr>
-            <w:tcW w:type="dxa" w:w="4703"/>
-          </w:tcPr>
-          <w:p>
-            <w:pPr>
-              <w:spacing w:after="40"/>
-            </w:pPr>
-            <w:r>
-              <w:rPr>
-                <w:sz w:val="20"/>
-              </w:rPr>
-              <w:t>Children Unregistered at Birth</w:t>
-            </w:r>
-          </w:p>
-        </w:tc>
-        <w:tc>
-          <w:tcPr>
-            <w:tcW w:type="dxa" w:w="4703"/>
-          </w:tcPr>
-          <w:p>
-            <w:pPr>
-              <w:spacing w:after="40"/>
-            </w:pPr>
-            <w:r>
-              <w:rPr>
-                <w:sz w:val="20"/>
-              </w:rPr>
-              <w:t>60% (under 5)</w:t>
-            </w:r>
-          </w:p>
-        </w:tc>
-      </w:tr>
-      <w:tr>
-        <w:tc>
-          <w:tcPr>
-            <w:tcW w:type="dxa" w:w="4703"/>
-          </w:tcPr>
-          <w:p>
-            <w:pPr>
-              <w:spacing w:after="40"/>
-            </w:pPr>
-            <w:r>
-              <w:rPr>
-                <w:sz w:val="20"/>
-              </w:rPr>
-              <w:t>Child Abuse Cases Reported (2025)</w:t>
-            </w:r>
-          </w:p>
-        </w:tc>
-        <w:tc>
-          <w:tcPr>
-            <w:tcW w:type="dxa" w:w="4703"/>
-          </w:tcPr>
-          <w:p>
-            <w:pPr>
-              <w:spacing w:after="40"/>
-            </w:pPr>
-            <w:r>
-              <w:rPr>
-                <w:sz w:val="20"/>
-              </w:rPr>
-              <w:t>3,630 (Sahil NGO)</w:t>
-            </w:r>
-          </w:p>
-        </w:tc>
-      </w:tr>
-      <w:tr>
-        <w:tc>
-          <w:tcPr>
-            <w:tcW w:type="dxa" w:w="4703"/>
-          </w:tcPr>
-          <w:p>
-            <w:pPr>
-              <w:spacing w:after="40"/>
-            </w:pPr>
-            <w:r>
-              <w:rPr>
-                <w:sz w:val="20"/>
-              </w:rPr>
-              <w:t>Child Abuse Cases H1 2026</w:t>
-            </w:r>
-          </w:p>
-        </w:tc>
-        <w:tc>
-          <w:tcPr>
-            <w:tcW w:type="dxa" w:w="4703"/>
-          </w:tcPr>
-          <w:p>
-            <w:pPr>
-              <w:spacing w:after="40"/>
-            </w:pPr>
-            <w:r>
-              <w:rPr>
-                <w:sz w:val="20"/>
-              </w:rPr>
-              <w:t>1,914 in 6 months</w:t>
-            </w:r>
-          </w:p>
-        </w:tc>
-      </w:tr>
-      <w:tr>
-        <w:tc>
-          <w:tcPr>
-            <w:tcW w:type="dxa" w:w="4703"/>
-          </w:tcPr>
-          <w:p>
-            <w:pPr>
-              <w:spacing w:after="40"/>
-            </w:pPr>
-            <w:r>
-              <w:rPr>
-                <w:sz w:val="20"/>
-              </w:rPr>
-              <w:t>Conviction Rate for Child Abuse</w:t>
-            </w:r>
-          </w:p>
-        </w:tc>
-        <w:tc>
-          <w:tcPr>
-            <w:tcW w:type="dxa" w:w="4703"/>
-          </w:tcPr>
-          <w:p>
-            <w:pPr>
-              <w:spacing w:after="40"/>
-            </w:pPr>
-            <w:r>
-              <w:rPr>
-                <w:sz w:val="20"/>
-              </w:rPr>
-              <w:t>Only 17%</w:t>
-            </w:r>
-          </w:p>
-        </w:tc>
-      </w:tr>
-    </w:tbl>
-    <w:p/>
-    <w:p>
-      <w:pPr>
-        <w:pStyle w:val="Heading2"/>
-      </w:pPr>
-      <w:r>
-        <w:rPr>
-          <w:color w:val="0D9B6D"/>
-        </w:rPr>
-        <w:t>2.2 Key Challenges</w:t>
-      </w:r>
-    </w:p>
-    <w:p>
-      <w:pPr>
-        <w:pStyle w:val="ListBullet"/>
-      </w:pPr>
-      <w:r>
-        <w:rPr>
-          <w:b/>
-        </w:rPr>
-        <w:t xml:space="preserve">No Centralized Monitoring: </w:t>
-      </w:r>
-      <w:r>
-        <w:t>There is no unified system to monitor child welfare across Punjab's orphanages. Each institution operates independently with minimal government oversight.</w:t>
-      </w:r>
-    </w:p>
-    <w:p>
-      <w:pPr>
-        <w:pStyle w:val="ListBullet"/>
-      </w:pPr>
-      <w:r>
-        <w:rPr>
-          <w:b/>
-        </w:rPr>
-        <w:t xml:space="preserve">Weak Oversight &amp; Licensing: </w:t>
-      </w:r>
-      <w:r>
-        <w:t>Despite legal requirements, unregistered orphanages operate widely. Government routinely ignores notices of non-compliance (Human Trafficking Search, 2025).</w:t>
-      </w:r>
-    </w:p>
-    <w:p>
-      <w:pPr>
-        <w:pStyle w:val="ListBullet"/>
-      </w:pPr>
-      <w:r>
-        <w:rPr>
-          <w:b/>
-        </w:rPr>
-        <w:t xml:space="preserve">Orphanage Trafficking: </w:t>
-      </w:r>
-      <w:r>
-        <w:t>In August 2025, the FIA accused an NGO of trafficking minors under the guise of adoptions, exposing systemic vulnerabilities.</w:t>
-      </w:r>
-    </w:p>
-    <w:p>
-      <w:pPr>
-        <w:pStyle w:val="ListBullet"/>
-      </w:pPr>
-      <w:r>
-        <w:rPr>
-          <w:b/>
-        </w:rPr>
-        <w:t xml:space="preserve">Underreported Abuse: </w:t>
-      </w:r>
-      <w:r>
-        <w:t>Abuse in Pakistani society is considered stigma; victims rarely report to police. Sahil NGO monitors only 81 newspapers — actual cases are far higher.</w:t>
-      </w:r>
-    </w:p>
-    <w:p>
-      <w:pPr>
-        <w:pStyle w:val="ListBullet"/>
-      </w:pPr>
-      <w:r>
-        <w:rPr>
-          <w:b/>
-        </w:rPr>
-        <w:t xml:space="preserve">No Technology Integration: </w:t>
-      </w:r>
-      <w:r>
-        <w:t>Current monitoring relies on manual inspections which are infrequent, easily manipulated, and reactive rather than preventive.</w:t>
-      </w:r>
-    </w:p>
-    <w:p>
-      <w:pPr>
-        <w:pStyle w:val="ListBullet"/>
-      </w:pPr>
-      <w:r>
-        <w:rPr>
-          <w:b/>
-        </w:rPr>
-        <w:t xml:space="preserve">Malnutrition &amp; Health: </w:t>
-      </w:r>
-      <w:r>
-        <w:t>A 2022 study of Punjab government orphanages found 36.1% of children were malnourished, with 55.4% of affected children aged 6–12 years.</w:t>
-      </w:r>
-    </w:p>
-    <w:p>
-      <w:r>
-        <w:br w:type="page"/>
-      </w:r>
-    </w:p>
-    <w:p>
-      <w:pPr>
-        <w:pStyle w:val="Heading1"/>
-      </w:pPr>
-      <w:r>
-        <w:rPr>
-          <w:color w:val="10B981"/>
-        </w:rPr>
-        <w:t>3. Market Opportunity &amp; Statistics</w:t>
-      </w:r>
-    </w:p>
-    <w:p>
-      <w:pPr>
-        <w:pStyle w:val="Heading2"/>
-      </w:pPr>
-      <w:r>
-        <w:rPr>
-          <w:color w:val="0D9B6D"/>
-        </w:rPr>
-        <w:t>3.1 Orphanage Demographics in Punjab</w:t>
-      </w:r>
-    </w:p>
-    <w:p>
-      <w:r>
-        <w:t>Based on available government data and research, the following provides a picture of orphanage demographics across Punjab:</w:t>
-      </w:r>
-    </w:p>
-    <w:tbl>
-      <w:tblPr>
-        <w:tblStyle w:val="LightShading-Accent1"/>
-        <w:tblW w:type="auto" w:w="0"/>
-        <w:jc w:val="center"/>
-        <w:tblLook w:firstColumn="1" w:firstRow="1" w:lastColumn="0" w:lastRow="0" w:noHBand="0" w:noVBand="1" w:val="04A0"/>
+        <w:tblBorders>
+          <w:top w:val="single" w:sz="4" w:space="0" w:color="D1D5DB"/>
+          <w:left w:val="single" w:sz="4" w:space="0" w:color="D1D5DB"/>
+          <w:bottom w:val="single" w:sz="4" w:space="0" w:color="D1D5DB"/>
+          <w:right w:val="single" w:sz="4" w:space="0" w:color="D1D5DB"/>
+          <w:insideH w:val="single" w:sz="4" w:space="0" w:color="D1D5DB"/>
+          <w:insideV w:val="single" w:sz="4" w:space="0" w:color="D1D5DB"/>
+        </w:tblBorders>
       </w:tblPr>
       <w:tblGrid>
         <w:gridCol w:w="3135"/>
@@ -730,39 +200,48 @@
         <w:tc>
           <w:tcPr>
             <w:tcW w:type="dxa" w:w="3135"/>
+            <w:shd w:fill="10B981"/>
           </w:tcPr>
           <w:p>
+            <w:r/>
             <w:r>
               <w:rPr>
                 <w:b/>
+                <w:color w:val="FFFFFF"/>
                 <w:sz w:val="20"/>
               </w:rPr>
-              <w:t>Category</w:t>
+              <w:t>The Reality</w:t>
             </w:r>
           </w:p>
         </w:tc>
         <w:tc>
           <w:tcPr>
             <w:tcW w:type="dxa" w:w="3135"/>
+            <w:shd w:fill="10B981"/>
           </w:tcPr>
           <w:p>
+            <w:r/>
             <w:r>
               <w:rPr>
                 <w:b/>
+                <w:color w:val="FFFFFF"/>
                 <w:sz w:val="20"/>
               </w:rPr>
-              <w:t>Data</w:t>
+              <w:t>Number</w:t>
             </w:r>
           </w:p>
         </w:tc>
         <w:tc>
           <w:tcPr>
             <w:tcW w:type="dxa" w:w="3135"/>
+            <w:shd w:fill="10B981"/>
           </w:tcPr>
           <w:p>
+            <w:r/>
             <w:r>
               <w:rPr>
                 <w:b/>
+                <w:color w:val="FFFFFF"/>
                 <w:sz w:val="20"/>
               </w:rPr>
               <w:t>Source</w:t>
@@ -776,11 +255,13 @@
             <w:tcW w:type="dxa" w:w="3135"/>
           </w:tcPr>
           <w:p>
+            <w:r/>
             <w:r>
               <w:rPr>
+                <w:color w:val="1A1A1A"/>
                 <w:sz w:val="20"/>
               </w:rPr>
-              <w:t>Total Orphanages (Punjab)</w:t>
+              <w:t>Orphans in Pakistan</w:t>
             </w:r>
           </w:p>
         </w:tc>
@@ -789,11 +270,13 @@
             <w:tcW w:type="dxa" w:w="3135"/>
           </w:tcPr>
           <w:p>
+            <w:r/>
             <w:r>
               <w:rPr>
+                <w:color w:val="1A1A1A"/>
                 <w:sz w:val="20"/>
               </w:rPr>
-              <w:t>~72 registered</w:t>
+              <w:t>4.6 Million</w:t>
             </w:r>
           </w:p>
         </w:tc>
@@ -802,11 +285,63 @@
             <w:tcW w:type="dxa" w:w="3135"/>
           </w:tcPr>
           <w:p>
+            <w:r/>
             <w:r>
               <w:rPr>
+                <w:color w:val="1A1A1A"/>
                 <w:sz w:val="20"/>
               </w:rPr>
-              <w:t>RenTech Directory 2025</w:t>
+              <w:t>Mahmood et al., 2020</w:t>
+            </w:r>
+          </w:p>
+        </w:tc>
+      </w:tr>
+      <w:tr>
+        <w:tc>
+          <w:tcPr>
+            <w:tcW w:type="dxa" w:w="3135"/>
+            <w:shd w:fill="F0FDF4"/>
+          </w:tcPr>
+          <w:p>
+            <w:r/>
+            <w:r>
+              <w:rPr>
+                <w:color w:val="1A1A1A"/>
+                <w:sz w:val="20"/>
+              </w:rPr>
+              <w:t>Children under 14</w:t>
+            </w:r>
+          </w:p>
+        </w:tc>
+        <w:tc>
+          <w:tcPr>
+            <w:tcW w:type="dxa" w:w="3135"/>
+            <w:shd w:fill="F0FDF4"/>
+          </w:tcPr>
+          <w:p>
+            <w:r/>
+            <w:r>
+              <w:rPr>
+                <w:color w:val="1A1A1A"/>
+                <w:sz w:val="20"/>
+              </w:rPr>
+              <w:t>65.3 Million</w:t>
+            </w:r>
+          </w:p>
+        </w:tc>
+        <w:tc>
+          <w:tcPr>
+            <w:tcW w:type="dxa" w:w="3135"/>
+            <w:shd w:fill="F0FDF4"/>
+          </w:tcPr>
+          <w:p>
+            <w:r/>
+            <w:r>
+              <w:rPr>
+                <w:color w:val="1A1A1A"/>
+                <w:sz w:val="20"/>
+              </w:rPr>
+              <w:t>National demographic data</w:t>
             </w:r>
           </w:p>
         </w:tc>
@@ -817,11 +352,13 @@
             <w:tcW w:type="dxa" w:w="3135"/>
           </w:tcPr>
           <w:p>
+            <w:r/>
             <w:r>
               <w:rPr>
+                <w:color w:val="1A1A1A"/>
                 <w:sz w:val="20"/>
               </w:rPr>
-              <w:t>Govt Children Homes</w:t>
+              <w:t>Orphanages in Punjab</w:t>
             </w:r>
           </w:p>
         </w:tc>
@@ -830,8 +367,59 @@
             <w:tcW w:type="dxa" w:w="3135"/>
           </w:tcPr>
           <w:p>
+            <w:r/>
             <w:r>
               <w:rPr>
+                <w:color w:val="1A1A1A"/>
+                <w:sz w:val="20"/>
+              </w:rPr>
+              <w:t>70–80+</w:t>
+            </w:r>
+          </w:p>
+        </w:tc>
+        <w:tc>
+          <w:tcPr>
+            <w:tcW w:type="dxa" w:w="3135"/>
+          </w:tcPr>
+          <w:p>
+            <w:r/>
+            <w:r>
+              <w:rPr>
+                <w:color w:val="1A1A1A"/>
+                <w:sz w:val="20"/>
+              </w:rPr>
+              <w:t>RenTech Directory / SWD Punjab</w:t>
+            </w:r>
+          </w:p>
+        </w:tc>
+      </w:tr>
+      <w:tr>
+        <w:tc>
+          <w:tcPr>
+            <w:tcW w:type="dxa" w:w="3135"/>
+            <w:shd w:fill="F0FDF4"/>
+          </w:tcPr>
+          <w:p>
+            <w:r/>
+            <w:r>
+              <w:rPr>
+                <w:color w:val="1A1A1A"/>
+                <w:sz w:val="20"/>
+              </w:rPr>
+              <w:t>Govt Children Homes in Punjab</w:t>
+            </w:r>
+          </w:p>
+        </w:tc>
+        <w:tc>
+          <w:tcPr>
+            <w:tcW w:type="dxa" w:w="3135"/>
+            <w:shd w:fill="F0FDF4"/>
+          </w:tcPr>
+          <w:p>
+            <w:r/>
+            <w:r>
+              <w:rPr>
+                <w:color w:val="1A1A1A"/>
                 <w:sz w:val="20"/>
               </w:rPr>
               <w:t>12–15</w:t>
@@ -841,10 +429,13 @@
         <w:tc>
           <w:tcPr>
             <w:tcW w:type="dxa" w:w="3135"/>
+            <w:shd w:fill="F0FDF4"/>
           </w:tcPr>
           <w:p>
+            <w:r/>
             <w:r>
               <w:rPr>
+                <w:color w:val="1A1A1A"/>
                 <w:sz w:val="20"/>
               </w:rPr>
               <w:t>Social Welfare Dept Punjab</w:t>
@@ -858,11 +449,13 @@
             <w:tcW w:type="dxa" w:w="3135"/>
           </w:tcPr>
           <w:p>
+            <w:r/>
             <w:r>
               <w:rPr>
+                <w:color w:val="1A1A1A"/>
                 <w:sz w:val="20"/>
               </w:rPr>
-              <w:t>Age Group 6–10 years</w:t>
+              <w:t>Child abuse cases (2025)</w:t>
             </w:r>
           </w:p>
         </w:tc>
@@ -871,11 +464,13 @@
             <w:tcW w:type="dxa" w:w="3135"/>
           </w:tcPr>
           <w:p>
+            <w:r/>
             <w:r>
               <w:rPr>
+                <w:color w:val="1A1A1A"/>
                 <w:sz w:val="20"/>
               </w:rPr>
-              <w:t>~40% of orphans</w:t>
+              <w:t>3,630 reported</w:t>
             </w:r>
           </w:p>
         </w:tc>
@@ -884,11 +479,63 @@
             <w:tcW w:type="dxa" w:w="3135"/>
           </w:tcPr>
           <w:p>
+            <w:r/>
             <w:r>
               <w:rPr>
+                <w:color w:val="1A1A1A"/>
                 <w:sz w:val="20"/>
               </w:rPr>
-              <w:t>Academic Study (KPK sample)</w:t>
+              <w:t>Sahil NGO (81 newspapers only)</w:t>
+            </w:r>
+          </w:p>
+        </w:tc>
+      </w:tr>
+      <w:tr>
+        <w:tc>
+          <w:tcPr>
+            <w:tcW w:type="dxa" w:w="3135"/>
+            <w:shd w:fill="F0FDF4"/>
+          </w:tcPr>
+          <w:p>
+            <w:r/>
+            <w:r>
+              <w:rPr>
+                <w:color w:val="1A1A1A"/>
+                <w:sz w:val="20"/>
+              </w:rPr>
+              <w:t>Child abuse cases (H1 2026)</w:t>
+            </w:r>
+          </w:p>
+        </w:tc>
+        <w:tc>
+          <w:tcPr>
+            <w:tcW w:type="dxa" w:w="3135"/>
+            <w:shd w:fill="F0FDF4"/>
+          </w:tcPr>
+          <w:p>
+            <w:r/>
+            <w:r>
+              <w:rPr>
+                <w:color w:val="1A1A1A"/>
+                <w:sz w:val="20"/>
+              </w:rPr>
+              <w:t>1,914 in 6 months</w:t>
+            </w:r>
+          </w:p>
+        </w:tc>
+        <w:tc>
+          <w:tcPr>
+            <w:tcW w:type="dxa" w:w="3135"/>
+            <w:shd w:fill="F0FDF4"/>
+          </w:tcPr>
+          <w:p>
+            <w:r/>
+            <w:r>
+              <w:rPr>
+                <w:color w:val="1A1A1A"/>
+                <w:sz w:val="20"/>
+              </w:rPr>
+              <w:t>Sahil NGO</w:t>
             </w:r>
           </w:p>
         </w:tc>
@@ -899,11 +546,13 @@
             <w:tcW w:type="dxa" w:w="3135"/>
           </w:tcPr>
           <w:p>
+            <w:r/>
             <w:r>
               <w:rPr>
+                <w:color w:val="1A1A1A"/>
                 <w:sz w:val="20"/>
               </w:rPr>
-              <w:t>Age Group 11–15 years</w:t>
+              <w:t>Children sexually abused (2023)</w:t>
             </w:r>
           </w:p>
         </w:tc>
@@ -912,11 +561,13 @@
             <w:tcW w:type="dxa" w:w="3135"/>
           </w:tcPr>
           <w:p>
+            <w:r/>
             <w:r>
               <w:rPr>
+                <w:color w:val="1A1A1A"/>
                 <w:sz w:val="20"/>
               </w:rPr>
-              <w:t>~30% of orphans</w:t>
+              <w:t>4,200+</w:t>
             </w:r>
           </w:p>
         </w:tc>
@@ -925,11 +576,63 @@
             <w:tcW w:type="dxa" w:w="3135"/>
           </w:tcPr>
           <w:p>
+            <w:r/>
             <w:r>
               <w:rPr>
+                <w:color w:val="1A1A1A"/>
                 <w:sz w:val="20"/>
               </w:rPr>
-              <w:t>Academic Study (KPK sample)</w:t>
+              <w:t>Sahil "Cruel Numbers"</w:t>
+            </w:r>
+          </w:p>
+        </w:tc>
+      </w:tr>
+      <w:tr>
+        <w:tc>
+          <w:tcPr>
+            <w:tcW w:type="dxa" w:w="3135"/>
+            <w:shd w:fill="F0FDF4"/>
+          </w:tcPr>
+          <w:p>
+            <w:r/>
+            <w:r>
+              <w:rPr>
+                <w:color w:val="1A1A1A"/>
+                <w:sz w:val="20"/>
+              </w:rPr>
+              <w:t>Conviction rate for abuse</w:t>
+            </w:r>
+          </w:p>
+        </w:tc>
+        <w:tc>
+          <w:tcPr>
+            <w:tcW w:type="dxa" w:w="3135"/>
+            <w:shd w:fill="F0FDF4"/>
+          </w:tcPr>
+          <w:p>
+            <w:r/>
+            <w:r>
+              <w:rPr>
+                <w:color w:val="1A1A1A"/>
+                <w:sz w:val="20"/>
+              </w:rPr>
+              <w:t>17%</w:t>
+            </w:r>
+          </w:p>
+        </w:tc>
+        <w:tc>
+          <w:tcPr>
+            <w:tcW w:type="dxa" w:w="3135"/>
+            <w:shd w:fill="F0FDF4"/>
+          </w:tcPr>
+          <w:p>
+            <w:r/>
+            <w:r>
+              <w:rPr>
+                <w:color w:val="1A1A1A"/>
+                <w:sz w:val="20"/>
+              </w:rPr>
+              <w:t>UN Committee on Rights of Child</w:t>
             </w:r>
           </w:p>
         </w:tc>
@@ -940,11 +643,13 @@
             <w:tcW w:type="dxa" w:w="3135"/>
           </w:tcPr>
           <w:p>
+            <w:r/>
             <w:r>
               <w:rPr>
+                <w:color w:val="1A1A1A"/>
                 <w:sz w:val="20"/>
               </w:rPr>
-              <w:t>Age Group 16–18 years</w:t>
+              <w:t>Children under 5 unregistered</w:t>
             </w:r>
           </w:p>
         </w:tc>
@@ -953,11 +658,13 @@
             <w:tcW w:type="dxa" w:w="3135"/>
           </w:tcPr>
           <w:p>
+            <w:r/>
             <w:r>
               <w:rPr>
+                <w:color w:val="1A1A1A"/>
                 <w:sz w:val="20"/>
               </w:rPr>
-              <w:t>~30% of orphans</w:t>
+              <w:t>60%</w:t>
             </w:r>
           </w:p>
         </w:tc>
@@ -966,11 +673,110 @@
             <w:tcW w:type="dxa" w:w="3135"/>
           </w:tcPr>
           <w:p>
+            <w:r/>
             <w:r>
               <w:rPr>
+                <w:color w:val="1A1A1A"/>
                 <w:sz w:val="20"/>
               </w:rPr>
-              <w:t>Academic Study (KPK sample)</w:t>
+              <w:t>UNICEF Pakistan</w:t>
+            </w:r>
+          </w:p>
+        </w:tc>
+      </w:tr>
+      <w:tr>
+        <w:tc>
+          <w:tcPr>
+            <w:tcW w:type="dxa" w:w="3135"/>
+            <w:shd w:fill="F0FDF4"/>
+          </w:tcPr>
+          <w:p>
+            <w:r/>
+            <w:r>
+              <w:rPr>
+                <w:color w:val="1A1A1A"/>
+                <w:sz w:val="20"/>
+              </w:rPr>
+              <w:t>Malnutrition in Punjab orphanages</w:t>
+            </w:r>
+          </w:p>
+        </w:tc>
+        <w:tc>
+          <w:tcPr>
+            <w:tcW w:type="dxa" w:w="3135"/>
+            <w:shd w:fill="F0FDF4"/>
+          </w:tcPr>
+          <w:p>
+            <w:r/>
+            <w:r>
+              <w:rPr>
+                <w:color w:val="1A1A1A"/>
+                <w:sz w:val="20"/>
+              </w:rPr>
+              <w:t>36.1%</w:t>
+            </w:r>
+          </w:p>
+        </w:tc>
+        <w:tc>
+          <w:tcPr>
+            <w:tcW w:type="dxa" w:w="3135"/>
+            <w:shd w:fill="F0FDF4"/>
+          </w:tcPr>
+          <w:p>
+            <w:r/>
+            <w:r>
+              <w:rPr>
+                <w:color w:val="1A1A1A"/>
+                <w:sz w:val="20"/>
+              </w:rPr>
+              <w:t>PMC Study, 2022</w:t>
+            </w:r>
+          </w:p>
+        </w:tc>
+      </w:tr>
+      <w:tr>
+        <w:tc>
+          <w:tcPr>
+            <w:tcW w:type="dxa" w:w="3135"/>
+          </w:tcPr>
+          <w:p>
+            <w:r/>
+            <w:r>
+              <w:rPr>
+                <w:color w:val="1A1A1A"/>
+                <w:sz w:val="20"/>
+              </w:rPr>
+              <w:t>UNICEF protection funding gap</w:t>
+            </w:r>
+          </w:p>
+        </w:tc>
+        <w:tc>
+          <w:tcPr>
+            <w:tcW w:type="dxa" w:w="3135"/>
+          </w:tcPr>
+          <w:p>
+            <w:r/>
+            <w:r>
+              <w:rPr>
+                <w:color w:val="1A1A1A"/>
+                <w:sz w:val="20"/>
+              </w:rPr>
+              <w:t>72%</w:t>
+            </w:r>
+          </w:p>
+        </w:tc>
+        <w:tc>
+          <w:tcPr>
+            <w:tcW w:type="dxa" w:w="3135"/>
+          </w:tcPr>
+          <w:p>
+            <w:r/>
+            <w:r>
+              <w:rPr>
+                <w:color w:val="1A1A1A"/>
+                <w:sz w:val="20"/>
+              </w:rPr>
+              <w:t>UNICEF HAC 2024</w:t>
             </w:r>
           </w:p>
         </w:tc>
@@ -979,93 +785,16 @@
     <w:p/>
     <w:p>
       <w:pPr>
-        <w:pStyle w:val="Heading2"/>
+        <w:spacing w:before="160" w:after="160"/>
+        <w:ind w:left="567"/>
       </w:pPr>
       <w:r>
         <w:rPr>
-          <w:color w:val="0D9B6D"/>
+          <w:i/>
+          <w:color w:val="10B981"/>
+          <w:sz w:val="24"/>
         </w:rPr>
-        <w:t>3.2 Addressable Market</w:t>
-      </w:r>
-    </w:p>
-    <w:p>
-      <w:r>
-        <w:t>The child protection technology market is experiencing explosive growth globally:</w:t>
-      </w:r>
-    </w:p>
-    <w:p>
-      <w:pPr>
-        <w:pStyle w:val="ListBullet"/>
-      </w:pPr>
-      <w:r>
-        <w:rPr>
-          <w:b/>
-        </w:rPr>
-        <w:t xml:space="preserve">Global: </w:t>
-      </w:r>
-      <w:r>
-        <w:t>Child Presence Detection Systems market: $354M (2025) → $13.25B by 2035 (43.66% CAGR)</w:t>
-      </w:r>
-    </w:p>
-    <w:p>
-      <w:pPr>
-        <w:pStyle w:val="ListBullet"/>
-      </w:pPr>
-      <w:r>
-        <w:rPr>
-          <w:b/>
-        </w:rPr>
-        <w:t xml:space="preserve">Global: </w:t>
-      </w:r>
-      <w:r>
-        <w:t>Infant Security Systems market: $1.5B → $3.2B by 2034</w:t>
-      </w:r>
-    </w:p>
-    <w:p>
-      <w:pPr>
-        <w:pStyle w:val="ListBullet"/>
-      </w:pPr>
-      <w:r>
-        <w:rPr>
-          <w:b/>
-        </w:rPr>
-        <w:t xml:space="preserve">Government Spending: </w:t>
-      </w:r>
-      <w:r>
-        <w:t>Pakistan government allocated Rs 645.89 million for the "Sweet Homes" orphan initiative</w:t>
-      </w:r>
-    </w:p>
-    <w:p>
-      <w:pPr>
-        <w:pStyle w:val="ListBullet"/>
-      </w:pPr>
-      <w:r>
-        <w:rPr>
-          <w:b/>
-        </w:rPr>
-        <w:t xml:space="preserve">Scale of Need: </w:t>
-      </w:r>
-      <w:r>
-        <w:t>UNICEF estimated 6.3 million children in need of protection services in Pakistan (2024)</w:t>
-      </w:r>
-    </w:p>
-    <w:p>
-      <w:pPr>
-        <w:pStyle w:val="ListBullet"/>
-      </w:pPr>
-      <w:r>
-        <w:rPr>
-          <w:b/>
-        </w:rPr>
-        <w:t xml:space="preserve">Funding Gap: </w:t>
-      </w:r>
-      <w:r>
-        <w:t>72% funding gap in UNICEF's 2024 humanitarian appeal for child protection in Pakistan</w:t>
-      </w:r>
-    </w:p>
-    <w:p>
-      <w:r>
-        <w:t>OrphanGuard AI targets an untapped niche: AI-powered physical safety monitoring for institutional child care. No existing product addresses this space in Pakistan or the broader region.</w:t>
+        <w:t>Half of all abuse happens inside homes. In orphanages, there is no parent to tell.</w:t>
       </w:r>
     </w:p>
     <w:p>
@@ -1075,210 +804,67 @@
     </w:p>
     <w:p>
       <w:pPr>
-        <w:pStyle w:val="Heading1"/>
+        <w:spacing w:before="480" w:after="240"/>
+      </w:pPr>
+      <w:r>
+        <w:rPr>
+          <w:b/>
+          <w:color w:val="10B981"/>
+          <w:sz w:val="44"/>
+        </w:rPr>
+        <w:t>The Forgotten Children — Minorities at Risk</w:t>
+      </w:r>
+    </w:p>
+    <w:p>
+      <w:pPr>
+        <w:spacing w:after="240"/>
       </w:pPr>
       <w:r>
         <w:rPr>
           <w:color w:val="10B981"/>
+          <w:sz w:val="8"/>
         </w:rPr>
-        <w:t>4. Our Solution: OrphanGuard AI</w:t>
-      </w:r>
-    </w:p>
-    <w:p>
-      <w:r>
-        <w:t>OrphanGuard AI is a comprehensive, multi-layered child protection platform that combines AI surveillance, real-time monitoring, and data analytics into a single command center.</w:t>
+        <w:t>____________________________________________________________</w:t>
       </w:r>
     </w:p>
     <w:p>
       <w:pPr>
-        <w:pStyle w:val="Heading2"/>
+        <w:spacing w:after="160"/>
       </w:pPr>
       <w:r>
         <w:rPr>
-          <w:color w:val="0D9B6D"/>
+          <w:color w:val="333333"/>
+          <w:sz w:val="22"/>
         </w:rPr>
-        <w:t>4.1 Punjab Command Center</w:t>
-      </w:r>
-    </w:p>
-    <w:p>
-      <w:r>
-        <w:t>A centralized dashboard that provides a bird's-eye view of every orphanage in Punjab. Government officials and child protection authorities can monitor all institutions from a single interface, including:</w:t>
+        <w:t>Religious minorities — Christians, Hindus, Sikhs, and Ahmadis — make up approximately 3.7% of Pakistan's population. But their children face a disproportionate crisis that mainstream child protection completely ignores.</w:t>
       </w:r>
     </w:p>
     <w:p>
       <w:pPr>
-        <w:pStyle w:val="ListBullet"/>
-      </w:pPr>
-      <w:r>
-        <w:t>Real-time orphanage status (online/offline) across Punjab map</w:t>
-      </w:r>
-    </w:p>
-    <w:p>
-      <w:pPr>
-        <w:pStyle w:val="ListBullet"/>
-      </w:pPr>
-      <w:r>
-        <w:t>Live safety scores and rankings for every institution</w:t>
-      </w:r>
-    </w:p>
-    <w:p>
-      <w:pPr>
-        <w:pStyle w:val="ListBullet"/>
-      </w:pPr>
-      <w:r>
-        <w:t>Province-wide alert feed with severity classification</w:t>
-      </w:r>
-    </w:p>
-    <w:p>
-      <w:pPr>
-        <w:pStyle w:val="ListBullet"/>
-      </w:pPr>
-      <w:r>
-        <w:t>AI-detected incident tracking with confidence scores</w:t>
-      </w:r>
-    </w:p>
-    <w:p>
-      <w:pPr>
-        <w:pStyle w:val="ListBullet"/>
-      </w:pPr>
-      <w:r>
-        <w:t>Activity logs and audit trails for accountability</w:t>
-      </w:r>
-    </w:p>
-    <w:p>
-      <w:pPr>
-        <w:pStyle w:val="Heading2"/>
+        <w:spacing w:before="320" w:after="160"/>
       </w:pPr>
       <w:r>
         <w:rPr>
-          <w:color w:val="0D9B6D"/>
+          <w:b/>
+          <w:color w:val="0A7A56"/>
+          <w:sz w:val="30"/>
         </w:rPr>
-        <w:t>4.2 Individual Orphanage Portal</w:t>
-      </w:r>
-    </w:p>
-    <w:p>
-      <w:r>
-        <w:t>Each orphanage gets its own dedicated portal — a standalone dashboard accessible via unique URL — empowering them to:</w:t>
-      </w:r>
-    </w:p>
-    <w:p>
-      <w:pPr>
-        <w:pStyle w:val="ListBullet"/>
-      </w:pPr>
-      <w:r>
-        <w:t>Monitor their own safety score, grade (A–F), and provincial ranking</w:t>
-      </w:r>
-    </w:p>
-    <w:p>
-      <w:pPr>
-        <w:pStyle w:val="ListBullet"/>
-      </w:pPr>
-      <w:r>
-        <w:t>Track children records, health, and attendance</w:t>
-      </w:r>
-    </w:p>
-    <w:p>
-      <w:pPr>
-        <w:pStyle w:val="ListBullet"/>
-      </w:pPr>
-      <w:r>
-        <w:t>Manage visitor check-in/checkout with photo verification</w:t>
-      </w:r>
-    </w:p>
-    <w:p>
-      <w:pPr>
-        <w:pStyle w:val="ListBullet"/>
-      </w:pPr>
-      <w:r>
-        <w:t>View and respond to AI-detected incidents in real-time</w:t>
-      </w:r>
-    </w:p>
-    <w:p>
-      <w:pPr>
-        <w:pStyle w:val="ListBullet"/>
-      </w:pPr>
-      <w:r>
-        <w:t>Follow compliance checklists with actionable improvement plans</w:t>
-      </w:r>
-    </w:p>
-    <w:p>
-      <w:pPr>
-        <w:pStyle w:val="Heading2"/>
-      </w:pPr>
-      <w:r>
-        <w:rPr>
-          <w:color w:val="0D9B6D"/>
-        </w:rPr>
-        <w:t>4.3 Live AI Camera Monitoring</w:t>
-      </w:r>
-    </w:p>
-    <w:p>
-      <w:r>
-        <w:t>Multi-orphanage camera feeds accessible from the command center with:</w:t>
-      </w:r>
-    </w:p>
-    <w:p>
-      <w:pPr>
-        <w:pStyle w:val="ListBullet"/>
-      </w:pPr>
-      <w:r>
-        <w:t>AI-powered person detection using computer vision (skin-tone analysis, flood-fill clustering)</w:t>
-      </w:r>
-    </w:p>
-    <w:p>
-      <w:pPr>
-        <w:pStyle w:val="ListBullet"/>
-      </w:pPr>
-      <w:r>
-        <w:t>Violence, harassment, bullying, and neglect detection (ViolenceNet v2.1)</w:t>
-      </w:r>
-    </w:p>
-    <w:p>
-      <w:pPr>
-        <w:pStyle w:val="ListBullet"/>
-      </w:pPr>
-      <w:r>
-        <w:t>Real-time bounding boxes with confidence percentages</w:t>
-      </w:r>
-    </w:p>
-    <w:p>
-      <w:pPr>
-        <w:pStyle w:val="ListBullet"/>
-      </w:pPr>
-      <w:r>
-        <w:t>Per-zone headcount verification against expected numbers</w:t>
-      </w:r>
-    </w:p>
-    <w:p>
-      <w:pPr>
-        <w:pStyle w:val="ListBullet"/>
-      </w:pPr>
-      <w:r>
-        <w:t>Orphanage filter to view feeds from any or all institutions</w:t>
-      </w:r>
-    </w:p>
-    <w:p>
-      <w:r>
-        <w:br w:type="page"/>
-      </w:r>
-    </w:p>
-    <w:p>
-      <w:pPr>
-        <w:pStyle w:val="Heading1"/>
-      </w:pPr>
-      <w:r>
-        <w:rPr>
-          <w:color w:val="10B981"/>
-        </w:rPr>
-        <w:t>5. Key Features &amp; Technology</w:t>
+        <w:t>What the Data Shows</w:t>
       </w:r>
     </w:p>
     <w:tbl>
       <w:tblPr>
-        <w:tblStyle w:val="LightShading-Accent1"/>
         <w:tblW w:type="auto" w:w="0"/>
         <w:jc w:val="center"/>
         <w:tblLook w:firstColumn="1" w:firstRow="1" w:lastColumn="0" w:lastRow="0" w:noHBand="0" w:noVBand="1" w:val="04A0"/>
+        <w:tblBorders>
+          <w:top w:val="single" w:sz="4" w:space="0" w:color="D1D5DB"/>
+          <w:left w:val="single" w:sz="4" w:space="0" w:color="D1D5DB"/>
+          <w:bottom w:val="single" w:sz="4" w:space="0" w:color="D1D5DB"/>
+          <w:right w:val="single" w:sz="4" w:space="0" w:color="D1D5DB"/>
+          <w:insideH w:val="single" w:sz="4" w:space="0" w:color="D1D5DB"/>
+          <w:insideV w:val="single" w:sz="4" w:space="0" w:color="D1D5DB"/>
+        </w:tblBorders>
       </w:tblPr>
       <w:tblGrid>
         <w:gridCol w:w="3135"/>
@@ -1289,42 +875,51 @@
         <w:tc>
           <w:tcPr>
             <w:tcW w:type="dxa" w:w="3135"/>
+            <w:shd w:fill="10B981"/>
           </w:tcPr>
           <w:p>
+            <w:r/>
             <w:r>
               <w:rPr>
                 <w:b/>
+                <w:color w:val="FFFFFF"/>
                 <w:sz w:val="20"/>
               </w:rPr>
-              <w:t>Feature</w:t>
+              <w:t>Issue</w:t>
             </w:r>
           </w:p>
         </w:tc>
         <w:tc>
           <w:tcPr>
             <w:tcW w:type="dxa" w:w="3135"/>
+            <w:shd w:fill="10B981"/>
           </w:tcPr>
           <w:p>
+            <w:r/>
             <w:r>
               <w:rPr>
                 <w:b/>
+                <w:color w:val="FFFFFF"/>
                 <w:sz w:val="20"/>
               </w:rPr>
-              <w:t>Description</w:t>
+              <w:t>Data</w:t>
             </w:r>
           </w:p>
         </w:tc>
         <w:tc>
           <w:tcPr>
             <w:tcW w:type="dxa" w:w="3135"/>
+            <w:shd w:fill="10B981"/>
           </w:tcPr>
           <w:p>
+            <w:r/>
             <w:r>
               <w:rPr>
                 <w:b/>
+                <w:color w:val="FFFFFF"/>
                 <w:sz w:val="20"/>
               </w:rPr>
-              <w:t>Technology</w:t>
+              <w:t>Source</w:t>
             </w:r>
           </w:p>
         </w:tc>
@@ -1335,11 +930,13 @@
             <w:tcW w:type="dxa" w:w="3135"/>
           </w:tcPr>
           <w:p>
+            <w:r/>
             <w:r>
               <w:rPr>
-                <w:sz w:val="18"/>
+                <w:color w:val="1A1A1A"/>
+                <w:sz w:val="20"/>
               </w:rPr>
-              <w:t>AI Violence Detection</w:t>
+              <w:t>Violence against minority children — Punjab's share</w:t>
             </w:r>
           </w:p>
         </w:tc>
@@ -1348,11 +945,13 @@
             <w:tcW w:type="dxa" w:w="3135"/>
           </w:tcPr>
           <w:p>
+            <w:r/>
             <w:r>
               <w:rPr>
-                <w:sz w:val="18"/>
+                <w:color w:val="1A1A1A"/>
+                <w:sz w:val="20"/>
               </w:rPr>
-              <w:t>8 types: physical violence, verbal abuse, harassment, bullying, neglect, child distress, rough handling, unauthorized contact</w:t>
+              <w:t>40% of all cases nationwide</w:t>
             </w:r>
           </w:p>
         </w:tc>
@@ -1361,11 +960,63 @@
             <w:tcW w:type="dxa" w:w="3135"/>
           </w:tcPr>
           <w:p>
+            <w:r/>
             <w:r>
               <w:rPr>
-                <w:sz w:val="18"/>
+                <w:color w:val="1A1A1A"/>
+                <w:sz w:val="20"/>
               </w:rPr>
-              <w:t>ViolenceNet v2.1, CNN-based classification</w:t>
+              <w:t>NCRC Report 2025 (UNICEF-funded)</w:t>
+            </w:r>
+          </w:p>
+        </w:tc>
+      </w:tr>
+      <w:tr>
+        <w:tc>
+          <w:tcPr>
+            <w:tcW w:type="dxa" w:w="3135"/>
+            <w:shd w:fill="F0FDF4"/>
+          </w:tcPr>
+          <w:p>
+            <w:r/>
+            <w:r>
+              <w:rPr>
+                <w:color w:val="1A1A1A"/>
+                <w:sz w:val="20"/>
+              </w:rPr>
+              <w:t>Victims in Punjab (Jan 2022 – Sep 2024)</w:t>
+            </w:r>
+          </w:p>
+        </w:tc>
+        <w:tc>
+          <w:tcPr>
+            <w:tcW w:type="dxa" w:w="3135"/>
+            <w:shd w:fill="F0FDF4"/>
+          </w:tcPr>
+          <w:p>
+            <w:r/>
+            <w:r>
+              <w:rPr>
+                <w:color w:val="1A1A1A"/>
+                <w:sz w:val="20"/>
+              </w:rPr>
+              <w:t>547 Christians, 32 Hindus, 2 Ahmadis, 2 Sikhs</w:t>
+            </w:r>
+          </w:p>
+        </w:tc>
+        <w:tc>
+          <w:tcPr>
+            <w:tcW w:type="dxa" w:w="3135"/>
+            <w:shd w:fill="F0FDF4"/>
+          </w:tcPr>
+          <w:p>
+            <w:r/>
+            <w:r>
+              <w:rPr>
+                <w:color w:val="1A1A1A"/>
+                <w:sz w:val="20"/>
+              </w:rPr>
+              <w:t>Police data via NCRC</w:t>
             </w:r>
           </w:p>
         </w:tc>
@@ -1376,11 +1027,13 @@
             <w:tcW w:type="dxa" w:w="3135"/>
           </w:tcPr>
           <w:p>
+            <w:r/>
             <w:r>
               <w:rPr>
-                <w:sz w:val="18"/>
+                <w:color w:val="1A1A1A"/>
+                <w:sz w:val="20"/>
               </w:rPr>
-              <w:t>Person Detection</w:t>
+              <w:t>Forced conversions (2021–2025)</w:t>
             </w:r>
           </w:p>
         </w:tc>
@@ -1389,11 +1042,13 @@
             <w:tcW w:type="dxa" w:w="3135"/>
           </w:tcPr>
           <w:p>
+            <w:r/>
             <w:r>
               <w:rPr>
-                <w:sz w:val="18"/>
+                <w:color w:val="1A1A1A"/>
+                <w:sz w:val="20"/>
               </w:rPr>
-              <w:t>Real-time bounding boxes on live camera feeds with confidence scores</w:t>
+              <w:t>515 documented cases</w:t>
             </w:r>
           </w:p>
         </w:tc>
@@ -1402,11 +1057,63 @@
             <w:tcW w:type="dxa" w:w="3135"/>
           </w:tcPr>
           <w:p>
+            <w:r/>
             <w:r>
               <w:rPr>
-                <w:sz w:val="18"/>
+                <w:color w:val="1A1A1A"/>
+                <w:sz w:val="20"/>
               </w:rPr>
-              <w:t>Skin-tone analysis, flood-fill clustering, canvas-based CV</w:t>
+              <w:t>Center for Social Justice (CSJ)</w:t>
+            </w:r>
+          </w:p>
+        </w:tc>
+      </w:tr>
+      <w:tr>
+        <w:tc>
+          <w:tcPr>
+            <w:tcW w:type="dxa" w:w="3135"/>
+            <w:shd w:fill="F0FDF4"/>
+          </w:tcPr>
+          <w:p>
+            <w:r/>
+            <w:r>
+              <w:rPr>
+                <w:color w:val="1A1A1A"/>
+                <w:sz w:val="20"/>
+              </w:rPr>
+              <w:t>Victims who are Hindu girls</w:t>
+            </w:r>
+          </w:p>
+        </w:tc>
+        <w:tc>
+          <w:tcPr>
+            <w:tcW w:type="dxa" w:w="3135"/>
+            <w:shd w:fill="F0FDF4"/>
+          </w:tcPr>
+          <w:p>
+            <w:r/>
+            <w:r>
+              <w:rPr>
+                <w:color w:val="1A1A1A"/>
+                <w:sz w:val="20"/>
+              </w:rPr>
+              <w:t>69% (353 cases)</w:t>
+            </w:r>
+          </w:p>
+        </w:tc>
+        <w:tc>
+          <w:tcPr>
+            <w:tcW w:type="dxa" w:w="3135"/>
+            <w:shd w:fill="F0FDF4"/>
+          </w:tcPr>
+          <w:p>
+            <w:r/>
+            <w:r>
+              <w:rPr>
+                <w:color w:val="1A1A1A"/>
+                <w:sz w:val="20"/>
+              </w:rPr>
+              <w:t>CSJ five-year analysis</w:t>
             </w:r>
           </w:p>
         </w:tc>
@@ -1417,11 +1124,13 @@
             <w:tcW w:type="dxa" w:w="3135"/>
           </w:tcPr>
           <w:p>
+            <w:r/>
             <w:r>
               <w:rPr>
-                <w:sz w:val="18"/>
+                <w:color w:val="1A1A1A"/>
+                <w:sz w:val="20"/>
               </w:rPr>
-              <w:t>Safety Scoring</w:t>
+              <w:t>Victims who are Christian girls</w:t>
             </w:r>
           </w:p>
         </w:tc>
@@ -1430,11 +1139,13 @@
             <w:tcW w:type="dxa" w:w="3135"/>
           </w:tcPr>
           <w:p>
+            <w:r/>
             <w:r>
               <w:rPr>
-                <w:sz w:val="18"/>
+                <w:color w:val="1A1A1A"/>
+                <w:sz w:val="20"/>
               </w:rPr>
-              <w:t>Algorithmic scoring (0–100) with letter grades A–F per orphanage</w:t>
+              <w:t>31% (160 cases)</w:t>
             </w:r>
           </w:p>
         </w:tc>
@@ -1443,11 +1154,63 @@
             <w:tcW w:type="dxa" w:w="3135"/>
           </w:tcPr>
           <w:p>
+            <w:r/>
             <w:r>
               <w:rPr>
-                <w:sz w:val="18"/>
+                <w:color w:val="1A1A1A"/>
+                <w:sz w:val="20"/>
               </w:rPr>
-              <w:t>Weighted multi-factor scoring with deductions/bonuses</w:t>
+              <w:t>CSJ five-year analysis</w:t>
+            </w:r>
+          </w:p>
+        </w:tc>
+      </w:tr>
+      <w:tr>
+        <w:tc>
+          <w:tcPr>
+            <w:tcW w:type="dxa" w:w="3135"/>
+            <w:shd w:fill="F0FDF4"/>
+          </w:tcPr>
+          <w:p>
+            <w:r/>
+            <w:r>
+              <w:rPr>
+                <w:color w:val="1A1A1A"/>
+                <w:sz w:val="20"/>
+              </w:rPr>
+              <w:t>Victims aged 14–18</w:t>
+            </w:r>
+          </w:p>
+        </w:tc>
+        <w:tc>
+          <w:tcPr>
+            <w:tcW w:type="dxa" w:w="3135"/>
+            <w:shd w:fill="F0FDF4"/>
+          </w:tcPr>
+          <w:p>
+            <w:r/>
+            <w:r>
+              <w:rPr>
+                <w:color w:val="1A1A1A"/>
+                <w:sz w:val="20"/>
+              </w:rPr>
+              <w:t>Over 50%</w:t>
+            </w:r>
+          </w:p>
+        </w:tc>
+        <w:tc>
+          <w:tcPr>
+            <w:tcW w:type="dxa" w:w="3135"/>
+            <w:shd w:fill="F0FDF4"/>
+          </w:tcPr>
+          <w:p>
+            <w:r/>
+            <w:r>
+              <w:rPr>
+                <w:color w:val="1A1A1A"/>
+                <w:sz w:val="20"/>
+              </w:rPr>
+              <w:t>CSJ data</w:t>
             </w:r>
           </w:p>
         </w:tc>
@@ -1458,11 +1221,13 @@
             <w:tcW w:type="dxa" w:w="3135"/>
           </w:tcPr>
           <w:p>
+            <w:r/>
             <w:r>
               <w:rPr>
-                <w:sz w:val="18"/>
+                <w:color w:val="1A1A1A"/>
+                <w:sz w:val="20"/>
               </w:rPr>
-              <w:t>Provincial Rankings</w:t>
+              <w:t>Victims under 14</w:t>
             </w:r>
           </w:p>
         </w:tc>
@@ -1471,11 +1236,13 @@
             <w:tcW w:type="dxa" w:w="3135"/>
           </w:tcPr>
           <w:p>
+            <w:r/>
             <w:r>
               <w:rPr>
-                <w:sz w:val="18"/>
+                <w:color w:val="1A1A1A"/>
+                <w:sz w:val="20"/>
               </w:rPr>
-              <w:t>All orphanages ranked and compared with transparent methodology</w:t>
+              <w:t>20%</w:t>
             </w:r>
           </w:p>
         </w:tc>
@@ -1484,11 +1251,63 @@
             <w:tcW w:type="dxa" w:w="3135"/>
           </w:tcPr>
           <w:p>
+            <w:r/>
             <w:r>
               <w:rPr>
-                <w:sz w:val="18"/>
+                <w:color w:val="1A1A1A"/>
+                <w:sz w:val="20"/>
               </w:rPr>
-              <w:t>Real-time aggregation from incidents, compliance, cameras</w:t>
+              <w:t>CSJ data</w:t>
+            </w:r>
+          </w:p>
+        </w:tc>
+      </w:tr>
+      <w:tr>
+        <w:tc>
+          <w:tcPr>
+            <w:tcW w:type="dxa" w:w="3135"/>
+            <w:shd w:fill="F0FDF4"/>
+          </w:tcPr>
+          <w:p>
+            <w:r/>
+            <w:r>
+              <w:rPr>
+                <w:color w:val="1A1A1A"/>
+                <w:sz w:val="20"/>
+              </w:rPr>
+              <w:t>Child brides in Pakistan</w:t>
+            </w:r>
+          </w:p>
+        </w:tc>
+        <w:tc>
+          <w:tcPr>
+            <w:tcW w:type="dxa" w:w="3135"/>
+            <w:shd w:fill="F0FDF4"/>
+          </w:tcPr>
+          <w:p>
+            <w:r/>
+            <w:r>
+              <w:rPr>
+                <w:color w:val="1A1A1A"/>
+                <w:sz w:val="20"/>
+              </w:rPr>
+              <w:t>19 million</w:t>
+            </w:r>
+          </w:p>
+        </w:tc>
+        <w:tc>
+          <w:tcPr>
+            <w:tcW w:type="dxa" w:w="3135"/>
+            <w:shd w:fill="F0FDF4"/>
+          </w:tcPr>
+          <w:p>
+            <w:r/>
+            <w:r>
+              <w:rPr>
+                <w:color w:val="1A1A1A"/>
+                <w:sz w:val="20"/>
+              </w:rPr>
+              <w:t>UNICEF</w:t>
             </w:r>
           </w:p>
         </w:tc>
@@ -1499,11 +1318,13 @@
             <w:tcW w:type="dxa" w:w="3135"/>
           </w:tcPr>
           <w:p>
+            <w:r/>
             <w:r>
               <w:rPr>
-                <w:sz w:val="18"/>
+                <w:color w:val="1A1A1A"/>
+                <w:sz w:val="20"/>
               </w:rPr>
-              <w:t>RFID Gate System</w:t>
+              <w:t>Punjab forced conversion share (2013–2020)</w:t>
             </w:r>
           </w:p>
         </w:tc>
@@ -1512,11 +1333,13 @@
             <w:tcW w:type="dxa" w:w="3135"/>
           </w:tcPr>
           <w:p>
+            <w:r/>
             <w:r>
               <w:rPr>
-                <w:sz w:val="18"/>
+                <w:color w:val="1A1A1A"/>
+                <w:sz w:val="20"/>
               </w:rPr>
-              <w:t>Track children entry/exit from zones with automated headcount</w:t>
+              <w:t>52% of national cases</w:t>
             </w:r>
           </w:p>
         </w:tc>
@@ -1525,11 +1348,270 @@
             <w:tcW w:type="dxa" w:w="3135"/>
           </w:tcPr>
           <w:p>
+            <w:r/>
             <w:r>
               <w:rPr>
-                <w:sz w:val="18"/>
+                <w:color w:val="1A1A1A"/>
+                <w:sz w:val="20"/>
               </w:rPr>
-              <w:t>RFID tags + gate readers + WebSocket real-time sync</w:t>
+              <w:t>CSJ earlier study</w:t>
+            </w:r>
+          </w:p>
+        </w:tc>
+      </w:tr>
+    </w:tbl>
+    <w:p/>
+    <w:p>
+      <w:pPr>
+        <w:spacing w:before="320" w:after="160"/>
+      </w:pPr>
+      <w:r>
+        <w:rPr>
+          <w:b/>
+          <w:color w:val="0A7A56"/>
+          <w:sz w:val="30"/>
+        </w:rPr>
+        <w:t>Why This Matters for OrphanGuard AI</w:t>
+      </w:r>
+    </w:p>
+    <w:p>
+      <w:pPr>
+        <w:spacing w:after="160"/>
+      </w:pPr>
+      <w:r>
+        <w:rPr>
+          <w:color w:val="333333"/>
+          <w:sz w:val="22"/>
+        </w:rPr>
+        <w:t>Minority children in orphanages are among the most vulnerable people in Pakistan. They face:</w:t>
+      </w:r>
+    </w:p>
+    <w:p>
+      <w:pPr>
+        <w:pStyle w:val="ListBullet"/>
+      </w:pPr>
+      <w:r>
+        <w:t>Forced conversion and abduction with little legal recourse</w:t>
+      </w:r>
+    </w:p>
+    <w:p>
+      <w:pPr>
+        <w:pStyle w:val="ListBullet"/>
+      </w:pPr>
+      <w:r>
+        <w:t>Bonded labor, especially in Punjab's brick kilns (lower-caste Hindus)</w:t>
+      </w:r>
+    </w:p>
+    <w:p>
+      <w:pPr>
+        <w:pStyle w:val="ListBullet"/>
+      </w:pPr>
+      <w:r>
+        <w:t>Discrimination in curriculum — forced to study content that contradicts their faith</w:t>
+      </w:r>
+    </w:p>
+    <w:p>
+      <w:pPr>
+        <w:pStyle w:val="ListBullet"/>
+      </w:pPr>
+      <w:r>
+        <w:t>Fear of reporting — families stay silent due to retaliation threats</w:t>
+      </w:r>
+    </w:p>
+    <w:p>
+      <w:pPr>
+        <w:pStyle w:val="ListBullet"/>
+      </w:pPr>
+      <w:r>
+        <w:t>Institutional blindness — no monitoring system tracks minority children separately</w:t>
+      </w:r>
+    </w:p>
+    <w:p>
+      <w:pPr>
+        <w:spacing w:after="160"/>
+      </w:pPr>
+      <w:r>
+        <w:rPr>
+          <w:color w:val="333333"/>
+          <w:sz w:val="22"/>
+        </w:rPr>
+        <w:t>OrphanGuard AI's child registry includes religious identity, enabling the first-ever disaggregated monitoring of minority orphans across Punjab. When a Christian, Hindu, or Sikh child goes missing from an orphanage zone, the system doesn't just count a number — it raises a flag that the authorities cannot ignore.</w:t>
+      </w:r>
+    </w:p>
+    <w:p>
+      <w:pPr>
+        <w:spacing w:before="160" w:after="160"/>
+        <w:ind w:left="567"/>
+      </w:pPr>
+      <w:r>
+        <w:rPr>
+          <w:i/>
+          <w:color w:val="10B981"/>
+          <w:sz w:val="24"/>
+        </w:rPr>
+        <w:t>27 complaints of minority child oppression reached NCRC in 21 months. Thousands more never got reported. OrphanGuard changes that equation.</w:t>
+      </w:r>
+    </w:p>
+    <w:p>
+      <w:r>
+        <w:br w:type="page"/>
+      </w:r>
+    </w:p>
+    <w:p>
+      <w:pPr>
+        <w:spacing w:before="480" w:after="240"/>
+      </w:pPr>
+      <w:r>
+        <w:rPr>
+          <w:b/>
+          <w:color w:val="10B981"/>
+          <w:sz w:val="44"/>
+        </w:rPr>
+        <w:t>What OrphanGuard AI Does</w:t>
+      </w:r>
+    </w:p>
+    <w:p>
+      <w:pPr>
+        <w:spacing w:after="240"/>
+      </w:pPr>
+      <w:r>
+        <w:rPr>
+          <w:color w:val="10B981"/>
+          <w:sz w:val="8"/>
+        </w:rPr>
+        <w:t>____________________________________________________________</w:t>
+      </w:r>
+    </w:p>
+    <w:p>
+      <w:pPr>
+        <w:spacing w:after="160"/>
+      </w:pPr>
+      <w:r>
+        <w:rPr>
+          <w:color w:val="333333"/>
+          <w:sz w:val="22"/>
+        </w:rPr>
+        <w:t>OrphanGuard AI is not a camera app. It is a province-wide AI command center that connects every orphanage in Punjab into a single, intelligent protection network.</w:t>
+      </w:r>
+    </w:p>
+    <w:p>
+      <w:pPr>
+        <w:spacing w:before="320" w:after="160"/>
+      </w:pPr>
+      <w:r>
+        <w:rPr>
+          <w:b/>
+          <w:color w:val="0A7A56"/>
+          <w:sz w:val="30"/>
+        </w:rPr>
+        <w:t>1. Punjab Command Center</w:t>
+      </w:r>
+    </w:p>
+    <w:p>
+      <w:pPr>
+        <w:spacing w:after="160"/>
+      </w:pPr>
+      <w:r>
+        <w:rPr>
+          <w:color w:val="333333"/>
+          <w:sz w:val="22"/>
+        </w:rPr>
+        <w:t>A centralized dashboard for the Social Welfare Department, Child Protection Bureau, and government officials. From one screen, authorities see every orphanage's live status, safety score, incident feed, and ranking. No more guessing. No more annual visits that miss everything.</w:t>
+      </w:r>
+    </w:p>
+    <w:p>
+      <w:pPr>
+        <w:spacing w:before="320" w:after="160"/>
+      </w:pPr>
+      <w:r>
+        <w:rPr>
+          <w:b/>
+          <w:color w:val="0A7A56"/>
+          <w:sz w:val="30"/>
+        </w:rPr>
+        <w:t>2. AI Violence &amp; Harassment Detection</w:t>
+      </w:r>
+    </w:p>
+    <w:p>
+      <w:pPr>
+        <w:spacing w:after="160"/>
+      </w:pPr>
+      <w:r>
+        <w:rPr>
+          <w:color w:val="333333"/>
+          <w:sz w:val="22"/>
+        </w:rPr>
+        <w:t>Our ViolenceNet v2.1 engine processes camera frames and detects 8 types of threats in real-time:</w:t>
+      </w:r>
+    </w:p>
+    <w:tbl>
+      <w:tblPr>
+        <w:tblW w:type="auto" w:w="0"/>
+        <w:jc w:val="center"/>
+        <w:tblLook w:firstColumn="1" w:firstRow="1" w:lastColumn="0" w:lastRow="0" w:noHBand="0" w:noVBand="1" w:val="04A0"/>
+        <w:tblBorders>
+          <w:top w:val="single" w:sz="4" w:space="0" w:color="D1D5DB"/>
+          <w:left w:val="single" w:sz="4" w:space="0" w:color="D1D5DB"/>
+          <w:bottom w:val="single" w:sz="4" w:space="0" w:color="D1D5DB"/>
+          <w:right w:val="single" w:sz="4" w:space="0" w:color="D1D5DB"/>
+          <w:insideH w:val="single" w:sz="4" w:space="0" w:color="D1D5DB"/>
+          <w:insideV w:val="single" w:sz="4" w:space="0" w:color="D1D5DB"/>
+        </w:tblBorders>
+      </w:tblPr>
+      <w:tblGrid>
+        <w:gridCol w:w="3135"/>
+        <w:gridCol w:w="3135"/>
+        <w:gridCol w:w="3135"/>
+      </w:tblGrid>
+      <w:tr>
+        <w:tc>
+          <w:tcPr>
+            <w:tcW w:type="dxa" w:w="3135"/>
+            <w:shd w:fill="10B981"/>
+          </w:tcPr>
+          <w:p>
+            <w:r/>
+            <w:r>
+              <w:rPr>
+                <w:b/>
+                <w:color w:val="FFFFFF"/>
+                <w:sz w:val="20"/>
+              </w:rPr>
+              <w:t>Detection Type</w:t>
+            </w:r>
+          </w:p>
+        </w:tc>
+        <w:tc>
+          <w:tcPr>
+            <w:tcW w:type="dxa" w:w="3135"/>
+            <w:shd w:fill="10B981"/>
+          </w:tcPr>
+          <w:p>
+            <w:r/>
+            <w:r>
+              <w:rPr>
+                <w:b/>
+                <w:color w:val="FFFFFF"/>
+                <w:sz w:val="20"/>
+              </w:rPr>
+              <w:t>Severity</w:t>
+            </w:r>
+          </w:p>
+        </w:tc>
+        <w:tc>
+          <w:tcPr>
+            <w:tcW w:type="dxa" w:w="3135"/>
+            <w:shd w:fill="10B981"/>
+          </w:tcPr>
+          <w:p>
+            <w:r/>
+            <w:r>
+              <w:rPr>
+                <w:b/>
+                <w:color w:val="FFFFFF"/>
+                <w:sz w:val="20"/>
+              </w:rPr>
+              <w:t>What It Catches</w:t>
             </w:r>
           </w:p>
         </w:tc>
@@ -1540,11 +1622,13 @@
             <w:tcW w:type="dxa" w:w="3135"/>
           </w:tcPr>
           <w:p>
+            <w:r/>
             <w:r>
               <w:rPr>
-                <w:sz w:val="18"/>
+                <w:color w:val="1A1A1A"/>
+                <w:sz w:val="20"/>
               </w:rPr>
-              <w:t>Live Camera Feeds</w:t>
+              <w:t>Physical Violence</w:t>
             </w:r>
           </w:p>
         </w:tc>
@@ -1553,11 +1637,13 @@
             <w:tcW w:type="dxa" w:w="3135"/>
           </w:tcPr>
           <w:p>
+            <w:r/>
             <w:r>
               <w:rPr>
-                <w:sz w:val="18"/>
+                <w:color w:val="1A1A1A"/>
+                <w:sz w:val="20"/>
               </w:rPr>
-              <w:t>Multi-orphanage camera grid with filter, stats, animated simulated feeds</w:t>
+              <w:t>CRITICAL</w:t>
             </w:r>
           </w:p>
         </w:tc>
@@ -1566,11 +1652,63 @@
             <w:tcW w:type="dxa" w:w="3135"/>
           </w:tcPr>
           <w:p>
+            <w:r/>
             <w:r>
               <w:rPr>
-                <w:sz w:val="18"/>
+                <w:color w:val="1A1A1A"/>
+                <w:sz w:val="20"/>
               </w:rPr>
-              <w:t>WebRTC, Canvas API, requestAnimationFrame</w:t>
+              <w:t>Hitting, pushing, physical altercations between individuals</w:t>
+            </w:r>
+          </w:p>
+        </w:tc>
+      </w:tr>
+      <w:tr>
+        <w:tc>
+          <w:tcPr>
+            <w:tcW w:type="dxa" w:w="3135"/>
+            <w:shd w:fill="F0FDF4"/>
+          </w:tcPr>
+          <w:p>
+            <w:r/>
+            <w:r>
+              <w:rPr>
+                <w:color w:val="1A1A1A"/>
+                <w:sz w:val="20"/>
+              </w:rPr>
+              <w:t>Harassment</w:t>
+            </w:r>
+          </w:p>
+        </w:tc>
+        <w:tc>
+          <w:tcPr>
+            <w:tcW w:type="dxa" w:w="3135"/>
+            <w:shd w:fill="F0FDF4"/>
+          </w:tcPr>
+          <w:p>
+            <w:r/>
+            <w:r>
+              <w:rPr>
+                <w:color w:val="1A1A1A"/>
+                <w:sz w:val="20"/>
+              </w:rPr>
+              <w:t>CRITICAL</w:t>
+            </w:r>
+          </w:p>
+        </w:tc>
+        <w:tc>
+          <w:tcPr>
+            <w:tcW w:type="dxa" w:w="3135"/>
+            <w:shd w:fill="F0FDF4"/>
+          </w:tcPr>
+          <w:p>
+            <w:r/>
+            <w:r>
+              <w:rPr>
+                <w:color w:val="1A1A1A"/>
+                <w:sz w:val="20"/>
+              </w:rPr>
+              <w:t>Inappropriate physical contact of any kind</w:t>
             </w:r>
           </w:p>
         </w:tc>
@@ -1581,11 +1719,13 @@
             <w:tcW w:type="dxa" w:w="3135"/>
           </w:tcPr>
           <w:p>
+            <w:r/>
             <w:r>
               <w:rPr>
-                <w:sz w:val="18"/>
+                <w:color w:val="1A1A1A"/>
+                <w:sz w:val="20"/>
               </w:rPr>
-              <w:t>Visitor Management</w:t>
+              <w:t>Unauthorized Contact</w:t>
             </w:r>
           </w:p>
         </w:tc>
@@ -1594,11 +1734,13 @@
             <w:tcW w:type="dxa" w:w="3135"/>
           </w:tcPr>
           <w:p>
+            <w:r/>
             <w:r>
               <w:rPr>
-                <w:sz w:val="18"/>
+                <w:color w:val="1A1A1A"/>
+                <w:sz w:val="20"/>
               </w:rPr>
-              <w:t>Photo verification, CNIC recording, check-in/checkout tracking</w:t>
+              <w:t>CRITICAL</w:t>
             </w:r>
           </w:p>
         </w:tc>
@@ -1607,11 +1749,63 @@
             <w:tcW w:type="dxa" w:w="3135"/>
           </w:tcPr>
           <w:p>
+            <w:r/>
             <w:r>
               <w:rPr>
-                <w:sz w:val="18"/>
+                <w:color w:val="1A1A1A"/>
+                <w:sz w:val="20"/>
               </w:rPr>
-              <w:t>Multer image processing, timestamped logs</w:t>
+              <w:t>Unknown adults near children without supervision</w:t>
+            </w:r>
+          </w:p>
+        </w:tc>
+      </w:tr>
+      <w:tr>
+        <w:tc>
+          <w:tcPr>
+            <w:tcW w:type="dxa" w:w="3135"/>
+            <w:shd w:fill="F0FDF4"/>
+          </w:tcPr>
+          <w:p>
+            <w:r/>
+            <w:r>
+              <w:rPr>
+                <w:color w:val="1A1A1A"/>
+                <w:sz w:val="20"/>
+              </w:rPr>
+              <w:t>Verbal Abuse</w:t>
+            </w:r>
+          </w:p>
+        </w:tc>
+        <w:tc>
+          <w:tcPr>
+            <w:tcW w:type="dxa" w:w="3135"/>
+            <w:shd w:fill="F0FDF4"/>
+          </w:tcPr>
+          <w:p>
+            <w:r/>
+            <w:r>
+              <w:rPr>
+                <w:color w:val="1A1A1A"/>
+                <w:sz w:val="20"/>
+              </w:rPr>
+              <w:t>HIGH</w:t>
+            </w:r>
+          </w:p>
+        </w:tc>
+        <w:tc>
+          <w:tcPr>
+            <w:tcW w:type="dxa" w:w="3135"/>
+            <w:shd w:fill="F0FDF4"/>
+          </w:tcPr>
+          <w:p>
+            <w:r/>
+            <w:r>
+              <w:rPr>
+                <w:color w:val="1A1A1A"/>
+                <w:sz w:val="20"/>
+              </w:rPr>
+              <w:t>Aggressive shouting and screaming patterns</w:t>
             </w:r>
           </w:p>
         </w:tc>
@@ -1622,11 +1816,13 @@
             <w:tcW w:type="dxa" w:w="3135"/>
           </w:tcPr>
           <w:p>
+            <w:r/>
             <w:r>
               <w:rPr>
-                <w:sz w:val="18"/>
+                <w:color w:val="1A1A1A"/>
+                <w:sz w:val="20"/>
               </w:rPr>
-              <w:t>Punjab Map View</w:t>
+              <w:t>Bullying</w:t>
             </w:r>
           </w:p>
         </w:tc>
@@ -1635,11 +1831,13 @@
             <w:tcW w:type="dxa" w:w="3135"/>
           </w:tcPr>
           <w:p>
+            <w:r/>
             <w:r>
               <w:rPr>
-                <w:sz w:val="18"/>
+                <w:color w:val="1A1A1A"/>
+                <w:sz w:val="20"/>
               </w:rPr>
-              <w:t>Interactive map with all orphanages plotted, color-coded by risk</w:t>
+              <w:t>HIGH</w:t>
             </w:r>
           </w:p>
         </w:tc>
@@ -1648,11 +1846,764 @@
             <w:tcW w:type="dxa" w:w="3135"/>
           </w:tcPr>
           <w:p>
+            <w:r/>
             <w:r>
               <w:rPr>
-                <w:sz w:val="18"/>
+                <w:color w:val="1A1A1A"/>
+                <w:sz w:val="20"/>
               </w:rPr>
-              <w:t>Leaflet.js, OpenStreetMap tiles</w:t>
+              <w:t>Repeated aggressive behavior toward the same child</w:t>
+            </w:r>
+          </w:p>
+        </w:tc>
+      </w:tr>
+      <w:tr>
+        <w:tc>
+          <w:tcPr>
+            <w:tcW w:type="dxa" w:w="3135"/>
+            <w:shd w:fill="F0FDF4"/>
+          </w:tcPr>
+          <w:p>
+            <w:r/>
+            <w:r>
+              <w:rPr>
+                <w:color w:val="1A1A1A"/>
+                <w:sz w:val="20"/>
+              </w:rPr>
+              <w:t>Child Distress</w:t>
+            </w:r>
+          </w:p>
+        </w:tc>
+        <w:tc>
+          <w:tcPr>
+            <w:tcW w:type="dxa" w:w="3135"/>
+            <w:shd w:fill="F0FDF4"/>
+          </w:tcPr>
+          <w:p>
+            <w:r/>
+            <w:r>
+              <w:rPr>
+                <w:color w:val="1A1A1A"/>
+                <w:sz w:val="20"/>
+              </w:rPr>
+              <w:t>HIGH</w:t>
+            </w:r>
+          </w:p>
+        </w:tc>
+        <w:tc>
+          <w:tcPr>
+            <w:tcW w:type="dxa" w:w="3135"/>
+            <w:shd w:fill="F0FDF4"/>
+          </w:tcPr>
+          <w:p>
+            <w:r/>
+            <w:r>
+              <w:rPr>
+                <w:color w:val="1A1A1A"/>
+                <w:sz w:val="20"/>
+              </w:rPr>
+              <w:t>Prolonged crying or distress patterns detected</w:t>
+            </w:r>
+          </w:p>
+        </w:tc>
+      </w:tr>
+      <w:tr>
+        <w:tc>
+          <w:tcPr>
+            <w:tcW w:type="dxa" w:w="3135"/>
+          </w:tcPr>
+          <w:p>
+            <w:r/>
+            <w:r>
+              <w:rPr>
+                <w:color w:val="1A1A1A"/>
+                <w:sz w:val="20"/>
+              </w:rPr>
+              <w:t>Rough Handling</w:t>
+            </w:r>
+          </w:p>
+        </w:tc>
+        <w:tc>
+          <w:tcPr>
+            <w:tcW w:type="dxa" w:w="3135"/>
+          </w:tcPr>
+          <w:p>
+            <w:r/>
+            <w:r>
+              <w:rPr>
+                <w:color w:val="1A1A1A"/>
+                <w:sz w:val="20"/>
+              </w:rPr>
+              <w:t>HIGH</w:t>
+            </w:r>
+          </w:p>
+        </w:tc>
+        <w:tc>
+          <w:tcPr>
+            <w:tcW w:type="dxa" w:w="3135"/>
+          </w:tcPr>
+          <w:p>
+            <w:r/>
+            <w:r>
+              <w:rPr>
+                <w:color w:val="1A1A1A"/>
+                <w:sz w:val="20"/>
+              </w:rPr>
+              <w:t>Staff using excessive force with a child</w:t>
+            </w:r>
+          </w:p>
+        </w:tc>
+      </w:tr>
+      <w:tr>
+        <w:tc>
+          <w:tcPr>
+            <w:tcW w:type="dxa" w:w="3135"/>
+            <w:shd w:fill="F0FDF4"/>
+          </w:tcPr>
+          <w:p>
+            <w:r/>
+            <w:r>
+              <w:rPr>
+                <w:color w:val="1A1A1A"/>
+                <w:sz w:val="20"/>
+              </w:rPr>
+              <w:t>Neglect</w:t>
+            </w:r>
+          </w:p>
+        </w:tc>
+        <w:tc>
+          <w:tcPr>
+            <w:tcW w:type="dxa" w:w="3135"/>
+            <w:shd w:fill="F0FDF4"/>
+          </w:tcPr>
+          <w:p>
+            <w:r/>
+            <w:r>
+              <w:rPr>
+                <w:color w:val="1A1A1A"/>
+                <w:sz w:val="20"/>
+              </w:rPr>
+              <w:t>MEDIUM</w:t>
+            </w:r>
+          </w:p>
+        </w:tc>
+        <w:tc>
+          <w:tcPr>
+            <w:tcW w:type="dxa" w:w="3135"/>
+            <w:shd w:fill="F0FDF4"/>
+          </w:tcPr>
+          <w:p>
+            <w:r/>
+            <w:r>
+              <w:rPr>
+                <w:color w:val="1A1A1A"/>
+                <w:sz w:val="20"/>
+              </w:rPr>
+              <w:t>Child isolated or unattended for extended periods</w:t>
+            </w:r>
+          </w:p>
+        </w:tc>
+      </w:tr>
+    </w:tbl>
+    <w:p/>
+    <w:p>
+      <w:pPr>
+        <w:spacing w:after="160"/>
+      </w:pPr>
+      <w:r>
+        <w:rPr>
+          <w:color w:val="333333"/>
+          <w:sz w:val="22"/>
+        </w:rPr>
+        <w:t>Every detection comes with a confidence score, timestamp, zone location, and is instantly broadcast to every connected dashboard via WebSocket.</w:t>
+      </w:r>
+    </w:p>
+    <w:p>
+      <w:pPr>
+        <w:spacing w:before="320" w:after="160"/>
+      </w:pPr>
+      <w:r>
+        <w:rPr>
+          <w:b/>
+          <w:color w:val="0A7A56"/>
+          <w:sz w:val="30"/>
+        </w:rPr>
+        <w:t>3. Orphanage Safety Scores &amp; Rankings</w:t>
+      </w:r>
+    </w:p>
+    <w:p>
+      <w:pPr>
+        <w:spacing w:after="160"/>
+      </w:pPr>
+      <w:r>
+        <w:rPr>
+          <w:color w:val="333333"/>
+          <w:sz w:val="22"/>
+        </w:rPr>
+        <w:t>Every orphanage gets a safety score from 0 to 100, with letter grades A through F. The algorithm factors in incident history, camera coverage, compliance status, response times, and staff ratios. Rankings are public within the command center — orphanages compete to improve, and the worst performers can't hide.</w:t>
+      </w:r>
+    </w:p>
+    <w:p>
+      <w:pPr>
+        <w:spacing w:before="320" w:after="160"/>
+      </w:pPr>
+      <w:r>
+        <w:rPr>
+          <w:b/>
+          <w:color w:val="0A7A56"/>
+          <w:sz w:val="30"/>
+        </w:rPr>
+        <w:t>4. Individual Orphanage Portal</w:t>
+      </w:r>
+    </w:p>
+    <w:p>
+      <w:pPr>
+        <w:spacing w:after="160"/>
+      </w:pPr>
+      <w:r>
+        <w:rPr>
+          <w:color w:val="333333"/>
+          <w:sz w:val="22"/>
+        </w:rPr>
+        <w:t>Each orphanage gets its own standalone dashboard at a unique URL. They can monitor their own safety grade, manage children records, track visitors with photo ID, view AI incidents, and follow compliance checklists with actionable improvement plans. Self-monitoring builds accountability from the inside out.</w:t>
+      </w:r>
+    </w:p>
+    <w:p>
+      <w:pPr>
+        <w:spacing w:before="320" w:after="160"/>
+      </w:pPr>
+      <w:r>
+        <w:rPr>
+          <w:b/>
+          <w:color w:val="0A7A56"/>
+          <w:sz w:val="30"/>
+        </w:rPr>
+        <w:t>5. Live Multi-Orphanage Camera Grid</w:t>
+      </w:r>
+    </w:p>
+    <w:p>
+      <w:pPr>
+        <w:spacing w:after="160"/>
+      </w:pPr>
+      <w:r>
+        <w:rPr>
+          <w:color w:val="333333"/>
+          <w:sz w:val="22"/>
+        </w:rPr>
+        <w:t>The command center streams camera feeds from every orphanage. AI person detection draws real-time bounding boxes with confidence percentages. Headcount is verified against expected zone counts automatically. Filter by orphanage, view stats, spot problems before they escalate.</w:t>
+      </w:r>
+    </w:p>
+    <w:p>
+      <w:pPr>
+        <w:spacing w:before="320" w:after="160"/>
+      </w:pPr>
+      <w:r>
+        <w:rPr>
+          <w:b/>
+          <w:color w:val="0A7A56"/>
+          <w:sz w:val="30"/>
+        </w:rPr>
+        <w:t>6. RFID Child Tracking</w:t>
+      </w:r>
+    </w:p>
+    <w:p>
+      <w:pPr>
+        <w:spacing w:after="160"/>
+      </w:pPr>
+      <w:r>
+        <w:rPr>
+          <w:color w:val="333333"/>
+          <w:sz w:val="22"/>
+        </w:rPr>
+        <w:t>Every child wears an RFID tag. Gate readers at zone boundaries track movement automatically. If a child leaves an expected zone, or a headcount doesn't match, the system alerts instantly. No child disappears without the system knowing.</w:t>
+      </w:r>
+    </w:p>
+    <w:p>
+      <w:r>
+        <w:br w:type="page"/>
+      </w:r>
+    </w:p>
+    <w:p>
+      <w:pPr>
+        <w:spacing w:before="480" w:after="240"/>
+      </w:pPr>
+      <w:r>
+        <w:rPr>
+          <w:b/>
+          <w:color w:val="10B981"/>
+          <w:sz w:val="44"/>
+        </w:rPr>
+        <w:t>How It Works — Technical Architecture</w:t>
+      </w:r>
+    </w:p>
+    <w:p>
+      <w:pPr>
+        <w:spacing w:after="240"/>
+      </w:pPr>
+      <w:r>
+        <w:rPr>
+          <w:color w:val="10B981"/>
+          <w:sz w:val="8"/>
+        </w:rPr>
+        <w:t>____________________________________________________________</w:t>
+      </w:r>
+    </w:p>
+    <w:tbl>
+      <w:tblPr>
+        <w:tblW w:type="auto" w:w="0"/>
+        <w:jc w:val="center"/>
+        <w:tblLook w:firstColumn="1" w:firstRow="1" w:lastColumn="0" w:lastRow="0" w:noHBand="0" w:noVBand="1" w:val="04A0"/>
+        <w:tblBorders>
+          <w:top w:val="single" w:sz="4" w:space="0" w:color="D1D5DB"/>
+          <w:left w:val="single" w:sz="4" w:space="0" w:color="D1D5DB"/>
+          <w:bottom w:val="single" w:sz="4" w:space="0" w:color="D1D5DB"/>
+          <w:right w:val="single" w:sz="4" w:space="0" w:color="D1D5DB"/>
+          <w:insideH w:val="single" w:sz="4" w:space="0" w:color="D1D5DB"/>
+          <w:insideV w:val="single" w:sz="4" w:space="0" w:color="D1D5DB"/>
+        </w:tblBorders>
+      </w:tblPr>
+      <w:tblGrid>
+        <w:gridCol w:w="3135"/>
+        <w:gridCol w:w="3135"/>
+        <w:gridCol w:w="3135"/>
+      </w:tblGrid>
+      <w:tr>
+        <w:tc>
+          <w:tcPr>
+            <w:tcW w:type="dxa" w:w="3135"/>
+            <w:shd w:fill="10B981"/>
+          </w:tcPr>
+          <w:p>
+            <w:r/>
+            <w:r>
+              <w:rPr>
+                <w:b/>
+                <w:color w:val="FFFFFF"/>
+                <w:sz w:val="20"/>
+              </w:rPr>
+              <w:t>Layer</w:t>
+            </w:r>
+          </w:p>
+        </w:tc>
+        <w:tc>
+          <w:tcPr>
+            <w:tcW w:type="dxa" w:w="3135"/>
+            <w:shd w:fill="10B981"/>
+          </w:tcPr>
+          <w:p>
+            <w:r/>
+            <w:r>
+              <w:rPr>
+                <w:b/>
+                <w:color w:val="FFFFFF"/>
+                <w:sz w:val="20"/>
+              </w:rPr>
+              <w:t>Technology</w:t>
+            </w:r>
+          </w:p>
+        </w:tc>
+        <w:tc>
+          <w:tcPr>
+            <w:tcW w:type="dxa" w:w="3135"/>
+            <w:shd w:fill="10B981"/>
+          </w:tcPr>
+          <w:p>
+            <w:r/>
+            <w:r>
+              <w:rPr>
+                <w:b/>
+                <w:color w:val="FFFFFF"/>
+                <w:sz w:val="20"/>
+              </w:rPr>
+              <w:t>Purpose</w:t>
+            </w:r>
+          </w:p>
+        </w:tc>
+      </w:tr>
+      <w:tr>
+        <w:tc>
+          <w:tcPr>
+            <w:tcW w:type="dxa" w:w="3135"/>
+          </w:tcPr>
+          <w:p>
+            <w:r/>
+            <w:r>
+              <w:rPr>
+                <w:color w:val="1A1A1A"/>
+                <w:sz w:val="20"/>
+              </w:rPr>
+              <w:t>Frontend</w:t>
+            </w:r>
+          </w:p>
+        </w:tc>
+        <w:tc>
+          <w:tcPr>
+            <w:tcW w:type="dxa" w:w="3135"/>
+          </w:tcPr>
+          <w:p>
+            <w:r/>
+            <w:r>
+              <w:rPr>
+                <w:color w:val="1A1A1A"/>
+                <w:sz w:val="20"/>
+              </w:rPr>
+              <w:t>HTML5, CSS3, JavaScript, Leaflet.js, Canvas API</w:t>
+            </w:r>
+          </w:p>
+        </w:tc>
+        <w:tc>
+          <w:tcPr>
+            <w:tcW w:type="dxa" w:w="3135"/>
+          </w:tcPr>
+          <w:p>
+            <w:r/>
+            <w:r>
+              <w:rPr>
+                <w:color w:val="1A1A1A"/>
+                <w:sz w:val="20"/>
+              </w:rPr>
+              <w:t>Real-time dashboards, maps, camera rendering</w:t>
+            </w:r>
+          </w:p>
+        </w:tc>
+      </w:tr>
+      <w:tr>
+        <w:tc>
+          <w:tcPr>
+            <w:tcW w:type="dxa" w:w="3135"/>
+            <w:shd w:fill="F0FDF4"/>
+          </w:tcPr>
+          <w:p>
+            <w:r/>
+            <w:r>
+              <w:rPr>
+                <w:color w:val="1A1A1A"/>
+                <w:sz w:val="20"/>
+              </w:rPr>
+              <w:t>Backend</w:t>
+            </w:r>
+          </w:p>
+        </w:tc>
+        <w:tc>
+          <w:tcPr>
+            <w:tcW w:type="dxa" w:w="3135"/>
+            <w:shd w:fill="F0FDF4"/>
+          </w:tcPr>
+          <w:p>
+            <w:r/>
+            <w:r>
+              <w:rPr>
+                <w:color w:val="1A1A1A"/>
+                <w:sz w:val="20"/>
+              </w:rPr>
+              <w:t>Node.js, Express.js, WebSocket (ws)</w:t>
+            </w:r>
+          </w:p>
+        </w:tc>
+        <w:tc>
+          <w:tcPr>
+            <w:tcW w:type="dxa" w:w="3135"/>
+            <w:shd w:fill="F0FDF4"/>
+          </w:tcPr>
+          <w:p>
+            <w:r/>
+            <w:r>
+              <w:rPr>
+                <w:color w:val="1A1A1A"/>
+                <w:sz w:val="20"/>
+              </w:rPr>
+              <w:t>REST API, real-time data broadcasting</w:t>
+            </w:r>
+          </w:p>
+        </w:tc>
+      </w:tr>
+      <w:tr>
+        <w:tc>
+          <w:tcPr>
+            <w:tcW w:type="dxa" w:w="3135"/>
+          </w:tcPr>
+          <w:p>
+            <w:r/>
+            <w:r>
+              <w:rPr>
+                <w:color w:val="1A1A1A"/>
+                <w:sz w:val="20"/>
+              </w:rPr>
+              <w:t>AI Engine</w:t>
+            </w:r>
+          </w:p>
+        </w:tc>
+        <w:tc>
+          <w:tcPr>
+            <w:tcW w:type="dxa" w:w="3135"/>
+          </w:tcPr>
+          <w:p>
+            <w:r/>
+            <w:r>
+              <w:rPr>
+                <w:color w:val="1A1A1A"/>
+                <w:sz w:val="20"/>
+              </w:rPr>
+              <w:t>ViolenceNet v2.1 (CNN-based)</w:t>
+            </w:r>
+          </w:p>
+        </w:tc>
+        <w:tc>
+          <w:tcPr>
+            <w:tcW w:type="dxa" w:w="3135"/>
+          </w:tcPr>
+          <w:p>
+            <w:r/>
+            <w:r>
+              <w:rPr>
+                <w:color w:val="1A1A1A"/>
+                <w:sz w:val="20"/>
+              </w:rPr>
+              <w:t>Violence/harassment classification from camera frames</w:t>
+            </w:r>
+          </w:p>
+        </w:tc>
+      </w:tr>
+      <w:tr>
+        <w:tc>
+          <w:tcPr>
+            <w:tcW w:type="dxa" w:w="3135"/>
+            <w:shd w:fill="F0FDF4"/>
+          </w:tcPr>
+          <w:p>
+            <w:r/>
+            <w:r>
+              <w:rPr>
+                <w:color w:val="1A1A1A"/>
+                <w:sz w:val="20"/>
+              </w:rPr>
+              <w:t>Person Detection</w:t>
+            </w:r>
+          </w:p>
+        </w:tc>
+        <w:tc>
+          <w:tcPr>
+            <w:tcW w:type="dxa" w:w="3135"/>
+            <w:shd w:fill="F0FDF4"/>
+          </w:tcPr>
+          <w:p>
+            <w:r/>
+            <w:r>
+              <w:rPr>
+                <w:color w:val="1A1A1A"/>
+                <w:sz w:val="20"/>
+              </w:rPr>
+              <w:t>Skin-tone analysis, flood-fill clustering</w:t>
+            </w:r>
+          </w:p>
+        </w:tc>
+        <w:tc>
+          <w:tcPr>
+            <w:tcW w:type="dxa" w:w="3135"/>
+            <w:shd w:fill="F0FDF4"/>
+          </w:tcPr>
+          <w:p>
+            <w:r/>
+            <w:r>
+              <w:rPr>
+                <w:color w:val="1A1A1A"/>
+                <w:sz w:val="20"/>
+              </w:rPr>
+              <w:t>Real-time bounding boxes on live feeds</w:t>
+            </w:r>
+          </w:p>
+        </w:tc>
+      </w:tr>
+      <w:tr>
+        <w:tc>
+          <w:tcPr>
+            <w:tcW w:type="dxa" w:w="3135"/>
+          </w:tcPr>
+          <w:p>
+            <w:r/>
+            <w:r>
+              <w:rPr>
+                <w:color w:val="1A1A1A"/>
+                <w:sz w:val="20"/>
+              </w:rPr>
+              <w:t>Data Store</w:t>
+            </w:r>
+          </w:p>
+        </w:tc>
+        <w:tc>
+          <w:tcPr>
+            <w:tcW w:type="dxa" w:w="3135"/>
+          </w:tcPr>
+          <w:p>
+            <w:r/>
+            <w:r>
+              <w:rPr>
+                <w:color w:val="1A1A1A"/>
+                <w:sz w:val="20"/>
+              </w:rPr>
+              <w:t>JSON (prototype) → PostgreSQL (production)</w:t>
+            </w:r>
+          </w:p>
+        </w:tc>
+        <w:tc>
+          <w:tcPr>
+            <w:tcW w:type="dxa" w:w="3135"/>
+          </w:tcPr>
+          <w:p>
+            <w:r/>
+            <w:r>
+              <w:rPr>
+                <w:color w:val="1A1A1A"/>
+                <w:sz w:val="20"/>
+              </w:rPr>
+              <w:t>Children, visitors, incidents, scores</w:t>
+            </w:r>
+          </w:p>
+        </w:tc>
+      </w:tr>
+      <w:tr>
+        <w:tc>
+          <w:tcPr>
+            <w:tcW w:type="dxa" w:w="3135"/>
+            <w:shd w:fill="F0FDF4"/>
+          </w:tcPr>
+          <w:p>
+            <w:r/>
+            <w:r>
+              <w:rPr>
+                <w:color w:val="1A1A1A"/>
+                <w:sz w:val="20"/>
+              </w:rPr>
+              <w:t>Deployment</w:t>
+            </w:r>
+          </w:p>
+        </w:tc>
+        <w:tc>
+          <w:tcPr>
+            <w:tcW w:type="dxa" w:w="3135"/>
+            <w:shd w:fill="F0FDF4"/>
+          </w:tcPr>
+          <w:p>
+            <w:r/>
+            <w:r>
+              <w:rPr>
+                <w:color w:val="1A1A1A"/>
+                <w:sz w:val="20"/>
+              </w:rPr>
+              <w:t>Railway cloud, auto-deploy from GitHub</w:t>
+            </w:r>
+          </w:p>
+        </w:tc>
+        <w:tc>
+          <w:tcPr>
+            <w:tcW w:type="dxa" w:w="3135"/>
+            <w:shd w:fill="F0FDF4"/>
+          </w:tcPr>
+          <w:p>
+            <w:r/>
+            <w:r>
+              <w:rPr>
+                <w:color w:val="1A1A1A"/>
+                <w:sz w:val="20"/>
+              </w:rPr>
+              <w:t>Always online, HTTPS + WSS</w:t>
+            </w:r>
+          </w:p>
+        </w:tc>
+      </w:tr>
+      <w:tr>
+        <w:tc>
+          <w:tcPr>
+            <w:tcW w:type="dxa" w:w="3135"/>
+          </w:tcPr>
+          <w:p>
+            <w:r/>
+            <w:r>
+              <w:rPr>
+                <w:color w:val="1A1A1A"/>
+                <w:sz w:val="20"/>
+              </w:rPr>
+              <w:t>RFID</w:t>
+            </w:r>
+          </w:p>
+        </w:tc>
+        <w:tc>
+          <w:tcPr>
+            <w:tcW w:type="dxa" w:w="3135"/>
+          </w:tcPr>
+          <w:p>
+            <w:r/>
+            <w:r>
+              <w:rPr>
+                <w:color w:val="1A1A1A"/>
+                <w:sz w:val="20"/>
+              </w:rPr>
+              <w:t>Hardware readers → API → WebSocket</w:t>
+            </w:r>
+          </w:p>
+        </w:tc>
+        <w:tc>
+          <w:tcPr>
+            <w:tcW w:type="dxa" w:w="3135"/>
+          </w:tcPr>
+          <w:p>
+            <w:r/>
+            <w:r>
+              <w:rPr>
+                <w:color w:val="1A1A1A"/>
+                <w:sz w:val="20"/>
+              </w:rPr>
+              <w:t>Zone-level child tracking</w:t>
+            </w:r>
+          </w:p>
+        </w:tc>
+      </w:tr>
+      <w:tr>
+        <w:tc>
+          <w:tcPr>
+            <w:tcW w:type="dxa" w:w="3135"/>
+            <w:shd w:fill="F0FDF4"/>
+          </w:tcPr>
+          <w:p>
+            <w:r/>
+            <w:r>
+              <w:rPr>
+                <w:color w:val="1A1A1A"/>
+                <w:sz w:val="20"/>
+              </w:rPr>
+              <w:t>Maps</w:t>
+            </w:r>
+          </w:p>
+        </w:tc>
+        <w:tc>
+          <w:tcPr>
+            <w:tcW w:type="dxa" w:w="3135"/>
+            <w:shd w:fill="F0FDF4"/>
+          </w:tcPr>
+          <w:p>
+            <w:r/>
+            <w:r>
+              <w:rPr>
+                <w:color w:val="1A1A1A"/>
+                <w:sz w:val="20"/>
+              </w:rPr>
+              <w:t>Leaflet.js + OpenStreetMap</w:t>
+            </w:r>
+          </w:p>
+        </w:tc>
+        <w:tc>
+          <w:tcPr>
+            <w:tcW w:type="dxa" w:w="3135"/>
+            <w:shd w:fill="F0FDF4"/>
+          </w:tcPr>
+          <w:p>
+            <w:r/>
+            <w:r>
+              <w:rPr>
+                <w:color w:val="1A1A1A"/>
+                <w:sz w:val="20"/>
+              </w:rPr>
+              <w:t>Province-wide orphanage visualization</w:t>
             </w:r>
           </w:p>
         </w:tc>
@@ -1665,18 +2616,52 @@
     </w:p>
     <w:p>
       <w:pPr>
-        <w:pStyle w:val="Heading1"/>
+        <w:spacing w:before="480" w:after="240"/>
+      </w:pPr>
+      <w:r>
+        <w:rPr>
+          <w:b/>
+          <w:color w:val="10B981"/>
+          <w:sz w:val="44"/>
+        </w:rPr>
+        <w:t>Market Opportunity</w:t>
+      </w:r>
+    </w:p>
+    <w:p>
+      <w:pPr>
+        <w:spacing w:after="240"/>
       </w:pPr>
       <w:r>
         <w:rPr>
           <w:color w:val="10B981"/>
+          <w:sz w:val="8"/>
         </w:rPr>
-        <w:t>6. System Architecture</w:t>
+        <w:t>____________________________________________________________</w:t>
       </w:r>
     </w:p>
     <w:p>
+      <w:pPr>
+        <w:spacing w:after="160"/>
+      </w:pPr>
       <w:r>
-        <w:t>OrphanGuard AI is built on a modern, scalable web architecture designed for real-time performance across Punjab's entire orphanage network.</w:t>
+        <w:rPr>
+          <w:color w:val="333333"/>
+          <w:sz w:val="22"/>
+        </w:rPr>
+        <w:t>There is no AI-powered child protection system for orphanages anywhere in Pakistan — or in South Asia. OrphanGuard AI defines a new category.</w:t>
+      </w:r>
+    </w:p>
+    <w:p>
+      <w:pPr>
+        <w:spacing w:before="320" w:after="160"/>
+      </w:pPr>
+      <w:r>
+        <w:rPr>
+          <w:b/>
+          <w:color w:val="0A7A56"/>
+          <w:sz w:val="30"/>
+        </w:rPr>
+        <w:t>Adjacent Markets Growing Fast</w:t>
       </w:r>
     </w:p>
     <w:p>
@@ -1686,11 +2671,12 @@
       <w:r>
         <w:rPr>
           <w:b/>
+          <w:sz w:val="22"/>
         </w:rPr>
-        <w:t xml:space="preserve">Frontend: </w:t>
+        <w:t xml:space="preserve">Global: </w:t>
       </w:r>
       <w:r>
-        <w:t>Responsive HTML5/CSS3/JavaScript with real-time WebSocket updates, Leaflet.js maps, Canvas-based camera rendering</w:t>
+        <w:t>Child Presence Detection: $354M (2025) projected to $13.25B by 2035 — 43.66% CAGR</w:t>
       </w:r>
     </w:p>
     <w:p>
@@ -1700,11 +2686,12 @@
       <w:r>
         <w:rPr>
           <w:b/>
+          <w:sz w:val="22"/>
         </w:rPr>
-        <w:t xml:space="preserve">Backend: </w:t>
+        <w:t xml:space="preserve">Global: </w:t>
       </w:r>
       <w:r>
-        <w:t>Node.js + Express.js REST API with WebSocket (ws) server for live data broadcasting</w:t>
+        <w:t>Infant Security Systems: $1.5B growing to $3.2B by 2034</w:t>
       </w:r>
     </w:p>
     <w:p>
@@ -1714,11 +2701,12 @@
       <w:r>
         <w:rPr>
           <w:b/>
+          <w:sz w:val="22"/>
         </w:rPr>
-        <w:t xml:space="preserve">Database: </w:t>
+        <w:t xml:space="preserve">Pakistan Govt: </w:t>
       </w:r>
       <w:r>
-        <w:t>JSON file store (prototype) → PostgreSQL/MongoDB (production) with real-time sync</w:t>
+        <w:t>Rs 645.89 million allocated for "Sweet Homes" orphan initiative alone</w:t>
       </w:r>
     </w:p>
     <w:p>
@@ -1728,11 +2716,25 @@
       <w:r>
         <w:rPr>
           <w:b/>
+          <w:sz w:val="22"/>
         </w:rPr>
-        <w:t xml:space="preserve">AI Engine: </w:t>
+        <w:t xml:space="preserve">UNICEF Pakistan: </w:t>
       </w:r>
       <w:r>
-        <w:t>ViolenceNet v2.1 — CNN-based violence/harassment classifier processing camera frames</w:t>
+        <w:t>6.3 million children need protection services; 72% funding gap in 2024 appeal</w:t>
+      </w:r>
+    </w:p>
+    <w:p>
+      <w:pPr>
+        <w:spacing w:before="320" w:after="160"/>
+      </w:pPr>
+      <w:r>
+        <w:rPr>
+          <w:b/>
+          <w:color w:val="0A7A56"/>
+          <w:sz w:val="30"/>
+        </w:rPr>
+        <w:t>Why Now</w:t>
       </w:r>
     </w:p>
     <w:p>
@@ -1740,13 +2742,7 @@
         <w:pStyle w:val="ListBullet"/>
       </w:pPr>
       <w:r>
-        <w:rPr>
-          <w:b/>
-        </w:rPr>
-        <w:t xml:space="preserve">Camera System: </w:t>
-      </w:r>
-      <w:r>
-        <w:t>WebRTC for live feeds, Canvas API for simulated feeds, skin-tone detection pipeline</w:t>
+        <w:t>Pakistan launched ZARRA child abuse reporting app in November 2023 — showing government appetite for tech solutions</w:t>
       </w:r>
     </w:p>
     <w:p>
@@ -1754,13 +2750,7 @@
         <w:pStyle w:val="ListBullet"/>
       </w:pPr>
       <w:r>
-        <w:rPr>
-          <w:b/>
-        </w:rPr>
-        <w:t xml:space="preserve">Deployment: </w:t>
-      </w:r>
-      <w:r>
-        <w:t>Railway cloud platform with auto-deploy from GitHub, HTTPS with WSS support</w:t>
+        <w:t>NCRC released its first-ever minority children report in August 2025 — awareness is peaking</w:t>
       </w:r>
     </w:p>
     <w:p>
@@ -1768,42 +2758,15 @@
         <w:pStyle w:val="ListBullet"/>
       </w:pPr>
       <w:r>
-        <w:rPr>
-          <w:b/>
-        </w:rPr>
-        <w:t xml:space="preserve">RFID Integration: </w:t>
-      </w:r>
-      <w:r>
-        <w:t>Hardware RFID readers at zone gates → API endpoints → real-time headcount updates</w:t>
-      </w:r>
-    </w:p>
-    <w:p/>
-    <w:p>
-      <w:pPr>
-        <w:pStyle w:val="Heading2"/>
-      </w:pPr>
-      <w:r>
-        <w:rPr>
-          <w:color w:val="0D9B6D"/>
-        </w:rPr>
-        <w:t>6.1 AI Detection Pipeline</w:t>
+        <w:t>UN Committee on Rights of the Child reviewed Pakistan in January 2026 — international pressure is mounting</w:t>
       </w:r>
     </w:p>
     <w:p>
+      <w:pPr>
+        <w:pStyle w:val="ListBullet"/>
+      </w:pPr>
       <w:r>
-        <w:t>1. Camera frames captured at 5-second intervals</w:t>
-        <w:br/>
-        <w:t>2. Frames processed through ViolenceNet v2.1 classifier</w:t>
-        <w:br/>
-        <w:t>3. 8 violence/harassment types detected with confidence scoring</w:t>
-        <w:br/>
-        <w:t>4. Incidents auto-logged with severity (critical/high/medium)</w:t>
-        <w:br/>
-        <w:t>5. Real-time WebSocket broadcast to all connected dashboards</w:t>
-        <w:br/>
-        <w:t>6. Automatic risk level escalation for critical incidents</w:t>
-        <w:br/>
-        <w:t>7. Activity audit trail generated for every detection event</w:t>
+        <w:t>FIA trafficking case (August 2025) exposed systemic orphanage vulnerabilities nationally</w:t>
       </w:r>
     </w:p>
     <w:p>
@@ -1813,201 +2776,79 @@
     </w:p>
     <w:p>
       <w:pPr>
-        <w:pStyle w:val="Heading1"/>
+        <w:spacing w:before="480" w:after="240"/>
+      </w:pPr>
+      <w:r>
+        <w:rPr>
+          <w:b/>
+          <w:color w:val="10B981"/>
+          <w:sz w:val="44"/>
+        </w:rPr>
+        <w:t>Why OrphanGuard AI Wins</w:t>
+      </w:r>
+    </w:p>
+    <w:p>
+      <w:pPr>
+        <w:spacing w:after="240"/>
       </w:pPr>
       <w:r>
         <w:rPr>
           <w:color w:val="10B981"/>
+          <w:sz w:val="8"/>
         </w:rPr>
-        <w:t>7. Competitive Advantage</w:t>
-      </w:r>
-    </w:p>
-    <w:p>
-      <w:r>
-        <w:t>OrphanGuard AI occupies a unique position as the first AI-powered child protection system specifically designed for orphanage environments in Pakistan.</w:t>
-      </w:r>
-    </w:p>
-    <w:p>
-      <w:pPr>
-        <w:pStyle w:val="ListBullet"/>
-      </w:pPr>
-      <w:r>
-        <w:rPr>
-          <w:b/>
-        </w:rPr>
-        <w:t xml:space="preserve">First Mover Advantage: </w:t>
-      </w:r>
-      <w:r>
-        <w:t>No existing AI surveillance solution targets orphanages in Pakistan or South Asia. We define the category.</w:t>
-      </w:r>
-    </w:p>
-    <w:p>
-      <w:pPr>
-        <w:pStyle w:val="ListBullet"/>
-      </w:pPr>
-      <w:r>
-        <w:rPr>
-          <w:b/>
-        </w:rPr>
-        <w:t xml:space="preserve">Government Alignment: </w:t>
-      </w:r>
-      <w:r>
-        <w:t>Directly supports Punjab Social Welfare Department's mandate. The ZARRA app (2023) shows government appetite for tech solutions.</w:t>
-      </w:r>
-    </w:p>
-    <w:p>
-      <w:pPr>
-        <w:pStyle w:val="ListBullet"/>
-      </w:pPr>
-      <w:r>
-        <w:rPr>
-          <w:b/>
-        </w:rPr>
-        <w:t xml:space="preserve">Comprehensive Platform: </w:t>
-      </w:r>
-      <w:r>
-        <w:t>Not just cameras — full ecosystem including safety scoring, rankings, compliance, visitor management, and health tracking.</w:t>
-      </w:r>
-    </w:p>
-    <w:p>
-      <w:pPr>
-        <w:pStyle w:val="ListBullet"/>
-      </w:pPr>
-      <w:r>
-        <w:rPr>
-          <w:b/>
-        </w:rPr>
-        <w:t xml:space="preserve">Scalable Architecture: </w:t>
-      </w:r>
-      <w:r>
-        <w:t>Built to scale from 10 to 500+ orphanages. Each new institution plugs into the existing command center instantly.</w:t>
-      </w:r>
-    </w:p>
-    <w:p>
-      <w:pPr>
-        <w:pStyle w:val="ListBullet"/>
-      </w:pPr>
-      <w:r>
-        <w:rPr>
-          <w:b/>
-        </w:rPr>
-        <w:t xml:space="preserve">Dual Dashboard Model: </w:t>
-      </w:r>
-      <w:r>
-        <w:t>Command Center for authorities + Individual Portal for orphanages creates accountability at every level.</w:t>
-      </w:r>
-    </w:p>
-    <w:p>
-      <w:pPr>
-        <w:pStyle w:val="ListBullet"/>
-      </w:pPr>
-      <w:r>
-        <w:rPr>
-          <w:b/>
-        </w:rPr>
-        <w:t xml:space="preserve">Real-time Intelligence: </w:t>
-      </w:r>
-      <w:r>
-        <w:t>Unlike manual inspections (quarterly/annual), our system provides 24/7 continuous monitoring with instant alerting.</w:t>
-      </w:r>
-    </w:p>
-    <w:p>
-      <w:pPr>
-        <w:pStyle w:val="ListBullet"/>
-      </w:pPr>
-      <w:r>
-        <w:rPr>
-          <w:b/>
-        </w:rPr>
-        <w:t xml:space="preserve">Data-Driven Accountability: </w:t>
-      </w:r>
-      <w:r>
-        <w:t>Safety scores, rankings, and incident logs create transparent, objective measures of child welfare.</w:t>
-      </w:r>
-    </w:p>
-    <w:p>
-      <w:r>
-        <w:br w:type="page"/>
-      </w:r>
-    </w:p>
-    <w:p>
-      <w:pPr>
-        <w:pStyle w:val="Heading1"/>
-      </w:pPr>
-      <w:r>
-        <w:rPr>
-          <w:color w:val="10B981"/>
-        </w:rPr>
-        <w:t>8. Implementation Roadmap</w:t>
+        <w:t>____________________________________________________________</w:t>
       </w:r>
     </w:p>
     <w:tbl>
       <w:tblPr>
-        <w:tblStyle w:val="LightShading-Accent1"/>
         <w:tblW w:type="auto" w:w="0"/>
         <w:jc w:val="center"/>
         <w:tblLook w:firstColumn="1" w:firstRow="1" w:lastColumn="0" w:lastRow="0" w:noHBand="0" w:noVBand="1" w:val="04A0"/>
+        <w:tblBorders>
+          <w:top w:val="single" w:sz="4" w:space="0" w:color="D1D5DB"/>
+          <w:left w:val="single" w:sz="4" w:space="0" w:color="D1D5DB"/>
+          <w:bottom w:val="single" w:sz="4" w:space="0" w:color="D1D5DB"/>
+          <w:right w:val="single" w:sz="4" w:space="0" w:color="D1D5DB"/>
+          <w:insideH w:val="single" w:sz="4" w:space="0" w:color="D1D5DB"/>
+          <w:insideV w:val="single" w:sz="4" w:space="0" w:color="D1D5DB"/>
+        </w:tblBorders>
       </w:tblPr>
       <w:tblGrid>
-        <w:gridCol w:w="2351"/>
-        <w:gridCol w:w="2351"/>
-        <w:gridCol w:w="2351"/>
-        <w:gridCol w:w="2351"/>
+        <w:gridCol w:w="4703"/>
+        <w:gridCol w:w="4703"/>
       </w:tblGrid>
       <w:tr>
         <w:tc>
           <w:tcPr>
-            <w:tcW w:type="dxa" w:w="2351"/>
+            <w:tcW w:type="dxa" w:w="4703"/>
+            <w:shd w:fill="10B981"/>
           </w:tcPr>
           <w:p>
+            <w:r/>
             <w:r>
               <w:rPr>
                 <w:b/>
+                <w:color w:val="FFFFFF"/>
                 <w:sz w:val="20"/>
               </w:rPr>
-              <w:t>Phase</w:t>
+              <w:t>Advantage</w:t>
             </w:r>
           </w:p>
         </w:tc>
         <w:tc>
           <w:tcPr>
-            <w:tcW w:type="dxa" w:w="2351"/>
+            <w:tcW w:type="dxa" w:w="4703"/>
+            <w:shd w:fill="10B981"/>
           </w:tcPr>
           <w:p>
+            <w:r/>
             <w:r>
               <w:rPr>
                 <w:b/>
+                <w:color w:val="FFFFFF"/>
                 <w:sz w:val="20"/>
               </w:rPr>
-              <w:t>Timeline</w:t>
-            </w:r>
-          </w:p>
-        </w:tc>
-        <w:tc>
-          <w:tcPr>
-            <w:tcW w:type="dxa" w:w="2351"/>
-          </w:tcPr>
-          <w:p>
-            <w:r>
-              <w:rPr>
-                <w:b/>
-                <w:sz w:val="20"/>
-              </w:rPr>
-              <w:t>Scope</w:t>
-            </w:r>
-          </w:p>
-        </w:tc>
-        <w:tc>
-          <w:tcPr>
-            <w:tcW w:type="dxa" w:w="2351"/>
-          </w:tcPr>
-          <w:p>
-            <w:r>
-              <w:rPr>
-                <w:b/>
-                <w:sz w:val="20"/>
-              </w:rPr>
-              <w:t>Deliverables</w:t>
+              <w:t>What It Means</w:t>
             </w:r>
           </w:p>
         </w:tc>
@@ -2015,53 +2856,31 @@
       <w:tr>
         <w:tc>
           <w:tcPr>
-            <w:tcW w:type="dxa" w:w="2351"/>
+            <w:tcW w:type="dxa" w:w="4703"/>
           </w:tcPr>
           <w:p>
+            <w:r/>
             <w:r>
               <w:rPr>
-                <w:sz w:val="18"/>
+                <w:color w:val="1A1A1A"/>
+                <w:sz w:val="20"/>
               </w:rPr>
-              <w:t>Phase 1: Pilot</w:t>
+              <w:t>First Mover</w:t>
             </w:r>
           </w:p>
         </w:tc>
         <w:tc>
           <w:tcPr>
-            <w:tcW w:type="dxa" w:w="2351"/>
+            <w:tcW w:type="dxa" w:w="4703"/>
           </w:tcPr>
           <w:p>
+            <w:r/>
             <w:r>
               <w:rPr>
-                <w:sz w:val="18"/>
+                <w:color w:val="1A1A1A"/>
+                <w:sz w:val="20"/>
               </w:rPr>
-              <w:t>Months 1–3</w:t>
-            </w:r>
-          </w:p>
-        </w:tc>
-        <w:tc>
-          <w:tcPr>
-            <w:tcW w:type="dxa" w:w="2351"/>
-          </w:tcPr>
-          <w:p>
-            <w:r>
-              <w:rPr>
-                <w:sz w:val="18"/>
-              </w:rPr>
-              <w:t>3–5 orphanages in Lahore</w:t>
-            </w:r>
-          </w:p>
-        </w:tc>
-        <w:tc>
-          <w:tcPr>
-            <w:tcW w:type="dxa" w:w="2351"/>
-          </w:tcPr>
-          <w:p>
-            <w:r>
-              <w:rPr>
-                <w:sz w:val="18"/>
-              </w:rPr>
-              <w:t>Camera installation, RFID setup, Command Center deployment, baseline safety scores</w:t>
+              <w:t>Zero competitors in orphanage AI surveillance in Pakistan or South Asia</w:t>
             </w:r>
           </w:p>
         </w:tc>
@@ -2069,53 +2888,33 @@
       <w:tr>
         <w:tc>
           <w:tcPr>
-            <w:tcW w:type="dxa" w:w="2351"/>
+            <w:tcW w:type="dxa" w:w="4703"/>
+            <w:shd w:fill="F0FDF4"/>
           </w:tcPr>
           <w:p>
+            <w:r/>
             <w:r>
               <w:rPr>
-                <w:sz w:val="18"/>
+                <w:color w:val="1A1A1A"/>
+                <w:sz w:val="20"/>
               </w:rPr>
-              <w:t>Phase 2: Expand</w:t>
+              <w:t>Full Ecosystem</w:t>
             </w:r>
           </w:p>
         </w:tc>
         <w:tc>
           <w:tcPr>
-            <w:tcW w:type="dxa" w:w="2351"/>
+            <w:tcW w:type="dxa" w:w="4703"/>
+            <w:shd w:fill="F0FDF4"/>
           </w:tcPr>
           <w:p>
+            <w:r/>
             <w:r>
               <w:rPr>
-                <w:sz w:val="18"/>
+                <w:color w:val="1A1A1A"/>
+                <w:sz w:val="20"/>
               </w:rPr>
-              <w:t>Months 4–8</w:t>
-            </w:r>
-          </w:p>
-        </w:tc>
-        <w:tc>
-          <w:tcPr>
-            <w:tcW w:type="dxa" w:w="2351"/>
-          </w:tcPr>
-          <w:p>
-            <w:r>
-              <w:rPr>
-                <w:sz w:val="18"/>
-              </w:rPr>
-              <w:t>15–20 orphanages across major cities</w:t>
-            </w:r>
-          </w:p>
-        </w:tc>
-        <w:tc>
-          <w:tcPr>
-            <w:tcW w:type="dxa" w:w="2351"/>
-          </w:tcPr>
-          <w:p>
-            <w:r>
-              <w:rPr>
-                <w:sz w:val="18"/>
-              </w:rPr>
-              <w:t>Full AI detection pipeline, orphanage portals, visitor management, mobile alerts</w:t>
+              <w:t>Not just cameras — scoring, rankings, compliance, visitor management, health tracking, RFID</w:t>
             </w:r>
           </w:p>
         </w:tc>
@@ -2123,53 +2922,31 @@
       <w:tr>
         <w:tc>
           <w:tcPr>
-            <w:tcW w:type="dxa" w:w="2351"/>
+            <w:tcW w:type="dxa" w:w="4703"/>
           </w:tcPr>
           <w:p>
+            <w:r/>
             <w:r>
               <w:rPr>
-                <w:sz w:val="18"/>
+                <w:color w:val="1A1A1A"/>
+                <w:sz w:val="20"/>
               </w:rPr>
-              <w:t>Phase 3: Province-Wide</w:t>
+              <w:t>Dual Dashboard</w:t>
             </w:r>
           </w:p>
         </w:tc>
         <w:tc>
           <w:tcPr>
-            <w:tcW w:type="dxa" w:w="2351"/>
+            <w:tcW w:type="dxa" w:w="4703"/>
           </w:tcPr>
           <w:p>
+            <w:r/>
             <w:r>
               <w:rPr>
-                <w:sz w:val="18"/>
+                <w:color w:val="1A1A1A"/>
+                <w:sz w:val="20"/>
               </w:rPr>
-              <w:t>Months 9–14</w:t>
-            </w:r>
-          </w:p>
-        </w:tc>
-        <w:tc>
-          <w:tcPr>
-            <w:tcW w:type="dxa" w:w="2351"/>
-          </w:tcPr>
-          <w:p>
-            <w:r>
-              <w:rPr>
-                <w:sz w:val="18"/>
-              </w:rPr>
-              <w:t>All 70+ orphanages in Punjab</w:t>
-            </w:r>
-          </w:p>
-        </w:tc>
-        <w:tc>
-          <w:tcPr>
-            <w:tcW w:type="dxa" w:w="2351"/>
-          </w:tcPr>
-          <w:p>
-            <w:r>
-              <w:rPr>
-                <w:sz w:val="18"/>
-              </w:rPr>
-              <w:t>Province-wide command center, rankings system, compliance framework, government integration</w:t>
+              <w:t>Command Center for government + Portal for orphanages = accountability at every level</w:t>
             </w:r>
           </w:p>
         </w:tc>
@@ -2177,53 +2954,131 @@
       <w:tr>
         <w:tc>
           <w:tcPr>
-            <w:tcW w:type="dxa" w:w="2351"/>
+            <w:tcW w:type="dxa" w:w="4703"/>
+            <w:shd w:fill="F0FDF4"/>
           </w:tcPr>
           <w:p>
+            <w:r/>
             <w:r>
               <w:rPr>
-                <w:sz w:val="18"/>
+                <w:color w:val="1A1A1A"/>
+                <w:sz w:val="20"/>
               </w:rPr>
-              <w:t>Phase 4: National Scale</w:t>
+              <w:t>Minority Protection</w:t>
             </w:r>
           </w:p>
         </w:tc>
         <w:tc>
           <w:tcPr>
-            <w:tcW w:type="dxa" w:w="2351"/>
+            <w:tcW w:type="dxa" w:w="4703"/>
+            <w:shd w:fill="F0FDF4"/>
           </w:tcPr>
           <w:p>
+            <w:r/>
             <w:r>
               <w:rPr>
-                <w:sz w:val="18"/>
+                <w:color w:val="1A1A1A"/>
+                <w:sz w:val="20"/>
               </w:rPr>
-              <w:t>Months 15–24</w:t>
+              <w:t>First system to track minority children disaggregated — fills a critical blind spot</w:t>
+            </w:r>
+          </w:p>
+        </w:tc>
+      </w:tr>
+      <w:tr>
+        <w:tc>
+          <w:tcPr>
+            <w:tcW w:type="dxa" w:w="4703"/>
+          </w:tcPr>
+          <w:p>
+            <w:r/>
+            <w:r>
+              <w:rPr>
+                <w:color w:val="1A1A1A"/>
+                <w:sz w:val="20"/>
+              </w:rPr>
+              <w:t>Real-time vs. Annual</w:t>
             </w:r>
           </w:p>
         </w:tc>
         <w:tc>
           <w:tcPr>
-            <w:tcW w:type="dxa" w:w="2351"/>
+            <w:tcW w:type="dxa" w:w="4703"/>
           </w:tcPr>
           <w:p>
+            <w:r/>
             <w:r>
               <w:rPr>
-                <w:sz w:val="18"/>
+                <w:color w:val="1A1A1A"/>
+                <w:sz w:val="20"/>
               </w:rPr>
-              <w:t>Sindh, KPK, Balochistan</w:t>
+              <w:t>24/7 AI monitoring replaces quarterly inspections that miss everything</w:t>
+            </w:r>
+          </w:p>
+        </w:tc>
+      </w:tr>
+      <w:tr>
+        <w:tc>
+          <w:tcPr>
+            <w:tcW w:type="dxa" w:w="4703"/>
+            <w:shd w:fill="F0FDF4"/>
+          </w:tcPr>
+          <w:p>
+            <w:r/>
+            <w:r>
+              <w:rPr>
+                <w:color w:val="1A1A1A"/>
+                <w:sz w:val="20"/>
+              </w:rPr>
+              <w:t>Scalable</w:t>
             </w:r>
           </w:p>
         </w:tc>
         <w:tc>
           <w:tcPr>
-            <w:tcW w:type="dxa" w:w="2351"/>
+            <w:tcW w:type="dxa" w:w="4703"/>
+            <w:shd w:fill="F0FDF4"/>
           </w:tcPr>
           <w:p>
+            <w:r/>
             <w:r>
               <w:rPr>
-                <w:sz w:val="18"/>
+                <w:color w:val="1A1A1A"/>
+                <w:sz w:val="20"/>
               </w:rPr>
-              <w:t>Multi-province command, federal reporting, UNICEF/NGO API integrations</w:t>
+              <w:t>Adding a new orphanage takes minutes, not months — plug into existing command center</w:t>
+            </w:r>
+          </w:p>
+        </w:tc>
+      </w:tr>
+      <w:tr>
+        <w:tc>
+          <w:tcPr>
+            <w:tcW w:type="dxa" w:w="4703"/>
+          </w:tcPr>
+          <w:p>
+            <w:r/>
+            <w:r>
+              <w:rPr>
+                <w:color w:val="1A1A1A"/>
+                <w:sz w:val="20"/>
+              </w:rPr>
+              <w:t>Government-Aligned</w:t>
+            </w:r>
+          </w:p>
+        </w:tc>
+        <w:tc>
+          <w:tcPr>
+            <w:tcW w:type="dxa" w:w="4703"/>
+          </w:tcPr>
+          <w:p>
+            <w:r/>
+            <w:r>
+              <w:rPr>
+                <w:color w:val="1A1A1A"/>
+                <w:sz w:val="20"/>
+              </w:rPr>
+              <w:t>Built for Punjab Social Welfare Dept mandate; supports ZARRA, Sweet Homes, NCRC goals</w:t>
             </w:r>
           </w:p>
         </w:tc>
@@ -2236,93 +3091,97 @@
     </w:p>
     <w:p>
       <w:pPr>
-        <w:pStyle w:val="Heading1"/>
+        <w:spacing w:before="480" w:after="240"/>
+      </w:pPr>
+      <w:r>
+        <w:rPr>
+          <w:b/>
+          <w:color w:val="10B981"/>
+          <w:sz w:val="44"/>
+        </w:rPr>
+        <w:t>Implementation Roadmap</w:t>
+      </w:r>
+    </w:p>
+    <w:p>
+      <w:pPr>
+        <w:spacing w:after="240"/>
       </w:pPr>
       <w:r>
         <w:rPr>
           <w:color w:val="10B981"/>
+          <w:sz w:val="8"/>
         </w:rPr>
-        <w:t>9. Revenue Model</w:t>
-      </w:r>
-    </w:p>
-    <w:p>
-      <w:pPr>
-        <w:pStyle w:val="Heading2"/>
-      </w:pPr>
-      <w:r>
-        <w:rPr>
-          <w:color w:val="0D9B6D"/>
-        </w:rPr>
-        <w:t>9.1 Pricing Tiers</w:t>
+        <w:t>____________________________________________________________</w:t>
       </w:r>
     </w:p>
     <w:tbl>
       <w:tblPr>
-        <w:tblStyle w:val="LightShading-Accent1"/>
         <w:tblW w:type="auto" w:w="0"/>
         <w:jc w:val="center"/>
         <w:tblLook w:firstColumn="1" w:firstRow="1" w:lastColumn="0" w:lastRow="0" w:noHBand="0" w:noVBand="1" w:val="04A0"/>
+        <w:tblBorders>
+          <w:top w:val="single" w:sz="4" w:space="0" w:color="D1D5DB"/>
+          <w:left w:val="single" w:sz="4" w:space="0" w:color="D1D5DB"/>
+          <w:bottom w:val="single" w:sz="4" w:space="0" w:color="D1D5DB"/>
+          <w:right w:val="single" w:sz="4" w:space="0" w:color="D1D5DB"/>
+          <w:insideH w:val="single" w:sz="4" w:space="0" w:color="D1D5DB"/>
+          <w:insideV w:val="single" w:sz="4" w:space="0" w:color="D1D5DB"/>
+        </w:tblBorders>
       </w:tblPr>
       <w:tblGrid>
-        <w:gridCol w:w="2351"/>
-        <w:gridCol w:w="2351"/>
-        <w:gridCol w:w="2351"/>
-        <w:gridCol w:w="2351"/>
+        <w:gridCol w:w="3135"/>
+        <w:gridCol w:w="3135"/>
+        <w:gridCol w:w="3135"/>
       </w:tblGrid>
       <w:tr>
         <w:tc>
           <w:tcPr>
-            <w:tcW w:type="dxa" w:w="2351"/>
+            <w:tcW w:type="dxa" w:w="3135"/>
+            <w:shd w:fill="10B981"/>
           </w:tcPr>
           <w:p>
+            <w:r/>
             <w:r>
               <w:rPr>
                 <w:b/>
+                <w:color w:val="FFFFFF"/>
                 <w:sz w:val="20"/>
               </w:rPr>
-              <w:t>Tier</w:t>
+              <w:t>Phase</w:t>
             </w:r>
           </w:p>
         </w:tc>
         <w:tc>
           <w:tcPr>
-            <w:tcW w:type="dxa" w:w="2351"/>
+            <w:tcW w:type="dxa" w:w="3135"/>
+            <w:shd w:fill="10B981"/>
           </w:tcPr>
           <w:p>
+            <w:r/>
             <w:r>
               <w:rPr>
                 <w:b/>
+                <w:color w:val="FFFFFF"/>
                 <w:sz w:val="20"/>
               </w:rPr>
-              <w:t>Target</w:t>
+              <w:t>Timeline</w:t>
             </w:r>
           </w:p>
         </w:tc>
         <w:tc>
           <w:tcPr>
-            <w:tcW w:type="dxa" w:w="2351"/>
+            <w:tcW w:type="dxa" w:w="3135"/>
+            <w:shd w:fill="10B981"/>
           </w:tcPr>
           <w:p>
+            <w:r/>
             <w:r>
               <w:rPr>
                 <w:b/>
+                <w:color w:val="FFFFFF"/>
                 <w:sz w:val="20"/>
               </w:rPr>
-              <w:t>Features</w:t>
-            </w:r>
-          </w:p>
-        </w:tc>
-        <w:tc>
-          <w:tcPr>
-            <w:tcW w:type="dxa" w:w="2351"/>
-          </w:tcPr>
-          <w:p>
-            <w:r>
-              <w:rPr>
-                <w:b/>
-                <w:sz w:val="20"/>
-              </w:rPr>
-              <w:t>Pricing Model</w:t>
+              <w:t>What Happens</w:t>
             </w:r>
           </w:p>
         </w:tc>
@@ -2330,53 +3189,46 @@
       <w:tr>
         <w:tc>
           <w:tcPr>
-            <w:tcW w:type="dxa" w:w="2351"/>
+            <w:tcW w:type="dxa" w:w="3135"/>
           </w:tcPr>
           <w:p>
+            <w:r/>
             <w:r>
               <w:rPr>
-                <w:sz w:val="18"/>
+                <w:color w:val="1A1A1A"/>
+                <w:sz w:val="20"/>
               </w:rPr>
-              <w:t>Basic</w:t>
+              <w:t>PILOT</w:t>
             </w:r>
           </w:p>
         </w:tc>
         <w:tc>
           <w:tcPr>
-            <w:tcW w:type="dxa" w:w="2351"/>
+            <w:tcW w:type="dxa" w:w="3135"/>
           </w:tcPr>
           <w:p>
+            <w:r/>
             <w:r>
               <w:rPr>
-                <w:sz w:val="18"/>
+                <w:color w:val="1A1A1A"/>
+                <w:sz w:val="20"/>
               </w:rPr>
-              <w:t>Small orphanages (&lt;30 children)</w:t>
+              <w:t>Months 1–3</w:t>
             </w:r>
           </w:p>
         </w:tc>
         <w:tc>
           <w:tcPr>
-            <w:tcW w:type="dxa" w:w="2351"/>
+            <w:tcW w:type="dxa" w:w="3135"/>
           </w:tcPr>
           <w:p>
+            <w:r/>
             <w:r>
               <w:rPr>
-                <w:sz w:val="18"/>
+                <w:color w:val="1A1A1A"/>
+                <w:sz w:val="20"/>
               </w:rPr>
-              <w:t>Camera monitoring, basic alerts, visitor log</w:t>
-            </w:r>
-          </w:p>
-        </w:tc>
-        <w:tc>
-          <w:tcPr>
-            <w:tcW w:type="dxa" w:w="2351"/>
-          </w:tcPr>
-          <w:p>
-            <w:r>
-              <w:rPr>
-                <w:sz w:val="18"/>
-              </w:rPr>
-              <w:t>Per-orphanage monthly subscription</w:t>
+              <w:t>3–5 orphanages in Lahore. Camera + RFID install. Command Center live. Baseline scores established.</w:t>
             </w:r>
           </w:p>
         </w:tc>
@@ -2384,53 +3236,49 @@
       <w:tr>
         <w:tc>
           <w:tcPr>
-            <w:tcW w:type="dxa" w:w="2351"/>
+            <w:tcW w:type="dxa" w:w="3135"/>
+            <w:shd w:fill="F0FDF4"/>
           </w:tcPr>
           <w:p>
+            <w:r/>
             <w:r>
               <w:rPr>
-                <w:sz w:val="18"/>
+                <w:color w:val="1A1A1A"/>
+                <w:sz w:val="20"/>
               </w:rPr>
-              <w:t>Professional</w:t>
+              <w:t>EXPAND</w:t>
             </w:r>
           </w:p>
         </w:tc>
         <w:tc>
           <w:tcPr>
-            <w:tcW w:type="dxa" w:w="2351"/>
+            <w:tcW w:type="dxa" w:w="3135"/>
+            <w:shd w:fill="F0FDF4"/>
           </w:tcPr>
           <w:p>
+            <w:r/>
             <w:r>
               <w:rPr>
-                <w:sz w:val="18"/>
+                <w:color w:val="1A1A1A"/>
+                <w:sz w:val="20"/>
               </w:rPr>
-              <w:t>Medium orphanages (30–80 children)</w:t>
+              <w:t>Months 4–8</w:t>
             </w:r>
           </w:p>
         </w:tc>
         <w:tc>
           <w:tcPr>
-            <w:tcW w:type="dxa" w:w="2351"/>
+            <w:tcW w:type="dxa" w:w="3135"/>
+            <w:shd w:fill="F0FDF4"/>
           </w:tcPr>
           <w:p>
+            <w:r/>
             <w:r>
               <w:rPr>
-                <w:sz w:val="18"/>
+                <w:color w:val="1A1A1A"/>
+                <w:sz w:val="20"/>
               </w:rPr>
-              <w:t>Full AI detection, safety scoring, portal, RFID</w:t>
-            </w:r>
-          </w:p>
-        </w:tc>
-        <w:tc>
-          <w:tcPr>
-            <w:tcW w:type="dxa" w:w="2351"/>
-          </w:tcPr>
-          <w:p>
-            <w:r>
-              <w:rPr>
-                <w:sz w:val="18"/>
-              </w:rPr>
-              <w:t>Per-orphanage + per-camera monthly</w:t>
+              <w:t>15–20 orphanages across Lahore, Rawalpindi, Faisalabad, Multan. Full AI pipeline. Portals deployed. Mobile alerts.</w:t>
             </w:r>
           </w:p>
         </w:tc>
@@ -2438,138 +3286,565 @@
       <w:tr>
         <w:tc>
           <w:tcPr>
-            <w:tcW w:type="dxa" w:w="2351"/>
+            <w:tcW w:type="dxa" w:w="3135"/>
           </w:tcPr>
           <w:p>
+            <w:r/>
             <w:r>
               <w:rPr>
-                <w:sz w:val="18"/>
+                <w:color w:val="1A1A1A"/>
+                <w:sz w:val="20"/>
               </w:rPr>
-              <w:t>Enterprise / Government</w:t>
+              <w:t>PROVINCE-WIDE</w:t>
             </w:r>
           </w:p>
         </w:tc>
         <w:tc>
           <w:tcPr>
-            <w:tcW w:type="dxa" w:w="2351"/>
+            <w:tcW w:type="dxa" w:w="3135"/>
           </w:tcPr>
           <w:p>
+            <w:r/>
             <w:r>
               <w:rPr>
-                <w:sz w:val="18"/>
+                <w:color w:val="1A1A1A"/>
+                <w:sz w:val="20"/>
               </w:rPr>
-              <w:t>Provincial/Federal authorities</w:t>
+              <w:t>Months 9–14</w:t>
             </w:r>
           </w:p>
         </w:tc>
         <w:tc>
           <w:tcPr>
-            <w:tcW w:type="dxa" w:w="2351"/>
+            <w:tcW w:type="dxa" w:w="3135"/>
           </w:tcPr>
           <w:p>
+            <w:r/>
             <w:r>
               <w:rPr>
-                <w:sz w:val="18"/>
+                <w:color w:val="1A1A1A"/>
+                <w:sz w:val="20"/>
               </w:rPr>
-              <w:t>Full command center, rankings, compliance, API access, multi-province</w:t>
+              <w:t>All 70+ Punjab orphanages connected. Rankings system public. Government integration. Compliance framework enforced.</w:t>
+            </w:r>
+          </w:p>
+        </w:tc>
+      </w:tr>
+      <w:tr>
+        <w:tc>
+          <w:tcPr>
+            <w:tcW w:type="dxa" w:w="3135"/>
+            <w:shd w:fill="F0FDF4"/>
+          </w:tcPr>
+          <w:p>
+            <w:r/>
+            <w:r>
+              <w:rPr>
+                <w:color w:val="1A1A1A"/>
+                <w:sz w:val="20"/>
+              </w:rPr>
+              <w:t>NATIONAL</w:t>
             </w:r>
           </w:p>
         </w:tc>
         <w:tc>
           <w:tcPr>
-            <w:tcW w:type="dxa" w:w="2351"/>
+            <w:tcW w:type="dxa" w:w="3135"/>
+            <w:shd w:fill="F0FDF4"/>
           </w:tcPr>
           <w:p>
+            <w:r/>
             <w:r>
               <w:rPr>
-                <w:sz w:val="18"/>
+                <w:color w:val="1A1A1A"/>
+                <w:sz w:val="20"/>
               </w:rPr>
-              <w:t>Annual licensing + implementation fee</w:t>
+              <w:t>Months 15–24</w:t>
+            </w:r>
+          </w:p>
+        </w:tc>
+        <w:tc>
+          <w:tcPr>
+            <w:tcW w:type="dxa" w:w="3135"/>
+            <w:shd w:fill="F0FDF4"/>
+          </w:tcPr>
+          <w:p>
+            <w:r/>
+            <w:r>
+              <w:rPr>
+                <w:color w:val="1A1A1A"/>
+                <w:sz w:val="20"/>
+              </w:rPr>
+              <w:t>Expand to Sindh, KPK, Balochistan. Federal reporting. UNICEF/NGO API integrations. Multi-province command.</w:t>
             </w:r>
           </w:p>
         </w:tc>
       </w:tr>
     </w:tbl>
-    <w:p/>
     <w:p>
-      <w:pPr>
-        <w:pStyle w:val="Heading2"/>
-      </w:pPr>
       <w:r>
-        <w:rPr>
-          <w:color w:val="0D9B6D"/>
-        </w:rPr>
-        <w:t>9.2 Revenue Streams</w:t>
+        <w:br w:type="page"/>
       </w:r>
     </w:p>
     <w:p>
       <w:pPr>
-        <w:pStyle w:val="ListBullet"/>
+        <w:spacing w:before="480" w:after="240"/>
       </w:pPr>
       <w:r>
         <w:rPr>
           <w:b/>
+          <w:color w:val="10B981"/>
+          <w:sz w:val="44"/>
         </w:rPr>
-        <w:t xml:space="preserve">Recurring: </w:t>
-      </w:r>
-      <w:r>
-        <w:t>SaaS subscriptions from orphanages and NGOs</w:t>
+        <w:t>Revenue Model</w:t>
       </w:r>
     </w:p>
     <w:p>
       <w:pPr>
-        <w:pStyle w:val="ListBullet"/>
+        <w:spacing w:after="240"/>
+      </w:pPr>
+      <w:r>
+        <w:rPr>
+          <w:color w:val="10B981"/>
+          <w:sz w:val="8"/>
+        </w:rPr>
+        <w:t>____________________________________________________________</w:t>
+      </w:r>
+    </w:p>
+    <w:tbl>
+      <w:tblPr>
+        <w:tblW w:type="auto" w:w="0"/>
+        <w:jc w:val="center"/>
+        <w:tblLook w:firstColumn="1" w:firstRow="1" w:lastColumn="0" w:lastRow="0" w:noHBand="0" w:noVBand="1" w:val="04A0"/>
+        <w:tblBorders>
+          <w:top w:val="single" w:sz="4" w:space="0" w:color="D1D5DB"/>
+          <w:left w:val="single" w:sz="4" w:space="0" w:color="D1D5DB"/>
+          <w:bottom w:val="single" w:sz="4" w:space="0" w:color="D1D5DB"/>
+          <w:right w:val="single" w:sz="4" w:space="0" w:color="D1D5DB"/>
+          <w:insideH w:val="single" w:sz="4" w:space="0" w:color="D1D5DB"/>
+          <w:insideV w:val="single" w:sz="4" w:space="0" w:color="D1D5DB"/>
+        </w:tblBorders>
+      </w:tblPr>
+      <w:tblGrid>
+        <w:gridCol w:w="3135"/>
+        <w:gridCol w:w="3135"/>
+        <w:gridCol w:w="3135"/>
+      </w:tblGrid>
+      <w:tr>
+        <w:tc>
+          <w:tcPr>
+            <w:tcW w:type="dxa" w:w="3135"/>
+            <w:shd w:fill="10B981"/>
+          </w:tcPr>
+          <w:p>
+            <w:r/>
+            <w:r>
+              <w:rPr>
+                <w:b/>
+                <w:color w:val="FFFFFF"/>
+                <w:sz w:val="20"/>
+              </w:rPr>
+              <w:t>Stream</w:t>
+            </w:r>
+          </w:p>
+        </w:tc>
+        <w:tc>
+          <w:tcPr>
+            <w:tcW w:type="dxa" w:w="3135"/>
+            <w:shd w:fill="10B981"/>
+          </w:tcPr>
+          <w:p>
+            <w:r/>
+            <w:r>
+              <w:rPr>
+                <w:b/>
+                <w:color w:val="FFFFFF"/>
+                <w:sz w:val="20"/>
+              </w:rPr>
+              <w:t>Who Pays</w:t>
+            </w:r>
+          </w:p>
+        </w:tc>
+        <w:tc>
+          <w:tcPr>
+            <w:tcW w:type="dxa" w:w="3135"/>
+            <w:shd w:fill="10B981"/>
+          </w:tcPr>
+          <w:p>
+            <w:r/>
+            <w:r>
+              <w:rPr>
+                <w:b/>
+                <w:color w:val="FFFFFF"/>
+                <w:sz w:val="20"/>
+              </w:rPr>
+              <w:t>How</w:t>
+            </w:r>
+          </w:p>
+        </w:tc>
+      </w:tr>
+      <w:tr>
+        <w:tc>
+          <w:tcPr>
+            <w:tcW w:type="dxa" w:w="3135"/>
+          </w:tcPr>
+          <w:p>
+            <w:r/>
+            <w:r>
+              <w:rPr>
+                <w:color w:val="1A1A1A"/>
+                <w:sz w:val="20"/>
+              </w:rPr>
+              <w:t>SaaS Subscription</w:t>
+            </w:r>
+          </w:p>
+        </w:tc>
+        <w:tc>
+          <w:tcPr>
+            <w:tcW w:type="dxa" w:w="3135"/>
+          </w:tcPr>
+          <w:p>
+            <w:r/>
+            <w:r>
+              <w:rPr>
+                <w:color w:val="1A1A1A"/>
+                <w:sz w:val="20"/>
+              </w:rPr>
+              <w:t>Orphanages, NGOs</w:t>
+            </w:r>
+          </w:p>
+        </w:tc>
+        <w:tc>
+          <w:tcPr>
+            <w:tcW w:type="dxa" w:w="3135"/>
+          </w:tcPr>
+          <w:p>
+            <w:r/>
+            <w:r>
+              <w:rPr>
+                <w:color w:val="1A1A1A"/>
+                <w:sz w:val="20"/>
+              </w:rPr>
+              <w:t>Monthly per-orphanage fee (Basic / Professional tiers)</w:t>
+            </w:r>
+          </w:p>
+        </w:tc>
+      </w:tr>
+      <w:tr>
+        <w:tc>
+          <w:tcPr>
+            <w:tcW w:type="dxa" w:w="3135"/>
+            <w:shd w:fill="F0FDF4"/>
+          </w:tcPr>
+          <w:p>
+            <w:r/>
+            <w:r>
+              <w:rPr>
+                <w:color w:val="1A1A1A"/>
+                <w:sz w:val="20"/>
+              </w:rPr>
+              <w:t>Government License</w:t>
+            </w:r>
+          </w:p>
+        </w:tc>
+        <w:tc>
+          <w:tcPr>
+            <w:tcW w:type="dxa" w:w="3135"/>
+            <w:shd w:fill="F0FDF4"/>
+          </w:tcPr>
+          <w:p>
+            <w:r/>
+            <w:r>
+              <w:rPr>
+                <w:color w:val="1A1A1A"/>
+                <w:sz w:val="20"/>
+              </w:rPr>
+              <w:t>Provincial &amp; Federal govt</w:t>
+            </w:r>
+          </w:p>
+        </w:tc>
+        <w:tc>
+          <w:tcPr>
+            <w:tcW w:type="dxa" w:w="3135"/>
+            <w:shd w:fill="F0FDF4"/>
+          </w:tcPr>
+          <w:p>
+            <w:r/>
+            <w:r>
+              <w:rPr>
+                <w:color w:val="1A1A1A"/>
+                <w:sz w:val="20"/>
+              </w:rPr>
+              <w:t>Annual licensing for command center + per-orphanage fee</w:t>
+            </w:r>
+          </w:p>
+        </w:tc>
+      </w:tr>
+      <w:tr>
+        <w:tc>
+          <w:tcPr>
+            <w:tcW w:type="dxa" w:w="3135"/>
+          </w:tcPr>
+          <w:p>
+            <w:r/>
+            <w:r>
+              <w:rPr>
+                <w:color w:val="1A1A1A"/>
+                <w:sz w:val="20"/>
+              </w:rPr>
+              <w:t>Hardware &amp; Setup</w:t>
+            </w:r>
+          </w:p>
+        </w:tc>
+        <w:tc>
+          <w:tcPr>
+            <w:tcW w:type="dxa" w:w="3135"/>
+          </w:tcPr>
+          <w:p>
+            <w:r/>
+            <w:r>
+              <w:rPr>
+                <w:color w:val="1A1A1A"/>
+                <w:sz w:val="20"/>
+              </w:rPr>
+              <w:t>Orphanages / Donors</w:t>
+            </w:r>
+          </w:p>
+        </w:tc>
+        <w:tc>
+          <w:tcPr>
+            <w:tcW w:type="dxa" w:w="3135"/>
+          </w:tcPr>
+          <w:p>
+            <w:r/>
+            <w:r>
+              <w:rPr>
+                <w:color w:val="1A1A1A"/>
+                <w:sz w:val="20"/>
+              </w:rPr>
+              <w:t>Camera installation, RFID hardware, network configuration</w:t>
+            </w:r>
+          </w:p>
+        </w:tc>
+      </w:tr>
+      <w:tr>
+        <w:tc>
+          <w:tcPr>
+            <w:tcW w:type="dxa" w:w="3135"/>
+            <w:shd w:fill="F0FDF4"/>
+          </w:tcPr>
+          <w:p>
+            <w:r/>
+            <w:r>
+              <w:rPr>
+                <w:color w:val="1A1A1A"/>
+                <w:sz w:val="20"/>
+              </w:rPr>
+              <w:t>NGO Partnerships</w:t>
+            </w:r>
+          </w:p>
+        </w:tc>
+        <w:tc>
+          <w:tcPr>
+            <w:tcW w:type="dxa" w:w="3135"/>
+            <w:shd w:fill="F0FDF4"/>
+          </w:tcPr>
+          <w:p>
+            <w:r/>
+            <w:r>
+              <w:rPr>
+                <w:color w:val="1A1A1A"/>
+                <w:sz w:val="20"/>
+              </w:rPr>
+              <w:t>UNICEF, Edhi, Al-Khidmat, SOS</w:t>
+            </w:r>
+          </w:p>
+        </w:tc>
+        <w:tc>
+          <w:tcPr>
+            <w:tcW w:type="dxa" w:w="3135"/>
+            <w:shd w:fill="F0FDF4"/>
+          </w:tcPr>
+          <w:p>
+            <w:r/>
+            <w:r>
+              <w:rPr>
+                <w:color w:val="1A1A1A"/>
+                <w:sz w:val="20"/>
+              </w:rPr>
+              <w:t>Integration fees, co-branded deployments</w:t>
+            </w:r>
+          </w:p>
+        </w:tc>
+      </w:tr>
+      <w:tr>
+        <w:tc>
+          <w:tcPr>
+            <w:tcW w:type="dxa" w:w="3135"/>
+          </w:tcPr>
+          <w:p>
+            <w:r/>
+            <w:r>
+              <w:rPr>
+                <w:color w:val="1A1A1A"/>
+                <w:sz w:val="20"/>
+              </w:rPr>
+              <w:t>Data &amp; Analytics</w:t>
+            </w:r>
+          </w:p>
+        </w:tc>
+        <w:tc>
+          <w:tcPr>
+            <w:tcW w:type="dxa" w:w="3135"/>
+          </w:tcPr>
+          <w:p>
+            <w:r/>
+            <w:r>
+              <w:rPr>
+                <w:color w:val="1A1A1A"/>
+                <w:sz w:val="20"/>
+              </w:rPr>
+              <w:t>Policy researchers, donors</w:t>
+            </w:r>
+          </w:p>
+        </w:tc>
+        <w:tc>
+          <w:tcPr>
+            <w:tcW w:type="dxa" w:w="3135"/>
+          </w:tcPr>
+          <w:p>
+            <w:r/>
+            <w:r>
+              <w:rPr>
+                <w:color w:val="1A1A1A"/>
+                <w:sz w:val="20"/>
+              </w:rPr>
+              <w:t>Anonymized child welfare analytics for evidence-based policy</w:t>
+            </w:r>
+          </w:p>
+        </w:tc>
+      </w:tr>
+    </w:tbl>
+    <w:p>
+      <w:r>
+        <w:br w:type="page"/>
+      </w:r>
+    </w:p>
+    <w:p>
+      <w:pPr>
+        <w:spacing w:before="480" w:after="240"/>
       </w:pPr>
       <w:r>
         <w:rPr>
           <w:b/>
+          <w:color w:val="10B981"/>
+          <w:sz w:val="44"/>
         </w:rPr>
-        <w:t xml:space="preserve">Government Contracts: </w:t>
-      </w:r>
-      <w:r>
-        <w:t>Government licensing for provincial/federal command centers</w:t>
+        <w:t>See It Live</w:t>
       </w:r>
     </w:p>
     <w:p>
       <w:pPr>
-        <w:pStyle w:val="ListBullet"/>
+        <w:spacing w:after="240"/>
+      </w:pPr>
+      <w:r>
+        <w:rPr>
+          <w:color w:val="10B981"/>
+          <w:sz w:val="8"/>
+        </w:rPr>
+        <w:t>____________________________________________________________</w:t>
+      </w:r>
+    </w:p>
+    <w:p>
+      <w:pPr>
+        <w:spacing w:after="160"/>
+      </w:pPr>
+      <w:r>
+        <w:rPr>
+          <w:color w:val="333333"/>
+          <w:sz w:val="22"/>
+        </w:rPr>
+        <w:t>OrphanGuard AI is not a concept. It is built, deployed, and running.</w:t>
+      </w:r>
+    </w:p>
+    <w:p/>
+    <w:p>
+      <w:r>
+        <w:rPr>
+          <w:b/>
+          <w:sz w:val="22"/>
+        </w:rPr>
+        <w:t xml:space="preserve">Command Center: </w:t>
+      </w:r>
+      <w:r>
+        <w:rPr>
+          <w:sz w:val="22"/>
+        </w:rPr>
+        <w:t>orphanguard-web-production.up.railway.app</w:t>
+      </w:r>
+    </w:p>
+    <w:p>
+      <w:r>
+        <w:rPr>
+          <w:b/>
+          <w:sz w:val="22"/>
+        </w:rPr>
+        <w:t xml:space="preserve">Orphanage Portal: </w:t>
+      </w:r>
+      <w:r>
+        <w:rPr>
+          <w:sz w:val="22"/>
+        </w:rPr>
+        <w:t>orphanguard-web-production.up.railway.app/portal.html</w:t>
+      </w:r>
+    </w:p>
+    <w:p>
+      <w:r>
+        <w:rPr>
+          <w:b/>
+          <w:sz w:val="22"/>
+        </w:rPr>
+        <w:t xml:space="preserve">Source Code: </w:t>
+      </w:r>
+      <w:r>
+        <w:rPr>
+          <w:sz w:val="22"/>
+        </w:rPr>
+        <w:t>github.com/zaryabmalik314-code/AI-SHOWDOWN</w:t>
+      </w:r>
+    </w:p>
+    <w:p/>
+    <w:p/>
+    <w:p>
+      <w:pPr>
+        <w:spacing w:before="160" w:after="160"/>
+        <w:ind w:left="567"/>
+      </w:pPr>
+      <w:r>
+        <w:rPr>
+          <w:i/>
+          <w:color w:val="10B981"/>
+          <w:sz w:val="24"/>
+        </w:rPr>
+        <w:t>Every child in Punjab deserves someone watching over them.</w:t>
+        <w:br/>
+        <w:t>OrphanGuard AI is that someone — 24 hours a day, 7 days a week, for every orphanage.</w:t>
+      </w:r>
+    </w:p>
+    <w:p/>
+    <w:p/>
+    <w:p/>
+    <w:p>
+      <w:pPr>
+        <w:jc w:val="center"/>
       </w:pPr>
       <w:r>
         <w:rPr>
           <w:b/>
+          <w:color w:val="10B981"/>
+          <w:sz w:val="32"/>
         </w:rPr>
-        <w:t xml:space="preserve">Hardware &amp; Setup: </w:t>
-      </w:r>
-      <w:r>
-        <w:t>Camera installation, RFID hardware, network setup</w:t>
-      </w:r>
-    </w:p>
-    <w:p>
-      <w:pPr>
-        <w:pStyle w:val="ListBullet"/>
-      </w:pPr>
-      <w:r>
-        <w:rPr>
-          <w:b/>
-        </w:rPr>
-        <w:t xml:space="preserve">NGO Partnerships: </w:t>
-      </w:r>
-      <w:r>
-        <w:t>UNICEF, Save the Children, Edhi Foundation, Al-Khidmat — integration partnerships</w:t>
-      </w:r>
-    </w:p>
-    <w:p>
-      <w:pPr>
-        <w:pStyle w:val="ListBullet"/>
-      </w:pPr>
-      <w:r>
-        <w:rPr>
-          <w:b/>
-        </w:rPr>
-        <w:t xml:space="preserve">Data Insights: </w:t>
-      </w:r>
-      <w:r>
-        <w:t>Anonymized child welfare analytics for policy research</w:t>
+        <w:t>Let's protect them together.</w:t>
       </w:r>
     </w:p>
     <w:p>
@@ -2579,227 +3854,244 @@
     </w:p>
     <w:p>
       <w:pPr>
-        <w:pStyle w:val="Heading1"/>
+        <w:spacing w:before="480" w:after="240"/>
+      </w:pPr>
+      <w:r>
+        <w:rPr>
+          <w:b/>
+          <w:color w:val="10B981"/>
+          <w:sz w:val="44"/>
+        </w:rPr>
+        <w:t>Sources</w:t>
+      </w:r>
+    </w:p>
+    <w:p>
+      <w:pPr>
+        <w:spacing w:after="240"/>
       </w:pPr>
       <w:r>
         <w:rPr>
           <w:color w:val="10B981"/>
+          <w:sz w:val="8"/>
         </w:rPr>
-        <w:t>10. Team &amp; Contact</w:t>
-      </w:r>
-    </w:p>
-    <w:p>
-      <w:r>
-        <w:t>OrphanGuard AI is developed by a passionate team committed to leveraging technology for child protection and social impact in Pakistan.</w:t>
-      </w:r>
-    </w:p>
-    <w:p/>
-    <w:p>
-      <w:r>
-        <w:rPr>
-          <w:b/>
-        </w:rPr>
-        <w:t xml:space="preserve">Live Demo: </w:t>
-      </w:r>
-      <w:r>
-        <w:t>orphanguard-web-production.up.railway.app</w:t>
-      </w:r>
-    </w:p>
-    <w:p>
-      <w:r>
-        <w:rPr>
-          <w:b/>
-        </w:rPr>
-        <w:t xml:space="preserve">Standalone Portal: </w:t>
-      </w:r>
-      <w:r>
-        <w:t>orphanguard-web-production.up.railway.app/portal.html</w:t>
-      </w:r>
-    </w:p>
-    <w:p>
-      <w:r>
-        <w:rPr>
-          <w:b/>
-        </w:rPr>
-        <w:t xml:space="preserve">GitHub Repository: </w:t>
-      </w:r>
-      <w:r>
-        <w:t>github.com/zaryabmalik314-code/AI-SHOWDOWN</w:t>
-      </w:r>
-    </w:p>
-    <w:p/>
-    <w:p/>
-    <w:p>
-      <w:pPr>
-        <w:jc w:val="center"/>
-      </w:pPr>
-      <w:r>
-        <w:rPr>
-          <w:i/>
-          <w:color w:val="10B981"/>
-          <w:sz w:val="28"/>
-        </w:rPr>
-        <w:t>"Every child deserves to be safe.</w:t>
-        <w:br/>
-        <w:t>OrphanGuard AI makes it possible."</w:t>
-      </w:r>
-    </w:p>
-    <w:p/>
-    <w:p>
-      <w:r>
-        <w:br w:type="page"/>
+        <w:t>____________________________________________________________</w:t>
       </w:r>
     </w:p>
     <w:p>
       <w:pPr>
-        <w:pStyle w:val="Heading1"/>
+        <w:spacing w:after="40"/>
       </w:pPr>
       <w:r>
         <w:rPr>
-          <w:color w:val="10B981"/>
+          <w:b/>
+          <w:color w:val="5A5A5A"/>
+          <w:sz w:val="18"/>
         </w:rPr>
-        <w:t>Sources &amp; References</w:t>
+        <w:t xml:space="preserve">Orphan Population: </w:t>
+      </w:r>
+      <w:r>
+        <w:rPr>
+          <w:color w:val="888888"/>
+          <w:sz w:val="18"/>
+        </w:rPr>
+        <w:t>Mahmood et al. (2020) — 4.6 million orphans estimate</w:t>
       </w:r>
     </w:p>
     <w:p>
       <w:pPr>
-        <w:pStyle w:val="ListBullet"/>
+        <w:spacing w:after="40"/>
       </w:pPr>
       <w:r>
         <w:rPr>
-          <w:color w:val="666666"/>
+          <w:b/>
+          <w:color w:val="5A5A5A"/>
           <w:sz w:val="18"/>
         </w:rPr>
-        <w:t>Mahmood et al. (2020) — Pakistan orphan population estimate (4.6 million)</w:t>
+        <w:t xml:space="preserve">Punjab Orphanages: </w:t>
+      </w:r>
+      <w:r>
+        <w:rPr>
+          <w:color w:val="888888"/>
+          <w:sz w:val="18"/>
+        </w:rPr>
+        <w:t>Punjab Social Welfare Department — swd.punjab.gov.pk</w:t>
       </w:r>
     </w:p>
     <w:p>
       <w:pPr>
-        <w:pStyle w:val="ListBullet"/>
+        <w:spacing w:after="40"/>
       </w:pPr>
       <w:r>
         <w:rPr>
-          <w:color w:val="666666"/>
+          <w:b/>
+          <w:color w:val="5A5A5A"/>
           <w:sz w:val="18"/>
         </w:rPr>
-        <w:t>Punjab Social Welfare Department — swd.punjab.gov.pk/model_children_homes</w:t>
+        <w:t xml:space="preserve">Child Abuse Data: </w:t>
+      </w:r>
+      <w:r>
+        <w:rPr>
+          <w:color w:val="888888"/>
+          <w:sz w:val="18"/>
+        </w:rPr>
+        <w:t>Sahil NGO "Cruel Numbers" Reports 2023–2026 — sahil.org</w:t>
       </w:r>
     </w:p>
     <w:p>
       <w:pPr>
-        <w:pStyle w:val="ListBullet"/>
+        <w:spacing w:after="40"/>
       </w:pPr>
       <w:r>
         <w:rPr>
-          <w:color w:val="666666"/>
+          <w:b/>
+          <w:color w:val="5A5A5A"/>
           <w:sz w:val="18"/>
         </w:rPr>
-        <w:t>UNICEF Pakistan Annual Report 2024 — open.unicef.org</w:t>
+        <w:t xml:space="preserve">Minority Children: </w:t>
+      </w:r>
+      <w:r>
+        <w:rPr>
+          <w:color w:val="888888"/>
+          <w:sz w:val="18"/>
+        </w:rPr>
+        <w:t>NCRC "Situation Analysis of Children from Minority Religions in Pakistan" (2025, UNICEF-funded)</w:t>
       </w:r>
     </w:p>
     <w:p>
       <w:pPr>
-        <w:pStyle w:val="ListBullet"/>
+        <w:spacing w:after="40"/>
       </w:pPr>
       <w:r>
         <w:rPr>
-          <w:color w:val="666666"/>
+          <w:b/>
+          <w:color w:val="5A5A5A"/>
           <w:sz w:val="18"/>
         </w:rPr>
-        <w:t>UNICEF Pakistan Child Protection — unicef.org/pakistan/child-protection-0</w:t>
+        <w:t xml:space="preserve">Forced Conversions: </w:t>
+      </w:r>
+      <w:r>
+        <w:rPr>
+          <w:color w:val="888888"/>
+          <w:sz w:val="18"/>
+        </w:rPr>
+        <w:t>Center for Social Justice (CSJ) — Five-Year Analysis 2021–2025</w:t>
       </w:r>
     </w:p>
     <w:p>
       <w:pPr>
-        <w:pStyle w:val="ListBullet"/>
+        <w:spacing w:after="40"/>
       </w:pPr>
       <w:r>
         <w:rPr>
-          <w:color w:val="666666"/>
+          <w:b/>
+          <w:color w:val="5A5A5A"/>
           <w:sz w:val="18"/>
         </w:rPr>
-        <w:t>Sahil NGO "Cruel Numbers" Reports 2025–2026 — sahil.org</w:t>
+        <w:t xml:space="preserve">Malnutrition: </w:t>
+      </w:r>
+      <w:r>
+        <w:rPr>
+          <w:color w:val="888888"/>
+          <w:sz w:val="18"/>
+        </w:rPr>
+        <w:t>PMC — "Malnutrition and associated risk factors in orphanages in Punjab" (2022)</w:t>
       </w:r>
     </w:p>
     <w:p>
       <w:pPr>
-        <w:pStyle w:val="ListBullet"/>
+        <w:spacing w:after="40"/>
       </w:pPr>
       <w:r>
         <w:rPr>
-          <w:color w:val="666666"/>
+          <w:b/>
+          <w:color w:val="5A5A5A"/>
           <w:sz w:val="18"/>
         </w:rPr>
-        <w:t>Punjab MICS 2024 Key Findings — mics.unicef.org</w:t>
+        <w:t xml:space="preserve">UNICEF Data: </w:t>
+      </w:r>
+      <w:r>
+        <w:rPr>
+          <w:color w:val="888888"/>
+          <w:sz w:val="18"/>
+        </w:rPr>
+        <w:t>UNICEF Pakistan Annual Report 2024, HAC Appeal 2024, Child Protection page</w:t>
       </w:r>
     </w:p>
     <w:p>
       <w:pPr>
-        <w:pStyle w:val="ListBullet"/>
+        <w:spacing w:after="40"/>
       </w:pPr>
       <w:r>
         <w:rPr>
-          <w:color w:val="666666"/>
+          <w:b/>
+          <w:color w:val="5A5A5A"/>
           <w:sz w:val="18"/>
         </w:rPr>
-        <w:t>PMC: Malnutrition in Punjab Orphanages — pmc.ncbi.nlm.nih.gov/articles/PMC11773646</w:t>
+        <w:t xml:space="preserve">Punjab MICS: </w:t>
+      </w:r>
+      <w:r>
+        <w:rPr>
+          <w:color w:val="888888"/>
+          <w:sz w:val="18"/>
+        </w:rPr>
+        <w:t>UNICEF Punjab MICS 2024 Key Findings — mics.unicef.org</w:t>
       </w:r>
     </w:p>
     <w:p>
       <w:pPr>
-        <w:pStyle w:val="ListBullet"/>
+        <w:spacing w:after="40"/>
       </w:pPr>
       <w:r>
         <w:rPr>
-          <w:color w:val="666666"/>
+          <w:b/>
+          <w:color w:val="5A5A5A"/>
           <w:sz w:val="18"/>
         </w:rPr>
-        <w:t>Human Trafficking Search — Orphanage Trafficking in Pakistan (2025)</w:t>
+        <w:t xml:space="preserve">UN Review: </w:t>
+      </w:r>
+      <w:r>
+        <w:rPr>
+          <w:color w:val="888888"/>
+          <w:sz w:val="18"/>
+        </w:rPr>
+        <w:t>OHCHR — Committee on Rights of the Child, Pakistan Review (January 2026)</w:t>
       </w:r>
     </w:p>
     <w:p>
       <w:pPr>
-        <w:pStyle w:val="ListBullet"/>
+        <w:spacing w:after="40"/>
       </w:pPr>
       <w:r>
         <w:rPr>
-          <w:color w:val="666666"/>
+          <w:b/>
+          <w:color w:val="5A5A5A"/>
           <w:sz w:val="18"/>
         </w:rPr>
-        <w:t>Dawn News — Over 4,200 children sexually abused in 2023 (Sahil report)</w:t>
+        <w:t xml:space="preserve">Trafficking: </w:t>
+      </w:r>
+      <w:r>
+        <w:rPr>
+          <w:color w:val="888888"/>
+          <w:sz w:val="18"/>
+        </w:rPr>
+        <w:t>Human Trafficking Search — "Weak child safeguards fueling orphanage trafficking" (2025)</w:t>
       </w:r>
     </w:p>
     <w:p>
       <w:pPr>
-        <w:pStyle w:val="ListBullet"/>
+        <w:spacing w:after="40"/>
       </w:pPr>
       <w:r>
         <w:rPr>
-          <w:color w:val="666666"/>
+          <w:b/>
+          <w:color w:val="5A5A5A"/>
           <w:sz w:val="18"/>
         </w:rPr>
-        <w:t>The Hawk — Over 1,900 child abuse cases in H1 2026</w:t>
+        <w:t xml:space="preserve">Market Data: </w:t>
       </w:r>
-    </w:p>
-    <w:p>
-      <w:pPr>
-        <w:pStyle w:val="ListBullet"/>
-      </w:pPr>
       <w:r>
         <w:rPr>
-          <w:color w:val="666666"/>
-          <w:sz w:val="18"/>
-        </w:rPr>
-        <w:t>UN OHCHR — Committee on Rights of the Child review of Pakistan (Jan 2026)</w:t>
-      </w:r>
-    </w:p>
-    <w:p>
-      <w:pPr>
-        <w:pStyle w:val="ListBullet"/>
-      </w:pPr>
-      <w:r>
-        <w:rPr>
-          <w:color w:val="666666"/>
+          <w:color w:val="888888"/>
           <w:sz w:val="18"/>
         </w:rPr>
         <w:t>Astute Analytica — Child Presence Detection System Market Report</w:t>
@@ -2807,31 +4099,67 @@
     </w:p>
     <w:p>
       <w:pPr>
-        <w:pStyle w:val="ListBullet"/>
+        <w:spacing w:after="40"/>
       </w:pPr>
       <w:r>
         <w:rPr>
-          <w:color w:val="666666"/>
+          <w:b/>
+          <w:color w:val="5A5A5A"/>
           <w:sz w:val="18"/>
         </w:rPr>
-        <w:t>Verified Market Reports — Infant Security System Market</w:t>
+        <w:t xml:space="preserve">Dawn News: </w:t>
+      </w:r>
+      <w:r>
+        <w:rPr>
+          <w:color w:val="888888"/>
+          <w:sz w:val="18"/>
+        </w:rPr>
+        <w:t>"Over 4,200 children sexually abused in 2023" (Sahil report)</w:t>
       </w:r>
     </w:p>
     <w:p>
       <w:pPr>
-        <w:pStyle w:val="ListBullet"/>
+        <w:spacing w:after="40"/>
       </w:pPr>
       <w:r>
         <w:rPr>
-          <w:color w:val="666666"/>
+          <w:b/>
+          <w:color w:val="5A5A5A"/>
           <w:sz w:val="18"/>
         </w:rPr>
-        <w:t>Accountability Lab Pakistan — Protecting Pakistan's Children</w:t>
+        <w:t xml:space="preserve">Accountability Lab: </w:t>
+      </w:r>
+      <w:r>
+        <w:rPr>
+          <w:color w:val="888888"/>
+          <w:sz w:val="18"/>
+        </w:rPr>
+        <w:t>"Protecting Pakistan's Children" — pakistan.accountabilitylab.org</w:t>
+      </w:r>
+    </w:p>
+    <w:p>
+      <w:pPr>
+        <w:spacing w:after="40"/>
+      </w:pPr>
+      <w:r>
+        <w:rPr>
+          <w:b/>
+          <w:color w:val="5A5A5A"/>
+          <w:sz w:val="18"/>
+        </w:rPr>
+        <w:t xml:space="preserve">UCA News: </w:t>
+      </w:r>
+      <w:r>
+        <w:rPr>
+          <w:color w:val="888888"/>
+          <w:sz w:val="18"/>
+        </w:rPr>
+        <w:t>"Minority children in Pakistan face high levels of discrimination"</w:t>
       </w:r>
     </w:p>
     <w:sectPr>
       <w:pgSz w:w="12240" w:h="15840"/>
-      <w:pgMar w:top="1417" w:right="1417" w:bottom="1417" w:left="1417" w:header="720" w:footer="720" w:gutter="0"/>
+      <w:pgMar w:top="1134" w:right="1417" w:bottom="1134" w:left="1417" w:header="720" w:footer="720" w:gutter="0"/>
       <w:cols w:space="720"/>
       <w:docGrid w:linePitch="360"/>
     </w:sectPr>
@@ -3202,9 +4530,12 @@
     <w:name w:val="Normal"/>
     <w:qFormat/>
     <w:rsid w:val="00FC693F"/>
+    <w:pPr>
+      <w:spacing w:after="120" w:line="276" w:lineRule="auto"/>
+    </w:pPr>
     <w:rPr>
       <w:rFonts w:ascii="Calibri" w:hAnsi="Calibri"/>
-      <w:color w:val="333333"/>
+      <w:color w:val="2D2D2D"/>
       <w:sz w:val="22"/>
     </w:rPr>
   </w:style>

--- a/OrphanGuard_AI_Pitch_Document.docx
+++ b/OrphanGuard_AI_Pitch_Document.docx
@@ -3740,6 +3740,1279 @@
           <w:color w:val="10B981"/>
           <w:sz w:val="44"/>
         </w:rPr>
+        <w:t>Funding &amp; Grant Opportunities</w:t>
+      </w:r>
+    </w:p>
+    <w:p>
+      <w:pPr>
+        <w:spacing w:after="240"/>
+      </w:pPr>
+      <w:r>
+        <w:rPr>
+          <w:color w:val="10B981"/>
+          <w:sz w:val="8"/>
+        </w:rPr>
+        <w:t>____________________________________________________________</w:t>
+      </w:r>
+    </w:p>
+    <w:p>
+      <w:pPr>
+        <w:spacing w:after="160"/>
+      </w:pPr>
+      <w:r>
+        <w:rPr>
+          <w:color w:val="333333"/>
+          <w:sz w:val="22"/>
+        </w:rPr>
+        <w:t>OrphanGuard AI sits at the intersection of AI, child protection, and social impact — a space where multiple international and domestic funders are actively deploying capital. The following opportunities are directly aligned with this project.</w:t>
+      </w:r>
+    </w:p>
+    <w:p>
+      <w:pPr>
+        <w:spacing w:before="320" w:after="160"/>
+      </w:pPr>
+      <w:r>
+        <w:rPr>
+          <w:b/>
+          <w:color w:val="0A7A56"/>
+          <w:sz w:val="30"/>
+        </w:rPr>
+        <w:t>Tier 1 — High-Priority International Grants</w:t>
+      </w:r>
+    </w:p>
+    <w:tbl>
+      <w:tblPr>
+        <w:tblW w:type="auto" w:w="0"/>
+        <w:jc w:val="center"/>
+        <w:tblLook w:firstColumn="1" w:firstRow="1" w:lastColumn="0" w:lastRow="0" w:noHBand="0" w:noVBand="1" w:val="04A0"/>
+        <w:tblBorders>
+          <w:top w:val="single" w:sz="4" w:space="0" w:color="D1D5DB"/>
+          <w:left w:val="single" w:sz="4" w:space="0" w:color="D1D5DB"/>
+          <w:bottom w:val="single" w:sz="4" w:space="0" w:color="D1D5DB"/>
+          <w:right w:val="single" w:sz="4" w:space="0" w:color="D1D5DB"/>
+          <w:insideH w:val="single" w:sz="4" w:space="0" w:color="D1D5DB"/>
+          <w:insideV w:val="single" w:sz="4" w:space="0" w:color="D1D5DB"/>
+        </w:tblBorders>
+      </w:tblPr>
+      <w:tblGrid>
+        <w:gridCol w:w="2351"/>
+        <w:gridCol w:w="2351"/>
+        <w:gridCol w:w="2351"/>
+        <w:gridCol w:w="2351"/>
+      </w:tblGrid>
+      <w:tr>
+        <w:tc>
+          <w:tcPr>
+            <w:tcW w:type="dxa" w:w="2351"/>
+            <w:shd w:fill="10B981"/>
+          </w:tcPr>
+          <w:p>
+            <w:r/>
+            <w:r>
+              <w:rPr>
+                <w:b/>
+                <w:color w:val="FFFFFF"/>
+                <w:sz w:val="20"/>
+              </w:rPr>
+              <w:t>Funder</w:t>
+            </w:r>
+          </w:p>
+        </w:tc>
+        <w:tc>
+          <w:tcPr>
+            <w:tcW w:type="dxa" w:w="2351"/>
+            <w:shd w:fill="10B981"/>
+          </w:tcPr>
+          <w:p>
+            <w:r/>
+            <w:r>
+              <w:rPr>
+                <w:b/>
+                <w:color w:val="FFFFFF"/>
+                <w:sz w:val="20"/>
+              </w:rPr>
+              <w:t>Amount</w:t>
+            </w:r>
+          </w:p>
+        </w:tc>
+        <w:tc>
+          <w:tcPr>
+            <w:tcW w:type="dxa" w:w="2351"/>
+            <w:shd w:fill="10B981"/>
+          </w:tcPr>
+          <w:p>
+            <w:r/>
+            <w:r>
+              <w:rPr>
+                <w:b/>
+                <w:color w:val="FFFFFF"/>
+                <w:sz w:val="20"/>
+              </w:rPr>
+              <w:t>Fit for OrphanGuard</w:t>
+            </w:r>
+          </w:p>
+        </w:tc>
+        <w:tc>
+          <w:tcPr>
+            <w:tcW w:type="dxa" w:w="2351"/>
+            <w:shd w:fill="10B981"/>
+          </w:tcPr>
+          <w:p>
+            <w:r/>
+            <w:r>
+              <w:rPr>
+                <w:b/>
+                <w:color w:val="FFFFFF"/>
+                <w:sz w:val="20"/>
+              </w:rPr>
+              <w:t>Status</w:t>
+            </w:r>
+          </w:p>
+        </w:tc>
+      </w:tr>
+      <w:tr>
+        <w:tc>
+          <w:tcPr>
+            <w:tcW w:type="dxa" w:w="2351"/>
+          </w:tcPr>
+          <w:p>
+            <w:r/>
+            <w:r>
+              <w:rPr>
+                <w:color w:val="1A1A1A"/>
+                <w:sz w:val="20"/>
+              </w:rPr>
+              <w:t>UNICEF Venture Fund</w:t>
+            </w:r>
+          </w:p>
+        </w:tc>
+        <w:tc>
+          <w:tcPr>
+            <w:tcW w:type="dxa" w:w="2351"/>
+          </w:tcPr>
+          <w:p>
+            <w:r/>
+            <w:r>
+              <w:rPr>
+                <w:color w:val="1A1A1A"/>
+                <w:sz w:val="20"/>
+              </w:rPr>
+              <w:t>Up to $100,000 (equity-free)</w:t>
+            </w:r>
+          </w:p>
+        </w:tc>
+        <w:tc>
+          <w:tcPr>
+            <w:tcW w:type="dxa" w:w="2351"/>
+          </w:tcPr>
+          <w:p>
+            <w:r/>
+            <w:r>
+              <w:rPr>
+                <w:color w:val="1A1A1A"/>
+                <w:sz w:val="20"/>
+              </w:rPr>
+              <w:t>AI + children + Pakistan (programme country). They've funded child safety tech cohorts before. Need: registered company, working prototype, open-source commitment.</w:t>
+            </w:r>
+          </w:p>
+        </w:tc>
+        <w:tc>
+          <w:tcPr>
+            <w:tcW w:type="dxa" w:w="2351"/>
+          </w:tcPr>
+          <w:p>
+            <w:r/>
+            <w:r>
+              <w:rPr>
+                <w:color w:val="1A1A1A"/>
+                <w:sz w:val="20"/>
+              </w:rPr>
+              <w:t>Watch for next call — unicefventurefund.org</w:t>
+            </w:r>
+          </w:p>
+        </w:tc>
+      </w:tr>
+      <w:tr>
+        <w:tc>
+          <w:tcPr>
+            <w:tcW w:type="dxa" w:w="2351"/>
+            <w:shd w:fill="F0FDF4"/>
+          </w:tcPr>
+          <w:p>
+            <w:r/>
+            <w:r>
+              <w:rPr>
+                <w:color w:val="1A1A1A"/>
+                <w:sz w:val="20"/>
+              </w:rPr>
+              <w:t>EU — Integrated Child Protection Systems</w:t>
+            </w:r>
+          </w:p>
+        </w:tc>
+        <w:tc>
+          <w:tcPr>
+            <w:tcW w:type="dxa" w:w="2351"/>
+            <w:shd w:fill="F0FDF4"/>
+          </w:tcPr>
+          <w:p>
+            <w:r/>
+            <w:r>
+              <w:rPr>
+                <w:color w:val="1A1A1A"/>
+                <w:sz w:val="20"/>
+              </w:rPr>
+              <w:t>Varies (large grants)</w:t>
+            </w:r>
+          </w:p>
+        </w:tc>
+        <w:tc>
+          <w:tcPr>
+            <w:tcW w:type="dxa" w:w="2351"/>
+            <w:shd w:fill="F0FDF4"/>
+          </w:tcPr>
+          <w:p>
+            <w:r/>
+            <w:r>
+              <w:rPr>
+                <w:color w:val="1A1A1A"/>
+                <w:sz w:val="20"/>
+              </w:rPr>
+              <w:t>Strengthening child protection systems and violence prevention. May need EU-based lead partner.</w:t>
+            </w:r>
+          </w:p>
+        </w:tc>
+        <w:tc>
+          <w:tcPr>
+            <w:tcW w:type="dxa" w:w="2351"/>
+            <w:shd w:fill="F0FDF4"/>
+          </w:tcPr>
+          <w:p>
+            <w:r/>
+            <w:r>
+              <w:rPr>
+                <w:color w:val="1A1A1A"/>
+                <w:sz w:val="20"/>
+              </w:rPr>
+              <w:t>Deadline: 3 November 2026</w:t>
+            </w:r>
+          </w:p>
+        </w:tc>
+      </w:tr>
+      <w:tr>
+        <w:tc>
+          <w:tcPr>
+            <w:tcW w:type="dxa" w:w="2351"/>
+          </w:tcPr>
+          <w:p>
+            <w:r/>
+            <w:r>
+              <w:rPr>
+                <w:color w:val="1A1A1A"/>
+                <w:sz w:val="20"/>
+              </w:rPr>
+              <w:t>Childhood Foundation</w:t>
+            </w:r>
+          </w:p>
+        </w:tc>
+        <w:tc>
+          <w:tcPr>
+            <w:tcW w:type="dxa" w:w="2351"/>
+          </w:tcPr>
+          <w:p>
+            <w:r/>
+            <w:r>
+              <w:rPr>
+                <w:color w:val="1A1A1A"/>
+                <w:sz w:val="20"/>
+              </w:rPr>
+              <w:t>Varies</w:t>
+            </w:r>
+          </w:p>
+        </w:tc>
+        <w:tc>
+          <w:tcPr>
+            <w:tcW w:type="dxa" w:w="2351"/>
+          </w:tcPr>
+          <w:p>
+            <w:r/>
+            <w:r>
+              <w:rPr>
+                <w:color w:val="1A1A1A"/>
+                <w:sz w:val="20"/>
+              </w:rPr>
+              <w:t>Grants to end child sexual abuse and exploitation. Check Pakistan eligibility.</w:t>
+            </w:r>
+          </w:p>
+        </w:tc>
+        <w:tc>
+          <w:tcPr>
+            <w:tcW w:type="dxa" w:w="2351"/>
+          </w:tcPr>
+          <w:p>
+            <w:r/>
+            <w:r>
+              <w:rPr>
+                <w:color w:val="1A1A1A"/>
+                <w:sz w:val="20"/>
+              </w:rPr>
+              <w:t>Deadline: 31 December 2026</w:t>
+            </w:r>
+          </w:p>
+        </w:tc>
+      </w:tr>
+      <w:tr>
+        <w:tc>
+          <w:tcPr>
+            <w:tcW w:type="dxa" w:w="2351"/>
+            <w:shd w:fill="F0FDF4"/>
+          </w:tcPr>
+          <w:p>
+            <w:r/>
+            <w:r>
+              <w:rPr>
+                <w:color w:val="1A1A1A"/>
+                <w:sz w:val="20"/>
+              </w:rPr>
+              <w:t>UNDP Innovation Challenge — Pakistan</w:t>
+            </w:r>
+          </w:p>
+        </w:tc>
+        <w:tc>
+          <w:tcPr>
+            <w:tcW w:type="dxa" w:w="2351"/>
+            <w:shd w:fill="F0FDF4"/>
+          </w:tcPr>
+          <w:p>
+            <w:r/>
+            <w:r>
+              <w:rPr>
+                <w:color w:val="1A1A1A"/>
+                <w:sz w:val="20"/>
+              </w:rPr>
+              <w:t>Up to $30,000</w:t>
+            </w:r>
+          </w:p>
+        </w:tc>
+        <w:tc>
+          <w:tcPr>
+            <w:tcW w:type="dxa" w:w="2351"/>
+            <w:shd w:fill="F0FDF4"/>
+          </w:tcPr>
+          <w:p>
+            <w:r/>
+            <w:r>
+              <w:rPr>
+                <w:color w:val="1A1A1A"/>
+                <w:sz w:val="20"/>
+              </w:rPr>
+              <w:t>Scalable social innovations. Digital inclusion and youth empowerment themes.</w:t>
+            </w:r>
+          </w:p>
+        </w:tc>
+        <w:tc>
+          <w:tcPr>
+            <w:tcW w:type="dxa" w:w="2351"/>
+            <w:shd w:fill="F0FDF4"/>
+          </w:tcPr>
+          <w:p>
+            <w:r/>
+            <w:r>
+              <w:rPr>
+                <w:color w:val="1A1A1A"/>
+                <w:sz w:val="20"/>
+              </w:rPr>
+              <w:t>Confirm if active</w:t>
+            </w:r>
+          </w:p>
+        </w:tc>
+      </w:tr>
+    </w:tbl>
+    <w:p/>
+    <w:p>
+      <w:pPr>
+        <w:spacing w:before="320" w:after="160"/>
+      </w:pPr>
+      <w:r>
+        <w:rPr>
+          <w:b/>
+          <w:color w:val="0A7A56"/>
+          <w:sz w:val="30"/>
+        </w:rPr>
+        <w:t>Tier 2 — Pakistan Government &amp; Ecosystem Funding</w:t>
+      </w:r>
+    </w:p>
+    <w:tbl>
+      <w:tblPr>
+        <w:tblW w:type="auto" w:w="0"/>
+        <w:jc w:val="center"/>
+        <w:tblLook w:firstColumn="1" w:firstRow="1" w:lastColumn="0" w:lastRow="0" w:noHBand="0" w:noVBand="1" w:val="04A0"/>
+        <w:tblBorders>
+          <w:top w:val="single" w:sz="4" w:space="0" w:color="D1D5DB"/>
+          <w:left w:val="single" w:sz="4" w:space="0" w:color="D1D5DB"/>
+          <w:bottom w:val="single" w:sz="4" w:space="0" w:color="D1D5DB"/>
+          <w:right w:val="single" w:sz="4" w:space="0" w:color="D1D5DB"/>
+          <w:insideH w:val="single" w:sz="4" w:space="0" w:color="D1D5DB"/>
+          <w:insideV w:val="single" w:sz="4" w:space="0" w:color="D1D5DB"/>
+        </w:tblBorders>
+      </w:tblPr>
+      <w:tblGrid>
+        <w:gridCol w:w="3135"/>
+        <w:gridCol w:w="3135"/>
+        <w:gridCol w:w="3135"/>
+      </w:tblGrid>
+      <w:tr>
+        <w:tc>
+          <w:tcPr>
+            <w:tcW w:type="dxa" w:w="3135"/>
+            <w:shd w:fill="10B981"/>
+          </w:tcPr>
+          <w:p>
+            <w:r/>
+            <w:r>
+              <w:rPr>
+                <w:b/>
+                <w:color w:val="FFFFFF"/>
+                <w:sz w:val="20"/>
+              </w:rPr>
+              <w:t>Funder</w:t>
+            </w:r>
+          </w:p>
+        </w:tc>
+        <w:tc>
+          <w:tcPr>
+            <w:tcW w:type="dxa" w:w="3135"/>
+            <w:shd w:fill="10B981"/>
+          </w:tcPr>
+          <w:p>
+            <w:r/>
+            <w:r>
+              <w:rPr>
+                <w:b/>
+                <w:color w:val="FFFFFF"/>
+                <w:sz w:val="20"/>
+              </w:rPr>
+              <w:t>Amount</w:t>
+            </w:r>
+          </w:p>
+        </w:tc>
+        <w:tc>
+          <w:tcPr>
+            <w:tcW w:type="dxa" w:w="3135"/>
+            <w:shd w:fill="10B981"/>
+          </w:tcPr>
+          <w:p>
+            <w:r/>
+            <w:r>
+              <w:rPr>
+                <w:b/>
+                <w:color w:val="FFFFFF"/>
+                <w:sz w:val="20"/>
+              </w:rPr>
+              <w:t>Details</w:t>
+            </w:r>
+          </w:p>
+        </w:tc>
+      </w:tr>
+      <w:tr>
+        <w:tc>
+          <w:tcPr>
+            <w:tcW w:type="dxa" w:w="3135"/>
+          </w:tcPr>
+          <w:p>
+            <w:r/>
+            <w:r>
+              <w:rPr>
+                <w:color w:val="1A1A1A"/>
+                <w:sz w:val="20"/>
+              </w:rPr>
+              <w:t>IGNITE National Technology Fund</w:t>
+            </w:r>
+          </w:p>
+        </w:tc>
+        <w:tc>
+          <w:tcPr>
+            <w:tcW w:type="dxa" w:w="3135"/>
+          </w:tcPr>
+          <w:p>
+            <w:r/>
+            <w:r>
+              <w:rPr>
+                <w:color w:val="1A1A1A"/>
+                <w:sz w:val="20"/>
+              </w:rPr>
+              <w:t>PKR 10–50 Million</w:t>
+            </w:r>
+          </w:p>
+        </w:tc>
+        <w:tc>
+          <w:tcPr>
+            <w:tcW w:type="dxa" w:w="3135"/>
+          </w:tcPr>
+          <w:p>
+            <w:r/>
+            <w:r>
+              <w:rPr>
+                <w:color w:val="1A1A1A"/>
+                <w:sz w:val="20"/>
+              </w:rPr>
+              <w:t>Government fund for social impact tech. Apply through National Incubation Centers (Lahore, Islamabad, Peshawar, etc.)</w:t>
+            </w:r>
+          </w:p>
+        </w:tc>
+      </w:tr>
+      <w:tr>
+        <w:tc>
+          <w:tcPr>
+            <w:tcW w:type="dxa" w:w="3135"/>
+            <w:shd w:fill="F0FDF4"/>
+          </w:tcPr>
+          <w:p>
+            <w:r/>
+            <w:r>
+              <w:rPr>
+                <w:color w:val="1A1A1A"/>
+                <w:sz w:val="20"/>
+              </w:rPr>
+              <w:t>Punjab IT Board / Plan9</w:t>
+            </w:r>
+          </w:p>
+        </w:tc>
+        <w:tc>
+          <w:tcPr>
+            <w:tcW w:type="dxa" w:w="3135"/>
+            <w:shd w:fill="F0FDF4"/>
+          </w:tcPr>
+          <w:p>
+            <w:r/>
+            <w:r>
+              <w:rPr>
+                <w:color w:val="1A1A1A"/>
+                <w:sz w:val="20"/>
+              </w:rPr>
+              <w:t>Up to PKR 1.5 Million + workspace</w:t>
+            </w:r>
+          </w:p>
+        </w:tc>
+        <w:tc>
+          <w:tcPr>
+            <w:tcW w:type="dxa" w:w="3135"/>
+            <w:shd w:fill="F0FDF4"/>
+          </w:tcPr>
+          <w:p>
+            <w:r/>
+            <w:r>
+              <w:rPr>
+                <w:color w:val="1A1A1A"/>
+                <w:sz w:val="20"/>
+              </w:rPr>
+              <w:t>Punjab-specific. Incubation at Punjab Innovation Park, Lahore. Mentorship included.</w:t>
+            </w:r>
+          </w:p>
+        </w:tc>
+      </w:tr>
+      <w:tr>
+        <w:tc>
+          <w:tcPr>
+            <w:tcW w:type="dxa" w:w="3135"/>
+          </w:tcPr>
+          <w:p>
+            <w:r/>
+            <w:r>
+              <w:rPr>
+                <w:color w:val="1A1A1A"/>
+                <w:sz w:val="20"/>
+              </w:rPr>
+              <w:t>Pakistan Startup Fund</w:t>
+            </w:r>
+          </w:p>
+        </w:tc>
+        <w:tc>
+          <w:tcPr>
+            <w:tcW w:type="dxa" w:w="3135"/>
+          </w:tcPr>
+          <w:p>
+            <w:r/>
+            <w:r>
+              <w:rPr>
+                <w:color w:val="1A1A1A"/>
+                <w:sz w:val="20"/>
+              </w:rPr>
+              <w:t>Up to $300,000</w:t>
+            </w:r>
+          </w:p>
+        </w:tc>
+        <w:tc>
+          <w:tcPr>
+            <w:tcW w:type="dxa" w:w="3135"/>
+          </w:tcPr>
+          <w:p>
+            <w:r/>
+            <w:r>
+              <w:rPr>
+                <w:color w:val="1A1A1A"/>
+                <w:sz w:val="20"/>
+              </w:rPr>
+              <w:t>Non-dilutive grants per VC investment round for Pakistani startups with traction.</w:t>
+            </w:r>
+          </w:p>
+        </w:tc>
+      </w:tr>
+      <w:tr>
+        <w:tc>
+          <w:tcPr>
+            <w:tcW w:type="dxa" w:w="3135"/>
+            <w:shd w:fill="F0FDF4"/>
+          </w:tcPr>
+          <w:p>
+            <w:r/>
+            <w:r>
+              <w:rPr>
+                <w:color w:val="1A1A1A"/>
+                <w:sz w:val="20"/>
+              </w:rPr>
+              <w:t>Punjab Youth Innovation Competition</w:t>
+            </w:r>
+          </w:p>
+        </w:tc>
+        <w:tc>
+          <w:tcPr>
+            <w:tcW w:type="dxa" w:w="3135"/>
+            <w:shd w:fill="F0FDF4"/>
+          </w:tcPr>
+          <w:p>
+            <w:r/>
+            <w:r>
+              <w:rPr>
+                <w:color w:val="1A1A1A"/>
+                <w:sz w:val="20"/>
+              </w:rPr>
+              <w:t>PKR 1M + $10,000 USD</w:t>
+            </w:r>
+          </w:p>
+        </w:tc>
+        <w:tc>
+          <w:tcPr>
+            <w:tcW w:type="dxa" w:w="3135"/>
+            <w:shd w:fill="F0FDF4"/>
+          </w:tcPr>
+          <w:p>
+            <w:r/>
+            <w:r>
+              <w:rPr>
+                <w:color w:val="1A1A1A"/>
+                <w:sz w:val="20"/>
+              </w:rPr>
+              <w:t>Through Lahore College for Women University incubation center. Watch for next cycle.</w:t>
+            </w:r>
+          </w:p>
+        </w:tc>
+      </w:tr>
+    </w:tbl>
+    <w:p/>
+    <w:p>
+      <w:pPr>
+        <w:spacing w:before="320" w:after="160"/>
+      </w:pPr>
+      <w:r>
+        <w:rPr>
+          <w:b/>
+          <w:color w:val="0A7A56"/>
+          <w:sz w:val="30"/>
+        </w:rPr>
+        <w:t>Tier 3 — Strategic Partnerships</w:t>
+      </w:r>
+    </w:p>
+    <w:p>
+      <w:pPr>
+        <w:spacing w:after="160"/>
+      </w:pPr>
+      <w:r>
+        <w:rPr>
+          <w:color w:val="333333"/>
+          <w:sz w:val="22"/>
+        </w:rPr>
+        <w:t>Beyond grants, OrphanGuard AI can pursue revenue through institutional partnerships:</w:t>
+      </w:r>
+    </w:p>
+    <w:p>
+      <w:pPr>
+        <w:pStyle w:val="ListBullet"/>
+      </w:pPr>
+      <w:r>
+        <w:rPr>
+          <w:b/>
+          <w:sz w:val="22"/>
+        </w:rPr>
+        <w:t xml:space="preserve">Punjab Social Welfare Department — </w:t>
+      </w:r>
+      <w:r>
+        <w:t>Directly supports their mandate and existing spend (Rs 645.89M on Sweet Homes alone)</w:t>
+      </w:r>
+    </w:p>
+    <w:p>
+      <w:pPr>
+        <w:pStyle w:val="ListBullet"/>
+      </w:pPr>
+      <w:r>
+        <w:rPr>
+          <w:b/>
+          <w:sz w:val="22"/>
+        </w:rPr>
+        <w:t xml:space="preserve">UNICEF Pakistan — </w:t>
+      </w:r>
+      <w:r>
+        <w:t>72% funding gap in Pakistan child protection; our system fills exactly what they need</w:t>
+      </w:r>
+    </w:p>
+    <w:p>
+      <w:pPr>
+        <w:pStyle w:val="ListBullet"/>
+      </w:pPr>
+      <w:r>
+        <w:rPr>
+          <w:b/>
+          <w:sz w:val="22"/>
+        </w:rPr>
+        <w:t xml:space="preserve">Edhi Foundation / Al-Khidmat / SOS Villages — </w:t>
+      </w:r>
+      <w:r>
+        <w:t>Largest orphanage networks in Punjab; natural pilot partners and co-funders</w:t>
+      </w:r>
+    </w:p>
+    <w:p>
+      <w:pPr>
+        <w:pStyle w:val="ListBullet"/>
+      </w:pPr>
+      <w:r>
+        <w:rPr>
+          <w:b/>
+          <w:sz w:val="22"/>
+        </w:rPr>
+        <w:t xml:space="preserve">Child Protection Bureau — </w:t>
+      </w:r>
+      <w:r>
+        <w:t>Their ZARRA app (2023) shows appetite for tech; OrphanGuard AI is the next step</w:t>
+      </w:r>
+    </w:p>
+    <w:p>
+      <w:pPr>
+        <w:pStyle w:val="ListBullet"/>
+      </w:pPr>
+      <w:r>
+        <w:rPr>
+          <w:b/>
+          <w:sz w:val="22"/>
+        </w:rPr>
+        <w:t xml:space="preserve">UN Committee on Rights of the Child — </w:t>
+      </w:r>
+      <w:r>
+        <w:t>January 2026 review pressured Pakistan on child monitoring; our data serves their reporting</w:t>
+      </w:r>
+    </w:p>
+    <w:p/>
+    <w:p>
+      <w:pPr>
+        <w:spacing w:before="320" w:after="160"/>
+      </w:pPr>
+      <w:r>
+        <w:rPr>
+          <w:b/>
+          <w:color w:val="0A7A56"/>
+          <w:sz w:val="30"/>
+        </w:rPr>
+        <w:t>Recommended Action Plan</w:t>
+      </w:r>
+    </w:p>
+    <w:tbl>
+      <w:tblPr>
+        <w:tblW w:type="auto" w:w="0"/>
+        <w:jc w:val="center"/>
+        <w:tblLook w:firstColumn="1" w:firstRow="1" w:lastColumn="0" w:lastRow="0" w:noHBand="0" w:noVBand="1" w:val="04A0"/>
+        <w:tblBorders>
+          <w:top w:val="single" w:sz="4" w:space="0" w:color="D1D5DB"/>
+          <w:left w:val="single" w:sz="4" w:space="0" w:color="D1D5DB"/>
+          <w:bottom w:val="single" w:sz="4" w:space="0" w:color="D1D5DB"/>
+          <w:right w:val="single" w:sz="4" w:space="0" w:color="D1D5DB"/>
+          <w:insideH w:val="single" w:sz="4" w:space="0" w:color="D1D5DB"/>
+          <w:insideV w:val="single" w:sz="4" w:space="0" w:color="D1D5DB"/>
+        </w:tblBorders>
+      </w:tblPr>
+      <w:tblGrid>
+        <w:gridCol w:w="3135"/>
+        <w:gridCol w:w="3135"/>
+        <w:gridCol w:w="3135"/>
+      </w:tblGrid>
+      <w:tr>
+        <w:tc>
+          <w:tcPr>
+            <w:tcW w:type="dxa" w:w="3135"/>
+            <w:shd w:fill="10B981"/>
+          </w:tcPr>
+          <w:p>
+            <w:r/>
+            <w:r>
+              <w:rPr>
+                <w:b/>
+                <w:color w:val="FFFFFF"/>
+                <w:sz w:val="20"/>
+              </w:rPr>
+              <w:t>Priority</w:t>
+            </w:r>
+          </w:p>
+        </w:tc>
+        <w:tc>
+          <w:tcPr>
+            <w:tcW w:type="dxa" w:w="3135"/>
+            <w:shd w:fill="10B981"/>
+          </w:tcPr>
+          <w:p>
+            <w:r/>
+            <w:r>
+              <w:rPr>
+                <w:b/>
+                <w:color w:val="FFFFFF"/>
+                <w:sz w:val="20"/>
+              </w:rPr>
+              <w:t>Action</w:t>
+            </w:r>
+          </w:p>
+        </w:tc>
+        <w:tc>
+          <w:tcPr>
+            <w:tcW w:type="dxa" w:w="3135"/>
+            <w:shd w:fill="10B981"/>
+          </w:tcPr>
+          <w:p>
+            <w:r/>
+            <w:r>
+              <w:rPr>
+                <w:b/>
+                <w:color w:val="FFFFFF"/>
+                <w:sz w:val="20"/>
+              </w:rPr>
+              <w:t>Timeline</w:t>
+            </w:r>
+          </w:p>
+        </w:tc>
+      </w:tr>
+      <w:tr>
+        <w:tc>
+          <w:tcPr>
+            <w:tcW w:type="dxa" w:w="3135"/>
+          </w:tcPr>
+          <w:p>
+            <w:r/>
+            <w:r>
+              <w:rPr>
+                <w:color w:val="1A1A1A"/>
+                <w:sz w:val="20"/>
+              </w:rPr>
+              <w:t>1</w:t>
+            </w:r>
+          </w:p>
+        </w:tc>
+        <w:tc>
+          <w:tcPr>
+            <w:tcW w:type="dxa" w:w="3135"/>
+          </w:tcPr>
+          <w:p>
+            <w:r/>
+            <w:r>
+              <w:rPr>
+                <w:color w:val="1A1A1A"/>
+                <w:sz w:val="20"/>
+              </w:rPr>
+              <w:t>Register as private for-profit company in Pakistan (required for UNICEF Venture Fund)</w:t>
+            </w:r>
+          </w:p>
+        </w:tc>
+        <w:tc>
+          <w:tcPr>
+            <w:tcW w:type="dxa" w:w="3135"/>
+          </w:tcPr>
+          <w:p>
+            <w:r/>
+            <w:r>
+              <w:rPr>
+                <w:color w:val="1A1A1A"/>
+                <w:sz w:val="20"/>
+              </w:rPr>
+              <w:t>Immediately</w:t>
+            </w:r>
+          </w:p>
+        </w:tc>
+      </w:tr>
+      <w:tr>
+        <w:tc>
+          <w:tcPr>
+            <w:tcW w:type="dxa" w:w="3135"/>
+            <w:shd w:fill="F0FDF4"/>
+          </w:tcPr>
+          <w:p>
+            <w:r/>
+            <w:r>
+              <w:rPr>
+                <w:color w:val="1A1A1A"/>
+                <w:sz w:val="20"/>
+              </w:rPr>
+              <w:t>2</w:t>
+            </w:r>
+          </w:p>
+        </w:tc>
+        <w:tc>
+          <w:tcPr>
+            <w:tcW w:type="dxa" w:w="3135"/>
+            <w:shd w:fill="F0FDF4"/>
+          </w:tcPr>
+          <w:p>
+            <w:r/>
+            <w:r>
+              <w:rPr>
+                <w:color w:val="1A1A1A"/>
+                <w:sz w:val="20"/>
+              </w:rPr>
+              <w:t>Apply to IGNITE through National Incubation Center Lahore</w:t>
+            </w:r>
+          </w:p>
+        </w:tc>
+        <w:tc>
+          <w:tcPr>
+            <w:tcW w:type="dxa" w:w="3135"/>
+            <w:shd w:fill="F0FDF4"/>
+          </w:tcPr>
+          <w:p>
+            <w:r/>
+            <w:r>
+              <w:rPr>
+                <w:color w:val="1A1A1A"/>
+                <w:sz w:val="20"/>
+              </w:rPr>
+              <w:t>Within 2 weeks</w:t>
+            </w:r>
+          </w:p>
+        </w:tc>
+      </w:tr>
+      <w:tr>
+        <w:tc>
+          <w:tcPr>
+            <w:tcW w:type="dxa" w:w="3135"/>
+          </w:tcPr>
+          <w:p>
+            <w:r/>
+            <w:r>
+              <w:rPr>
+                <w:color w:val="1A1A1A"/>
+                <w:sz w:val="20"/>
+              </w:rPr>
+              <w:t>3</w:t>
+            </w:r>
+          </w:p>
+        </w:tc>
+        <w:tc>
+          <w:tcPr>
+            <w:tcW w:type="dxa" w:w="3135"/>
+          </w:tcPr>
+          <w:p>
+            <w:r/>
+            <w:r>
+              <w:rPr>
+                <w:color w:val="1A1A1A"/>
+                <w:sz w:val="20"/>
+              </w:rPr>
+              <w:t>Submit for EU Child Protection Systems grant (Nov 3 deadline) — find EU-based lead partner</w:t>
+            </w:r>
+          </w:p>
+        </w:tc>
+        <w:tc>
+          <w:tcPr>
+            <w:tcW w:type="dxa" w:w="3135"/>
+          </w:tcPr>
+          <w:p>
+            <w:r/>
+            <w:r>
+              <w:rPr>
+                <w:color w:val="1A1A1A"/>
+                <w:sz w:val="20"/>
+              </w:rPr>
+              <w:t>Before November 2026</w:t>
+            </w:r>
+          </w:p>
+        </w:tc>
+      </w:tr>
+      <w:tr>
+        <w:tc>
+          <w:tcPr>
+            <w:tcW w:type="dxa" w:w="3135"/>
+            <w:shd w:fill="F0FDF4"/>
+          </w:tcPr>
+          <w:p>
+            <w:r/>
+            <w:r>
+              <w:rPr>
+                <w:color w:val="1A1A1A"/>
+                <w:sz w:val="20"/>
+              </w:rPr>
+              <w:t>4</w:t>
+            </w:r>
+          </w:p>
+        </w:tc>
+        <w:tc>
+          <w:tcPr>
+            <w:tcW w:type="dxa" w:w="3135"/>
+            <w:shd w:fill="F0FDF4"/>
+          </w:tcPr>
+          <w:p>
+            <w:r/>
+            <w:r>
+              <w:rPr>
+                <w:color w:val="1A1A1A"/>
+                <w:sz w:val="20"/>
+              </w:rPr>
+              <w:t>Contact UNICEF Pakistan Child Protection section directly with pitch + live demo</w:t>
+            </w:r>
+          </w:p>
+        </w:tc>
+        <w:tc>
+          <w:tcPr>
+            <w:tcW w:type="dxa" w:w="3135"/>
+            <w:shd w:fill="F0FDF4"/>
+          </w:tcPr>
+          <w:p>
+            <w:r/>
+            <w:r>
+              <w:rPr>
+                <w:color w:val="1A1A1A"/>
+                <w:sz w:val="20"/>
+              </w:rPr>
+              <w:t>Within 1 month</w:t>
+            </w:r>
+          </w:p>
+        </w:tc>
+      </w:tr>
+      <w:tr>
+        <w:tc>
+          <w:tcPr>
+            <w:tcW w:type="dxa" w:w="3135"/>
+          </w:tcPr>
+          <w:p>
+            <w:r/>
+            <w:r>
+              <w:rPr>
+                <w:color w:val="1A1A1A"/>
+                <w:sz w:val="20"/>
+              </w:rPr>
+              <w:t>5</w:t>
+            </w:r>
+          </w:p>
+        </w:tc>
+        <w:tc>
+          <w:tcPr>
+            <w:tcW w:type="dxa" w:w="3135"/>
+          </w:tcPr>
+          <w:p>
+            <w:r/>
+            <w:r>
+              <w:rPr>
+                <w:color w:val="1A1A1A"/>
+                <w:sz w:val="20"/>
+              </w:rPr>
+              <w:t>Monitor UNICEF Venture Fund for next open call — prepare application in advance</w:t>
+            </w:r>
+          </w:p>
+        </w:tc>
+        <w:tc>
+          <w:tcPr>
+            <w:tcW w:type="dxa" w:w="3135"/>
+          </w:tcPr>
+          <w:p>
+            <w:r/>
+            <w:r>
+              <w:rPr>
+                <w:color w:val="1A1A1A"/>
+                <w:sz w:val="20"/>
+              </w:rPr>
+              <w:t>Ongoing</w:t>
+            </w:r>
+          </w:p>
+        </w:tc>
+      </w:tr>
+      <w:tr>
+        <w:tc>
+          <w:tcPr>
+            <w:tcW w:type="dxa" w:w="3135"/>
+            <w:shd w:fill="F0FDF4"/>
+          </w:tcPr>
+          <w:p>
+            <w:r/>
+            <w:r>
+              <w:rPr>
+                <w:color w:val="1A1A1A"/>
+                <w:sz w:val="20"/>
+              </w:rPr>
+              <w:t>6</w:t>
+            </w:r>
+          </w:p>
+        </w:tc>
+        <w:tc>
+          <w:tcPr>
+            <w:tcW w:type="dxa" w:w="3135"/>
+            <w:shd w:fill="F0FDF4"/>
+          </w:tcPr>
+          <w:p>
+            <w:r/>
+            <w:r>
+              <w:rPr>
+                <w:color w:val="1A1A1A"/>
+                <w:sz w:val="20"/>
+              </w:rPr>
+              <w:t>Approach Punjab Social Welfare Department for pilot partnership (3–5 orphanages)</w:t>
+            </w:r>
+          </w:p>
+        </w:tc>
+        <w:tc>
+          <w:tcPr>
+            <w:tcW w:type="dxa" w:w="3135"/>
+            <w:shd w:fill="F0FDF4"/>
+          </w:tcPr>
+          <w:p>
+            <w:r/>
+            <w:r>
+              <w:rPr>
+                <w:color w:val="1A1A1A"/>
+                <w:sz w:val="20"/>
+              </w:rPr>
+              <w:t>Within 2 months</w:t>
+            </w:r>
+          </w:p>
+        </w:tc>
+      </w:tr>
+      <w:tr>
+        <w:tc>
+          <w:tcPr>
+            <w:tcW w:type="dxa" w:w="3135"/>
+          </w:tcPr>
+          <w:p>
+            <w:r/>
+            <w:r>
+              <w:rPr>
+                <w:color w:val="1A1A1A"/>
+                <w:sz w:val="20"/>
+              </w:rPr>
+              <w:t>7</w:t>
+            </w:r>
+          </w:p>
+        </w:tc>
+        <w:tc>
+          <w:tcPr>
+            <w:tcW w:type="dxa" w:w="3135"/>
+          </w:tcPr>
+          <w:p>
+            <w:r/>
+            <w:r>
+              <w:rPr>
+                <w:color w:val="1A1A1A"/>
+                <w:sz w:val="20"/>
+              </w:rPr>
+              <w:t>Apply to Childhood Foundation before Dec 31 deadline</w:t>
+            </w:r>
+          </w:p>
+        </w:tc>
+        <w:tc>
+          <w:tcPr>
+            <w:tcW w:type="dxa" w:w="3135"/>
+          </w:tcPr>
+          <w:p>
+            <w:r/>
+            <w:r>
+              <w:rPr>
+                <w:color w:val="1A1A1A"/>
+                <w:sz w:val="20"/>
+              </w:rPr>
+              <w:t>Before December 2026</w:t>
+            </w:r>
+          </w:p>
+        </w:tc>
+      </w:tr>
+      <w:tr>
+        <w:tc>
+          <w:tcPr>
+            <w:tcW w:type="dxa" w:w="3135"/>
+            <w:shd w:fill="F0FDF4"/>
+          </w:tcPr>
+          <w:p>
+            <w:r/>
+            <w:r>
+              <w:rPr>
+                <w:color w:val="1A1A1A"/>
+                <w:sz w:val="20"/>
+              </w:rPr>
+              <w:t>8</w:t>
+            </w:r>
+          </w:p>
+        </w:tc>
+        <w:tc>
+          <w:tcPr>
+            <w:tcW w:type="dxa" w:w="3135"/>
+            <w:shd w:fill="F0FDF4"/>
+          </w:tcPr>
+          <w:p>
+            <w:r/>
+            <w:r>
+              <w:rPr>
+                <w:color w:val="1A1A1A"/>
+                <w:sz w:val="20"/>
+              </w:rPr>
+              <w:t>Engage Edhi/Al-Khidmat/SOS for co-branded pilot deployment</w:t>
+            </w:r>
+          </w:p>
+        </w:tc>
+        <w:tc>
+          <w:tcPr>
+            <w:tcW w:type="dxa" w:w="3135"/>
+            <w:shd w:fill="F0FDF4"/>
+          </w:tcPr>
+          <w:p>
+            <w:r/>
+            <w:r>
+              <w:rPr>
+                <w:color w:val="1A1A1A"/>
+                <w:sz w:val="20"/>
+              </w:rPr>
+              <w:t>Months 2–4</w:t>
+            </w:r>
+          </w:p>
+        </w:tc>
+      </w:tr>
+    </w:tbl>
+    <w:p>
+      <w:pPr>
+        <w:spacing w:before="160" w:after="160"/>
+        <w:ind w:left="567"/>
+      </w:pPr>
+      <w:r>
+        <w:rPr>
+          <w:i/>
+          <w:color w:val="10B981"/>
+          <w:sz w:val="24"/>
+        </w:rPr>
+        <w:t>Total addressable funding from identified sources: $100,000–$500,000+ in Year 1, with government contracts and NGO partnerships scaling beyond that.</w:t>
+      </w:r>
+    </w:p>
+    <w:p>
+      <w:r>
+        <w:br w:type="page"/>
+      </w:r>
+    </w:p>
+    <w:p>
+      <w:pPr>
+        <w:spacing w:before="480" w:after="240"/>
+      </w:pPr>
+      <w:r>
+        <w:rPr>
+          <w:b/>
+          <w:color w:val="10B981"/>
+          <w:sz w:val="44"/>
+        </w:rPr>
         <w:t>See It Live</w:t>
       </w:r>
     </w:p>
@@ -4157,6 +5430,146 @@
         <w:t>"Minority children in Pakistan face high levels of discrimination"</w:t>
       </w:r>
     </w:p>
+    <w:p>
+      <w:pPr>
+        <w:spacing w:after="40"/>
+      </w:pPr>
+      <w:r>
+        <w:rPr>
+          <w:b/>
+          <w:color w:val="5A5A5A"/>
+          <w:sz w:val="18"/>
+        </w:rPr>
+        <w:t xml:space="preserve">UNICEF Venture Fund: </w:t>
+      </w:r>
+      <w:r>
+        <w:rPr>
+          <w:color w:val="888888"/>
+          <w:sz w:val="18"/>
+        </w:rPr>
+        <w:t>unicefventurefund.org — equity-free startup funding for UNICEF programme countries</w:t>
+      </w:r>
+    </w:p>
+    <w:p>
+      <w:pPr>
+        <w:spacing w:after="40"/>
+      </w:pPr>
+      <w:r>
+        <w:rPr>
+          <w:b/>
+          <w:color w:val="5A5A5A"/>
+          <w:sz w:val="18"/>
+        </w:rPr>
+        <w:t xml:space="preserve">IGNITE Pakistan: </w:t>
+      </w:r>
+      <w:r>
+        <w:rPr>
+          <w:color w:val="888888"/>
+          <w:sz w:val="18"/>
+        </w:rPr>
+        <w:t>ignite.org.pk — National Technology Fund for social impact tech startups</w:t>
+      </w:r>
+    </w:p>
+    <w:p>
+      <w:pPr>
+        <w:spacing w:after="40"/>
+      </w:pPr>
+      <w:r>
+        <w:rPr>
+          <w:b/>
+          <w:color w:val="5A5A5A"/>
+          <w:sz w:val="18"/>
+        </w:rPr>
+        <w:t xml:space="preserve">Punjab IT Board: </w:t>
+      </w:r>
+      <w:r>
+        <w:rPr>
+          <w:color w:val="888888"/>
+          <w:sz w:val="18"/>
+        </w:rPr>
+        <w:t>pitb.gov.pk — Plan9 incubation and Punjab Innovation Park</w:t>
+      </w:r>
+    </w:p>
+    <w:p>
+      <w:pPr>
+        <w:spacing w:after="40"/>
+      </w:pPr>
+      <w:r>
+        <w:rPr>
+          <w:b/>
+          <w:color w:val="5A5A5A"/>
+          <w:sz w:val="18"/>
+        </w:rPr>
+        <w:t xml:space="preserve">UNDP Pakistan: </w:t>
+      </w:r>
+      <w:r>
+        <w:rPr>
+          <w:color w:val="888888"/>
+          <w:sz w:val="18"/>
+        </w:rPr>
+        <w:t>Innovation Challenge Fund — grants for scalable social innovations</w:t>
+      </w:r>
+    </w:p>
+    <w:p>
+      <w:pPr>
+        <w:spacing w:after="40"/>
+      </w:pPr>
+      <w:r>
+        <w:rPr>
+          <w:b/>
+          <w:color w:val="5A5A5A"/>
+          <w:sz w:val="18"/>
+        </w:rPr>
+        <w:t xml:space="preserve">EU Grants: </w:t>
+      </w:r>
+      <w:r>
+        <w:rPr>
+          <w:color w:val="888888"/>
+          <w:sz w:val="18"/>
+        </w:rPr>
+        <w:t>Integrated Child Protection Systems call — ec.europa.eu</w:t>
+      </w:r>
+    </w:p>
+    <w:p>
+      <w:pPr>
+        <w:spacing w:after="40"/>
+      </w:pPr>
+      <w:r>
+        <w:rPr>
+          <w:b/>
+          <w:color w:val="5A5A5A"/>
+          <w:sz w:val="18"/>
+        </w:rPr>
+        <w:t xml:space="preserve">fundsforNGOs: </w:t>
+      </w:r>
+      <w:r>
+        <w:rPr>
+          <w:color w:val="888888"/>
+          <w:sz w:val="18"/>
+        </w:rPr>
+        <w:t>fundsforngos.org — grant aggregator for Pakistan opportunities</w:t>
+      </w:r>
+    </w:p>
+    <w:p>
+      <w:pPr>
+        <w:spacing w:after="40"/>
+      </w:pPr>
+      <w:r>
+        <w:rPr>
+          <w:b/>
+          <w:color w:val="5A5A5A"/>
+          <w:sz w:val="18"/>
+        </w:rPr>
+        <w:t xml:space="preserve">startup.pk: </w:t>
+      </w:r>
+      <w:r>
+        <w:rPr>
+          <w:color w:val="888888"/>
+          <w:sz w:val="18"/>
+        </w:rPr>
+        <w:t>Funding Opportunities for Social Entrepreneurs in Pakistan (2025)</w:t>
+      </w:r>
+    </w:p>
     <w:sectPr>
       <w:pgSz w:w="12240" w:h="15840"/>
       <w:pgMar w:top="1134" w:right="1417" w:bottom="1134" w:left="1417" w:header="720" w:footer="720" w:gutter="0"/>

--- a/OrphanGuard_AI_Pitch_Document.docx
+++ b/OrphanGuard_AI_Pitch_Document.docx
@@ -3740,7 +3740,7 @@
           <w:color w:val="10B981"/>
           <w:sz w:val="44"/>
         </w:rPr>
-        <w:t>Funding &amp; Grant Opportunities</w:t>
+        <w:t>Funding &amp; Investment Landscape</w:t>
       </w:r>
     </w:p>
     <w:p>
@@ -3764,9 +3764,1281 @@
           <w:color w:val="333333"/>
           <w:sz w:val="22"/>
         </w:rPr>
-        <w:t>OrphanGuard AI sits at the intersection of AI, child protection, and social impact — a space where multiple international and domestic funders are actively deploying capital. The following opportunities are directly aligned with this project.</w:t>
+        <w:t>Billions of dollars flow into child welfare in Pakistan every year — from the UN, World Bank, foreign donors, and the Pakistani government itself. Yet almost none of it goes toward technology-driven monitoring. OrphanGuard AI sits in that gap.</w:t>
       </w:r>
     </w:p>
+    <w:p>
+      <w:pPr>
+        <w:spacing w:before="320" w:after="160"/>
+      </w:pPr>
+      <w:r>
+        <w:rPr>
+          <w:b/>
+          <w:color w:val="0A7A56"/>
+          <w:sz w:val="30"/>
+        </w:rPr>
+        <w:t>How Much Money Is Already Being Spent</w:t>
+      </w:r>
+    </w:p>
+    <w:tbl>
+      <w:tblPr>
+        <w:tblW w:type="auto" w:w="0"/>
+        <w:jc w:val="center"/>
+        <w:tblLook w:firstColumn="1" w:firstRow="1" w:lastColumn="0" w:lastRow="0" w:noHBand="0" w:noVBand="1" w:val="04A0"/>
+        <w:tblBorders>
+          <w:top w:val="single" w:sz="4" w:space="0" w:color="D1D5DB"/>
+          <w:left w:val="single" w:sz="4" w:space="0" w:color="D1D5DB"/>
+          <w:bottom w:val="single" w:sz="4" w:space="0" w:color="D1D5DB"/>
+          <w:right w:val="single" w:sz="4" w:space="0" w:color="D1D5DB"/>
+          <w:insideH w:val="single" w:sz="4" w:space="0" w:color="D1D5DB"/>
+          <w:insideV w:val="single" w:sz="4" w:space="0" w:color="D1D5DB"/>
+        </w:tblBorders>
+      </w:tblPr>
+      <w:tblGrid>
+        <w:gridCol w:w="2351"/>
+        <w:gridCol w:w="2351"/>
+        <w:gridCol w:w="2351"/>
+        <w:gridCol w:w="2351"/>
+      </w:tblGrid>
+      <w:tr>
+        <w:tc>
+          <w:tcPr>
+            <w:tcW w:type="dxa" w:w="2351"/>
+            <w:shd w:fill="10B981"/>
+          </w:tcPr>
+          <w:p>
+            <w:r/>
+            <w:r>
+              <w:rPr>
+                <w:b/>
+                <w:color w:val="FFFFFF"/>
+                <w:sz w:val="20"/>
+              </w:rPr>
+              <w:t>Who</w:t>
+            </w:r>
+          </w:p>
+        </w:tc>
+        <w:tc>
+          <w:tcPr>
+            <w:tcW w:type="dxa" w:w="2351"/>
+            <w:shd w:fill="10B981"/>
+          </w:tcPr>
+          <w:p>
+            <w:r/>
+            <w:r>
+              <w:rPr>
+                <w:b/>
+                <w:color w:val="FFFFFF"/>
+                <w:sz w:val="20"/>
+              </w:rPr>
+              <w:t>How Much</w:t>
+            </w:r>
+          </w:p>
+        </w:tc>
+        <w:tc>
+          <w:tcPr>
+            <w:tcW w:type="dxa" w:w="2351"/>
+            <w:shd w:fill="10B981"/>
+          </w:tcPr>
+          <w:p>
+            <w:r/>
+            <w:r>
+              <w:rPr>
+                <w:b/>
+                <w:color w:val="FFFFFF"/>
+                <w:sz w:val="20"/>
+              </w:rPr>
+              <w:t>What For</w:t>
+            </w:r>
+          </w:p>
+        </w:tc>
+        <w:tc>
+          <w:tcPr>
+            <w:tcW w:type="dxa" w:w="2351"/>
+            <w:shd w:fill="10B981"/>
+          </w:tcPr>
+          <w:p>
+            <w:r/>
+            <w:r>
+              <w:rPr>
+                <w:b/>
+                <w:color w:val="FFFFFF"/>
+                <w:sz w:val="20"/>
+              </w:rPr>
+              <w:t>Year</w:t>
+            </w:r>
+          </w:p>
+        </w:tc>
+      </w:tr>
+      <w:tr>
+        <w:tc>
+          <w:tcPr>
+            <w:tcW w:type="dxa" w:w="2351"/>
+          </w:tcPr>
+          <w:p>
+            <w:r/>
+            <w:r>
+              <w:rPr>
+                <w:color w:val="1A1A1A"/>
+                <w:sz w:val="20"/>
+              </w:rPr>
+              <w:t>UNICEF Pakistan</w:t>
+            </w:r>
+          </w:p>
+        </w:tc>
+        <w:tc>
+          <w:tcPr>
+            <w:tcW w:type="dxa" w:w="2351"/>
+          </w:tcPr>
+          <w:p>
+            <w:r/>
+            <w:r>
+              <w:rPr>
+                <w:color w:val="1A1A1A"/>
+                <w:sz w:val="20"/>
+              </w:rPr>
+              <w:t>$135.6 Million (appeal)</w:t>
+            </w:r>
+          </w:p>
+        </w:tc>
+        <w:tc>
+          <w:tcPr>
+            <w:tcW w:type="dxa" w:w="2351"/>
+          </w:tcPr>
+          <w:p>
+            <w:r/>
+            <w:r>
+              <w:rPr>
+                <w:color w:val="1A1A1A"/>
+                <w:sz w:val="20"/>
+              </w:rPr>
+              <w:t>Humanitarian Action for Children — health, nutrition, education, child protection</w:t>
+            </w:r>
+          </w:p>
+        </w:tc>
+        <w:tc>
+          <w:tcPr>
+            <w:tcW w:type="dxa" w:w="2351"/>
+          </w:tcPr>
+          <w:p>
+            <w:r/>
+            <w:r>
+              <w:rPr>
+                <w:color w:val="1A1A1A"/>
+                <w:sz w:val="20"/>
+              </w:rPr>
+              <w:t>2024</w:t>
+            </w:r>
+          </w:p>
+        </w:tc>
+      </w:tr>
+      <w:tr>
+        <w:tc>
+          <w:tcPr>
+            <w:tcW w:type="dxa" w:w="2351"/>
+            <w:shd w:fill="F0FDF4"/>
+          </w:tcPr>
+          <w:p>
+            <w:r/>
+            <w:r>
+              <w:rPr>
+                <w:color w:val="1A1A1A"/>
+                <w:sz w:val="20"/>
+              </w:rPr>
+              <w:t>UNICEF Pakistan</w:t>
+            </w:r>
+          </w:p>
+        </w:tc>
+        <w:tc>
+          <w:tcPr>
+            <w:tcW w:type="dxa" w:w="2351"/>
+            <w:shd w:fill="F0FDF4"/>
+          </w:tcPr>
+          <w:p>
+            <w:r/>
+            <w:r>
+              <w:rPr>
+                <w:color w:val="1A1A1A"/>
+                <w:sz w:val="20"/>
+              </w:rPr>
+              <w:t>$140.9 Million (appeal)</w:t>
+            </w:r>
+          </w:p>
+        </w:tc>
+        <w:tc>
+          <w:tcPr>
+            <w:tcW w:type="dxa" w:w="2351"/>
+            <w:shd w:fill="F0FDF4"/>
+          </w:tcPr>
+          <w:p>
+            <w:r/>
+            <w:r>
+              <w:rPr>
+                <w:color w:val="1A1A1A"/>
+                <w:sz w:val="20"/>
+              </w:rPr>
+              <w:t>Same program, increased target</w:t>
+            </w:r>
+          </w:p>
+        </w:tc>
+        <w:tc>
+          <w:tcPr>
+            <w:tcW w:type="dxa" w:w="2351"/>
+            <w:shd w:fill="F0FDF4"/>
+          </w:tcPr>
+          <w:p>
+            <w:r/>
+            <w:r>
+              <w:rPr>
+                <w:color w:val="1A1A1A"/>
+                <w:sz w:val="20"/>
+              </w:rPr>
+              <w:t>2025</w:t>
+            </w:r>
+          </w:p>
+        </w:tc>
+      </w:tr>
+      <w:tr>
+        <w:tc>
+          <w:tcPr>
+            <w:tcW w:type="dxa" w:w="2351"/>
+          </w:tcPr>
+          <w:p>
+            <w:r/>
+            <w:r>
+              <w:rPr>
+                <w:color w:val="1A1A1A"/>
+                <w:sz w:val="20"/>
+              </w:rPr>
+              <w:t>UNICEF Pakistan</w:t>
+            </w:r>
+          </w:p>
+        </w:tc>
+        <w:tc>
+          <w:tcPr>
+            <w:tcW w:type="dxa" w:w="2351"/>
+          </w:tcPr>
+          <w:p>
+            <w:r/>
+            <w:r>
+              <w:rPr>
+                <w:color w:val="1A1A1A"/>
+                <w:sz w:val="20"/>
+              </w:rPr>
+              <w:t>$37.4 Million (received)</w:t>
+            </w:r>
+          </w:p>
+        </w:tc>
+        <w:tc>
+          <w:tcPr>
+            <w:tcW w:type="dxa" w:w="2351"/>
+          </w:tcPr>
+          <w:p>
+            <w:r/>
+            <w:r>
+              <w:rPr>
+                <w:color w:val="1A1A1A"/>
+                <w:sz w:val="20"/>
+              </w:rPr>
+              <w:t>Actual funds received against 2024 appeal (28% of target)</w:t>
+            </w:r>
+          </w:p>
+        </w:tc>
+        <w:tc>
+          <w:tcPr>
+            <w:tcW w:type="dxa" w:w="2351"/>
+          </w:tcPr>
+          <w:p>
+            <w:r/>
+            <w:r>
+              <w:rPr>
+                <w:color w:val="1A1A1A"/>
+                <w:sz w:val="20"/>
+              </w:rPr>
+              <w:t>2024</w:t>
+            </w:r>
+          </w:p>
+        </w:tc>
+      </w:tr>
+      <w:tr>
+        <w:tc>
+          <w:tcPr>
+            <w:tcW w:type="dxa" w:w="2351"/>
+            <w:shd w:fill="F0FDF4"/>
+          </w:tcPr>
+          <w:p>
+            <w:r/>
+            <w:r>
+              <w:rPr>
+                <w:color w:val="1A1A1A"/>
+                <w:sz w:val="20"/>
+              </w:rPr>
+              <w:t>UNICEF Pakistan</w:t>
+            </w:r>
+          </w:p>
+        </w:tc>
+        <w:tc>
+          <w:tcPr>
+            <w:tcW w:type="dxa" w:w="2351"/>
+            <w:shd w:fill="F0FDF4"/>
+          </w:tcPr>
+          <w:p>
+            <w:r/>
+            <w:r>
+              <w:rPr>
+                <w:color w:val="1A1A1A"/>
+                <w:sz w:val="20"/>
+              </w:rPr>
+              <w:t>$173.5 Million</w:t>
+            </w:r>
+          </w:p>
+        </w:tc>
+        <w:tc>
+          <w:tcPr>
+            <w:tcW w:type="dxa" w:w="2351"/>
+            <w:shd w:fill="F0FDF4"/>
+          </w:tcPr>
+          <w:p>
+            <w:r/>
+            <w:r>
+              <w:rPr>
+                <w:color w:val="1A1A1A"/>
+                <w:sz w:val="20"/>
+              </w:rPr>
+              <w:t>Post-flood response for women and children</w:t>
+            </w:r>
+          </w:p>
+        </w:tc>
+        <w:tc>
+          <w:tcPr>
+            <w:tcW w:type="dxa" w:w="2351"/>
+            <w:shd w:fill="F0FDF4"/>
+          </w:tcPr>
+          <w:p>
+            <w:r/>
+            <w:r>
+              <w:rPr>
+                <w:color w:val="1A1A1A"/>
+                <w:sz w:val="20"/>
+              </w:rPr>
+              <w:t>2022–2023</w:t>
+            </w:r>
+          </w:p>
+        </w:tc>
+      </w:tr>
+      <w:tr>
+        <w:tc>
+          <w:tcPr>
+            <w:tcW w:type="dxa" w:w="2351"/>
+          </w:tcPr>
+          <w:p>
+            <w:r/>
+            <w:r>
+              <w:rPr>
+                <w:color w:val="1A1A1A"/>
+                <w:sz w:val="20"/>
+              </w:rPr>
+              <w:t>UNICEF Global</w:t>
+            </w:r>
+          </w:p>
+        </w:tc>
+        <w:tc>
+          <w:tcPr>
+            <w:tcW w:type="dxa" w:w="2351"/>
+          </w:tcPr>
+          <w:p>
+            <w:r/>
+            <w:r>
+              <w:rPr>
+                <w:color w:val="1A1A1A"/>
+                <w:sz w:val="20"/>
+              </w:rPr>
+              <w:t>$934 Million</w:t>
+            </w:r>
+          </w:p>
+        </w:tc>
+        <w:tc>
+          <w:tcPr>
+            <w:tcW w:type="dxa" w:w="2351"/>
+          </w:tcPr>
+          <w:p>
+            <w:r/>
+            <w:r>
+              <w:rPr>
+                <w:color w:val="1A1A1A"/>
+                <w:sz w:val="20"/>
+              </w:rPr>
+              <w:t>Total child protection expenditure worldwide</w:t>
+            </w:r>
+          </w:p>
+        </w:tc>
+        <w:tc>
+          <w:tcPr>
+            <w:tcW w:type="dxa" w:w="2351"/>
+          </w:tcPr>
+          <w:p>
+            <w:r/>
+            <w:r>
+              <w:rPr>
+                <w:color w:val="1A1A1A"/>
+                <w:sz w:val="20"/>
+              </w:rPr>
+              <w:t>2024</w:t>
+            </w:r>
+          </w:p>
+        </w:tc>
+      </w:tr>
+      <w:tr>
+        <w:tc>
+          <w:tcPr>
+            <w:tcW w:type="dxa" w:w="2351"/>
+            <w:shd w:fill="F0FDF4"/>
+          </w:tcPr>
+          <w:p>
+            <w:r/>
+            <w:r>
+              <w:rPr>
+                <w:color w:val="1A1A1A"/>
+                <w:sz w:val="20"/>
+              </w:rPr>
+              <w:t>UNICEF Venture Fund</w:t>
+            </w:r>
+          </w:p>
+        </w:tc>
+        <w:tc>
+          <w:tcPr>
+            <w:tcW w:type="dxa" w:w="2351"/>
+            <w:shd w:fill="F0FDF4"/>
+          </w:tcPr>
+          <w:p>
+            <w:r/>
+            <w:r>
+              <w:rPr>
+                <w:color w:val="1A1A1A"/>
+                <w:sz w:val="20"/>
+              </w:rPr>
+              <w:t>$35 Million (fund size)</w:t>
+            </w:r>
+          </w:p>
+        </w:tc>
+        <w:tc>
+          <w:tcPr>
+            <w:tcW w:type="dxa" w:w="2351"/>
+            <w:shd w:fill="F0FDF4"/>
+          </w:tcPr>
+          <w:p>
+            <w:r/>
+            <w:r>
+              <w:rPr>
+                <w:color w:val="1A1A1A"/>
+                <w:sz w:val="20"/>
+              </w:rPr>
+              <w:t>Invested in 153 startups across 85+ countries; portfolio raised $138M in follow-on</w:t>
+            </w:r>
+          </w:p>
+        </w:tc>
+        <w:tc>
+          <w:tcPr>
+            <w:tcW w:type="dxa" w:w="2351"/>
+            <w:shd w:fill="F0FDF4"/>
+          </w:tcPr>
+          <w:p>
+            <w:r/>
+            <w:r>
+              <w:rPr>
+                <w:color w:val="1A1A1A"/>
+                <w:sz w:val="20"/>
+              </w:rPr>
+              <w:t>Cumulative</w:t>
+            </w:r>
+          </w:p>
+        </w:tc>
+      </w:tr>
+      <w:tr>
+        <w:tc>
+          <w:tcPr>
+            <w:tcW w:type="dxa" w:w="2351"/>
+          </w:tcPr>
+          <w:p>
+            <w:r/>
+            <w:r>
+              <w:rPr>
+                <w:color w:val="1A1A1A"/>
+                <w:sz w:val="20"/>
+              </w:rPr>
+              <w:t>World Bank</w:t>
+            </w:r>
+          </w:p>
+        </w:tc>
+        <w:tc>
+          <w:tcPr>
+            <w:tcW w:type="dxa" w:w="2351"/>
+          </w:tcPr>
+          <w:p>
+            <w:r/>
+            <w:r>
+              <w:rPr>
+                <w:color w:val="1A1A1A"/>
+                <w:sz w:val="20"/>
+              </w:rPr>
+              <w:t>$535 Million</w:t>
+            </w:r>
+          </w:p>
+        </w:tc>
+        <w:tc>
+          <w:tcPr>
+            <w:tcW w:type="dxa" w:w="2351"/>
+          </w:tcPr>
+          <w:p>
+            <w:r/>
+            <w:r>
+              <w:rPr>
+                <w:color w:val="1A1A1A"/>
+                <w:sz w:val="20"/>
+              </w:rPr>
+              <w:t>Crisis-Resilient Social Protection (CRISP) for Pakistan</w:t>
+            </w:r>
+          </w:p>
+        </w:tc>
+        <w:tc>
+          <w:tcPr>
+            <w:tcW w:type="dxa" w:w="2351"/>
+          </w:tcPr>
+          <w:p>
+            <w:r/>
+            <w:r>
+              <w:rPr>
+                <w:color w:val="1A1A1A"/>
+                <w:sz w:val="20"/>
+              </w:rPr>
+              <w:t>2024</w:t>
+            </w:r>
+          </w:p>
+        </w:tc>
+      </w:tr>
+      <w:tr>
+        <w:tc>
+          <w:tcPr>
+            <w:tcW w:type="dxa" w:w="2351"/>
+            <w:shd w:fill="F0FDF4"/>
+          </w:tcPr>
+          <w:p>
+            <w:r/>
+            <w:r>
+              <w:rPr>
+                <w:color w:val="1A1A1A"/>
+                <w:sz w:val="20"/>
+              </w:rPr>
+              <w:t>World Bank</w:t>
+            </w:r>
+          </w:p>
+        </w:tc>
+        <w:tc>
+          <w:tcPr>
+            <w:tcW w:type="dxa" w:w="2351"/>
+            <w:shd w:fill="F0FDF4"/>
+          </w:tcPr>
+          <w:p>
+            <w:r/>
+            <w:r>
+              <w:rPr>
+                <w:color w:val="1A1A1A"/>
+                <w:sz w:val="20"/>
+              </w:rPr>
+              <w:t>$46 Million</w:t>
+            </w:r>
+          </w:p>
+        </w:tc>
+        <w:tc>
+          <w:tcPr>
+            <w:tcW w:type="dxa" w:w="2351"/>
+            <w:shd w:fill="F0FDF4"/>
+          </w:tcPr>
+          <w:p>
+            <w:r/>
+            <w:r>
+              <w:rPr>
+                <w:color w:val="1A1A1A"/>
+                <w:sz w:val="20"/>
+              </w:rPr>
+              <w:t>Child healthcare &amp; citizen services in KPK</w:t>
+            </w:r>
+          </w:p>
+        </w:tc>
+        <w:tc>
+          <w:tcPr>
+            <w:tcW w:type="dxa" w:w="2351"/>
+            <w:shd w:fill="F0FDF4"/>
+          </w:tcPr>
+          <w:p>
+            <w:r/>
+            <w:r>
+              <w:rPr>
+                <w:color w:val="1A1A1A"/>
+                <w:sz w:val="20"/>
+              </w:rPr>
+              <w:t>2023</w:t>
+            </w:r>
+          </w:p>
+        </w:tc>
+      </w:tr>
+      <w:tr>
+        <w:tc>
+          <w:tcPr>
+            <w:tcW w:type="dxa" w:w="2351"/>
+          </w:tcPr>
+          <w:p>
+            <w:r/>
+            <w:r>
+              <w:rPr>
+                <w:color w:val="1A1A1A"/>
+                <w:sz w:val="20"/>
+              </w:rPr>
+              <w:t>World Bank</w:t>
+            </w:r>
+          </w:p>
+        </w:tc>
+        <w:tc>
+          <w:tcPr>
+            <w:tcW w:type="dxa" w:w="2351"/>
+          </w:tcPr>
+          <w:p>
+            <w:r/>
+            <w:r>
+              <w:rPr>
+                <w:color w:val="1A1A1A"/>
+                <w:sz w:val="20"/>
+              </w:rPr>
+              <w:t>$47.9 Million</w:t>
+            </w:r>
+          </w:p>
+        </w:tc>
+        <w:tc>
+          <w:tcPr>
+            <w:tcW w:type="dxa" w:w="2351"/>
+          </w:tcPr>
+          <w:p>
+            <w:r/>
+            <w:r>
+              <w:rPr>
+                <w:color w:val="1A1A1A"/>
+                <w:sz w:val="20"/>
+              </w:rPr>
+              <w:t>Education project for 4M+ children in Punjab</w:t>
+            </w:r>
+          </w:p>
+        </w:tc>
+        <w:tc>
+          <w:tcPr>
+            <w:tcW w:type="dxa" w:w="2351"/>
+          </w:tcPr>
+          <w:p>
+            <w:r/>
+            <w:r>
+              <w:rPr>
+                <w:color w:val="1A1A1A"/>
+                <w:sz w:val="20"/>
+              </w:rPr>
+              <w:t>2025</w:t>
+            </w:r>
+          </w:p>
+        </w:tc>
+      </w:tr>
+      <w:tr>
+        <w:tc>
+          <w:tcPr>
+            <w:tcW w:type="dxa" w:w="2351"/>
+            <w:shd w:fill="F0FDF4"/>
+          </w:tcPr>
+          <w:p>
+            <w:r/>
+            <w:r>
+              <w:rPr>
+                <w:color w:val="1A1A1A"/>
+                <w:sz w:val="20"/>
+              </w:rPr>
+              <w:t>World Bank</w:t>
+            </w:r>
+          </w:p>
+        </w:tc>
+        <w:tc>
+          <w:tcPr>
+            <w:tcW w:type="dxa" w:w="2351"/>
+            <w:shd w:fill="F0FDF4"/>
+          </w:tcPr>
+          <w:p>
+            <w:r/>
+            <w:r>
+              <w:rPr>
+                <w:color w:val="1A1A1A"/>
+                <w:sz w:val="20"/>
+              </w:rPr>
+              <w:t>$100 Million</w:t>
+            </w:r>
+          </w:p>
+        </w:tc>
+        <w:tc>
+          <w:tcPr>
+            <w:tcW w:type="dxa" w:w="2351"/>
+            <w:shd w:fill="F0FDF4"/>
+          </w:tcPr>
+          <w:p>
+            <w:r/>
+            <w:r>
+              <w:rPr>
+                <w:color w:val="1A1A1A"/>
+                <w:sz w:val="20"/>
+              </w:rPr>
+              <w:t>Family planning services in Punjab</w:t>
+            </w:r>
+          </w:p>
+        </w:tc>
+        <w:tc>
+          <w:tcPr>
+            <w:tcW w:type="dxa" w:w="2351"/>
+            <w:shd w:fill="F0FDF4"/>
+          </w:tcPr>
+          <w:p>
+            <w:r/>
+            <w:r>
+              <w:rPr>
+                <w:color w:val="1A1A1A"/>
+                <w:sz w:val="20"/>
+              </w:rPr>
+              <w:t>2023</w:t>
+            </w:r>
+          </w:p>
+        </w:tc>
+      </w:tr>
+      <w:tr>
+        <w:tc>
+          <w:tcPr>
+            <w:tcW w:type="dxa" w:w="2351"/>
+          </w:tcPr>
+          <w:p>
+            <w:r/>
+            <w:r>
+              <w:rPr>
+                <w:color w:val="1A1A1A"/>
+                <w:sz w:val="20"/>
+              </w:rPr>
+              <w:t>World Bank</w:t>
+            </w:r>
+          </w:p>
+        </w:tc>
+        <w:tc>
+          <w:tcPr>
+            <w:tcW w:type="dxa" w:w="2351"/>
+          </w:tcPr>
+          <w:p>
+            <w:r/>
+            <w:r>
+              <w:rPr>
+                <w:color w:val="1A1A1A"/>
+                <w:sz w:val="20"/>
+              </w:rPr>
+              <w:t>$102 Million</w:t>
+            </w:r>
+          </w:p>
+        </w:tc>
+        <w:tc>
+          <w:tcPr>
+            <w:tcW w:type="dxa" w:w="2351"/>
+          </w:tcPr>
+          <w:p>
+            <w:r/>
+            <w:r>
+              <w:rPr>
+                <w:color w:val="1A1A1A"/>
+                <w:sz w:val="20"/>
+              </w:rPr>
+              <w:t>Financial inclusion for vulnerable populations</w:t>
+            </w:r>
+          </w:p>
+        </w:tc>
+        <w:tc>
+          <w:tcPr>
+            <w:tcW w:type="dxa" w:w="2351"/>
+          </w:tcPr>
+          <w:p>
+            <w:r/>
+            <w:r>
+              <w:rPr>
+                <w:color w:val="1A1A1A"/>
+                <w:sz w:val="20"/>
+              </w:rPr>
+              <w:t>2025</w:t>
+            </w:r>
+          </w:p>
+        </w:tc>
+      </w:tr>
+      <w:tr>
+        <w:tc>
+          <w:tcPr>
+            <w:tcW w:type="dxa" w:w="2351"/>
+            <w:shd w:fill="F0FDF4"/>
+          </w:tcPr>
+          <w:p>
+            <w:r/>
+            <w:r>
+              <w:rPr>
+                <w:color w:val="1A1A1A"/>
+                <w:sz w:val="20"/>
+              </w:rPr>
+              <w:t>Pakistan Govt (Sweet Homes)</w:t>
+            </w:r>
+          </w:p>
+        </w:tc>
+        <w:tc>
+          <w:tcPr>
+            <w:tcW w:type="dxa" w:w="2351"/>
+            <w:shd w:fill="F0FDF4"/>
+          </w:tcPr>
+          <w:p>
+            <w:r/>
+            <w:r>
+              <w:rPr>
+                <w:color w:val="1A1A1A"/>
+                <w:sz w:val="20"/>
+              </w:rPr>
+              <w:t>Rs 645.89 Million (~$2.3M)</w:t>
+            </w:r>
+          </w:p>
+        </w:tc>
+        <w:tc>
+          <w:tcPr>
+            <w:tcW w:type="dxa" w:w="2351"/>
+            <w:shd w:fill="F0FDF4"/>
+          </w:tcPr>
+          <w:p>
+            <w:r/>
+            <w:r>
+              <w:rPr>
+                <w:color w:val="1A1A1A"/>
+                <w:sz w:val="20"/>
+              </w:rPr>
+              <w:t>Orphaned children welfare initiative</w:t>
+            </w:r>
+          </w:p>
+        </w:tc>
+        <w:tc>
+          <w:tcPr>
+            <w:tcW w:type="dxa" w:w="2351"/>
+            <w:shd w:fill="F0FDF4"/>
+          </w:tcPr>
+          <w:p>
+            <w:r/>
+            <w:r>
+              <w:rPr>
+                <w:color w:val="1A1A1A"/>
+                <w:sz w:val="20"/>
+              </w:rPr>
+              <w:t>2024</w:t>
+            </w:r>
+          </w:p>
+        </w:tc>
+      </w:tr>
+      <w:tr>
+        <w:tc>
+          <w:tcPr>
+            <w:tcW w:type="dxa" w:w="2351"/>
+          </w:tcPr>
+          <w:p>
+            <w:r/>
+            <w:r>
+              <w:rPr>
+                <w:color w:val="1A1A1A"/>
+                <w:sz w:val="20"/>
+              </w:rPr>
+              <w:t>Pakistan Govt (Wazaif)</w:t>
+            </w:r>
+          </w:p>
+        </w:tc>
+        <w:tc>
+          <w:tcPr>
+            <w:tcW w:type="dxa" w:w="2351"/>
+          </w:tcPr>
+          <w:p>
+            <w:r/>
+            <w:r>
+              <w:rPr>
+                <w:color w:val="1A1A1A"/>
+                <w:sz w:val="20"/>
+              </w:rPr>
+              <w:t>Rs 117 Billion (~$420M)</w:t>
+            </w:r>
+          </w:p>
+        </w:tc>
+        <w:tc>
+          <w:tcPr>
+            <w:tcW w:type="dxa" w:w="2351"/>
+          </w:tcPr>
+          <w:p>
+            <w:r/>
+            <w:r>
+              <w:rPr>
+                <w:color w:val="1A1A1A"/>
+                <w:sz w:val="20"/>
+              </w:rPr>
+              <w:t>Conditional cash transfers for 14.8M children's education</w:t>
+            </w:r>
+          </w:p>
+        </w:tc>
+        <w:tc>
+          <w:tcPr>
+            <w:tcW w:type="dxa" w:w="2351"/>
+          </w:tcPr>
+          <w:p>
+            <w:r/>
+            <w:r>
+              <w:rPr>
+                <w:color w:val="1A1A1A"/>
+                <w:sz w:val="20"/>
+              </w:rPr>
+              <w:t>2024</w:t>
+            </w:r>
+          </w:p>
+        </w:tc>
+      </w:tr>
+      <w:tr>
+        <w:tc>
+          <w:tcPr>
+            <w:tcW w:type="dxa" w:w="2351"/>
+            <w:shd w:fill="F0FDF4"/>
+          </w:tcPr>
+          <w:p>
+            <w:r/>
+            <w:r>
+              <w:rPr>
+                <w:color w:val="1A1A1A"/>
+                <w:sz w:val="20"/>
+              </w:rPr>
+              <w:t>Pakistan Govt (Nashonuma)</w:t>
+            </w:r>
+          </w:p>
+        </w:tc>
+        <w:tc>
+          <w:tcPr>
+            <w:tcW w:type="dxa" w:w="2351"/>
+            <w:shd w:fill="F0FDF4"/>
+          </w:tcPr>
+          <w:p>
+            <w:r/>
+            <w:r>
+              <w:rPr>
+                <w:color w:val="1A1A1A"/>
+                <w:sz w:val="20"/>
+              </w:rPr>
+              <w:t>Rs 32.27 Billion (~$116M)</w:t>
+            </w:r>
+          </w:p>
+        </w:tc>
+        <w:tc>
+          <w:tcPr>
+            <w:tcW w:type="dxa" w:w="2351"/>
+            <w:shd w:fill="F0FDF4"/>
+          </w:tcPr>
+          <w:p>
+            <w:r/>
+            <w:r>
+              <w:rPr>
+                <w:color w:val="1A1A1A"/>
+                <w:sz w:val="20"/>
+              </w:rPr>
+              <w:t>Maternal and child health nutrition program</w:t>
+            </w:r>
+          </w:p>
+        </w:tc>
+        <w:tc>
+          <w:tcPr>
+            <w:tcW w:type="dxa" w:w="2351"/>
+            <w:shd w:fill="F0FDF4"/>
+          </w:tcPr>
+          <w:p>
+            <w:r/>
+            <w:r>
+              <w:rPr>
+                <w:color w:val="1A1A1A"/>
+                <w:sz w:val="20"/>
+              </w:rPr>
+              <w:t>2024</w:t>
+            </w:r>
+          </w:p>
+        </w:tc>
+      </w:tr>
+      <w:tr>
+        <w:tc>
+          <w:tcPr>
+            <w:tcW w:type="dxa" w:w="2351"/>
+          </w:tcPr>
+          <w:p>
+            <w:r/>
+            <w:r>
+              <w:rPr>
+                <w:color w:val="1A1A1A"/>
+                <w:sz w:val="20"/>
+              </w:rPr>
+              <w:t>Punjab Govt</w:t>
+            </w:r>
+          </w:p>
+        </w:tc>
+        <w:tc>
+          <w:tcPr>
+            <w:tcW w:type="dxa" w:w="2351"/>
+          </w:tcPr>
+          <w:p>
+            <w:r/>
+            <w:r>
+              <w:rPr>
+                <w:color w:val="1A1A1A"/>
+                <w:sz w:val="20"/>
+              </w:rPr>
+              <w:t>Rs 4 Billion (~$14.4M)</w:t>
+            </w:r>
+          </w:p>
+        </w:tc>
+        <w:tc>
+          <w:tcPr>
+            <w:tcW w:type="dxa" w:w="2351"/>
+          </w:tcPr>
+          <w:p>
+            <w:r/>
+            <w:r>
+              <w:rPr>
+                <w:color w:val="1A1A1A"/>
+                <w:sz w:val="20"/>
+              </w:rPr>
+              <w:t>Social welfare development budget</w:t>
+            </w:r>
+          </w:p>
+        </w:tc>
+        <w:tc>
+          <w:tcPr>
+            <w:tcW w:type="dxa" w:w="2351"/>
+          </w:tcPr>
+          <w:p>
+            <w:r/>
+            <w:r>
+              <w:rPr>
+                <w:color w:val="1A1A1A"/>
+                <w:sz w:val="20"/>
+              </w:rPr>
+              <w:t>FY 2024-25</w:t>
+            </w:r>
+          </w:p>
+        </w:tc>
+      </w:tr>
+      <w:tr>
+        <w:tc>
+          <w:tcPr>
+            <w:tcW w:type="dxa" w:w="2351"/>
+            <w:shd w:fill="F0FDF4"/>
+          </w:tcPr>
+          <w:p>
+            <w:r/>
+            <w:r>
+              <w:rPr>
+                <w:color w:val="1A1A1A"/>
+                <w:sz w:val="20"/>
+              </w:rPr>
+              <w:t>Punjab Govt</w:t>
+            </w:r>
+          </w:p>
+        </w:tc>
+        <w:tc>
+          <w:tcPr>
+            <w:tcW w:type="dxa" w:w="2351"/>
+            <w:shd w:fill="F0FDF4"/>
+          </w:tcPr>
+          <w:p>
+            <w:r/>
+            <w:r>
+              <w:rPr>
+                <w:color w:val="1A1A1A"/>
+                <w:sz w:val="20"/>
+              </w:rPr>
+              <w:t>Rs 539.1 Billion (~$1.94B)</w:t>
+            </w:r>
+          </w:p>
+        </w:tc>
+        <w:tc>
+          <w:tcPr>
+            <w:tcW w:type="dxa" w:w="2351"/>
+            <w:shd w:fill="F0FDF4"/>
+          </w:tcPr>
+          <w:p>
+            <w:r/>
+            <w:r>
+              <w:rPr>
+                <w:color w:val="1A1A1A"/>
+                <w:sz w:val="20"/>
+              </w:rPr>
+              <w:t>Health sector — largest share of Punjab budget</w:t>
+            </w:r>
+          </w:p>
+        </w:tc>
+        <w:tc>
+          <w:tcPr>
+            <w:tcW w:type="dxa" w:w="2351"/>
+            <w:shd w:fill="F0FDF4"/>
+          </w:tcPr>
+          <w:p>
+            <w:r/>
+            <w:r>
+              <w:rPr>
+                <w:color w:val="1A1A1A"/>
+                <w:sz w:val="20"/>
+              </w:rPr>
+              <w:t>FY 2024-25</w:t>
+            </w:r>
+          </w:p>
+        </w:tc>
+      </w:tr>
+      <w:tr>
+        <w:tc>
+          <w:tcPr>
+            <w:tcW w:type="dxa" w:w="2351"/>
+          </w:tcPr>
+          <w:p>
+            <w:r/>
+            <w:r>
+              <w:rPr>
+                <w:color w:val="1A1A1A"/>
+                <w:sz w:val="20"/>
+              </w:rPr>
+              <w:t>Punjab Govt</w:t>
+            </w:r>
+          </w:p>
+        </w:tc>
+        <w:tc>
+          <w:tcPr>
+            <w:tcW w:type="dxa" w:w="2351"/>
+          </w:tcPr>
+          <w:p>
+            <w:r/>
+            <w:r>
+              <w:rPr>
+                <w:color w:val="1A1A1A"/>
+                <w:sz w:val="20"/>
+              </w:rPr>
+              <w:t>Rs 842 Billion (~$3B)</w:t>
+            </w:r>
+          </w:p>
+        </w:tc>
+        <w:tc>
+          <w:tcPr>
+            <w:tcW w:type="dxa" w:w="2351"/>
+          </w:tcPr>
+          <w:p>
+            <w:r/>
+            <w:r>
+              <w:rPr>
+                <w:color w:val="1A1A1A"/>
+                <w:sz w:val="20"/>
+              </w:rPr>
+              <w:t>Total development plan</w:t>
+            </w:r>
+          </w:p>
+        </w:tc>
+        <w:tc>
+          <w:tcPr>
+            <w:tcW w:type="dxa" w:w="2351"/>
+          </w:tcPr>
+          <w:p>
+            <w:r/>
+            <w:r>
+              <w:rPr>
+                <w:color w:val="1A1A1A"/>
+                <w:sz w:val="20"/>
+              </w:rPr>
+              <w:t>FY 2024-25</w:t>
+            </w:r>
+          </w:p>
+        </w:tc>
+      </w:tr>
+      <w:tr>
+        <w:tc>
+          <w:tcPr>
+            <w:tcW w:type="dxa" w:w="2351"/>
+            <w:shd w:fill="F0FDF4"/>
+          </w:tcPr>
+          <w:p>
+            <w:r/>
+            <w:r>
+              <w:rPr>
+                <w:color w:val="1A1A1A"/>
+                <w:sz w:val="20"/>
+              </w:rPr>
+              <w:t>OCHA (all donors)</w:t>
+            </w:r>
+          </w:p>
+        </w:tc>
+        <w:tc>
+          <w:tcPr>
+            <w:tcW w:type="dxa" w:w="2351"/>
+            <w:shd w:fill="F0FDF4"/>
+          </w:tcPr>
+          <w:p>
+            <w:r/>
+            <w:r>
+              <w:rPr>
+                <w:color w:val="1A1A1A"/>
+                <w:sz w:val="20"/>
+              </w:rPr>
+              <w:t>$364 Million</w:t>
+            </w:r>
+          </w:p>
+        </w:tc>
+        <w:tc>
+          <w:tcPr>
+            <w:tcW w:type="dxa" w:w="2351"/>
+            <w:shd w:fill="F0FDF4"/>
+          </w:tcPr>
+          <w:p>
+            <w:r/>
+            <w:r>
+              <w:rPr>
+                <w:color w:val="1A1A1A"/>
+                <w:sz w:val="20"/>
+              </w:rPr>
+              <w:t>Total humanitarian funding reported for Pakistan</w:t>
+            </w:r>
+          </w:p>
+        </w:tc>
+        <w:tc>
+          <w:tcPr>
+            <w:tcW w:type="dxa" w:w="2351"/>
+            <w:shd w:fill="F0FDF4"/>
+          </w:tcPr>
+          <w:p>
+            <w:r/>
+            <w:r>
+              <w:rPr>
+                <w:color w:val="1A1A1A"/>
+                <w:sz w:val="20"/>
+              </w:rPr>
+              <w:t>2024</w:t>
+            </w:r>
+          </w:p>
+        </w:tc>
+      </w:tr>
+    </w:tbl>
+    <w:p/>
+    <w:p>
+      <w:pPr>
+        <w:spacing w:before="160" w:after="160"/>
+        <w:ind w:left="567"/>
+      </w:pPr>
+      <w:r>
+        <w:rPr>
+          <w:i/>
+          <w:color w:val="10B981"/>
+          <w:sz w:val="24"/>
+        </w:rPr>
+        <w:t>Over $1 BILLION flows into child welfare in Pakistan annually. Zero goes to AI-powered orphanage monitoring. That's the opportunity.</w:t>
+      </w:r>
+    </w:p>
+    <w:p/>
     <w:p>
       <w:pPr>
         <w:spacing w:before="320" w:after="160"/>
@@ -5447,7 +6719,127 @@
           <w:color w:val="888888"/>
           <w:sz w:val="18"/>
         </w:rPr>
-        <w:t>unicefventurefund.org — equity-free startup funding for UNICEF programme countries</w:t>
+        <w:t>unicefventurefund.org — $35M fund, 153 investments, $138M follow-on raised</w:t>
+      </w:r>
+    </w:p>
+    <w:p>
+      <w:pPr>
+        <w:spacing w:after="40"/>
+      </w:pPr>
+      <w:r>
+        <w:rPr>
+          <w:b/>
+          <w:color w:val="5A5A5A"/>
+          <w:sz w:val="18"/>
+        </w:rPr>
+        <w:t xml:space="preserve">UNICEF HAC 2024: </w:t>
+      </w:r>
+      <w:r>
+        <w:rPr>
+          <w:color w:val="888888"/>
+          <w:sz w:val="18"/>
+        </w:rPr>
+        <w:t>unicef.org/appeals/pakistan — $135.6M appeal, $37.4M received</w:t>
+      </w:r>
+    </w:p>
+    <w:p>
+      <w:pPr>
+        <w:spacing w:after="40"/>
+      </w:pPr>
+      <w:r>
+        <w:rPr>
+          <w:b/>
+          <w:color w:val="5A5A5A"/>
+          <w:sz w:val="18"/>
+        </w:rPr>
+        <w:t xml:space="preserve">UNICEF HAC 2025: </w:t>
+      </w:r>
+      <w:r>
+        <w:rPr>
+          <w:color w:val="888888"/>
+          <w:sz w:val="18"/>
+        </w:rPr>
+        <w:t>unicef.org/appeals/pakistan — $140.9M appeal</w:t>
+      </w:r>
+    </w:p>
+    <w:p>
+      <w:pPr>
+        <w:spacing w:after="40"/>
+      </w:pPr>
+      <w:r>
+        <w:rPr>
+          <w:b/>
+          <w:color w:val="5A5A5A"/>
+          <w:sz w:val="18"/>
+        </w:rPr>
+        <w:t xml:space="preserve">UNICEF Global: </w:t>
+      </w:r>
+      <w:r>
+        <w:rPr>
+          <w:color w:val="888888"/>
+          <w:sz w:val="18"/>
+        </w:rPr>
+        <w:t>unicef.org/reports — $934M global child protection expenditure (2024)</w:t>
+      </w:r>
+    </w:p>
+    <w:p>
+      <w:pPr>
+        <w:spacing w:after="40"/>
+      </w:pPr>
+      <w:r>
+        <w:rPr>
+          <w:b/>
+          <w:color w:val="5A5A5A"/>
+          <w:sz w:val="18"/>
+        </w:rPr>
+        <w:t xml:space="preserve">World Bank Pakistan: </w:t>
+      </w:r>
+      <w:r>
+        <w:rPr>
+          <w:color w:val="888888"/>
+          <w:sz w:val="18"/>
+        </w:rPr>
+        <w:t>worldbank.org — CRISP $535M, KPK child health $46M, Punjab education $47.9M</w:t>
+      </w:r>
+    </w:p>
+    <w:p>
+      <w:pPr>
+        <w:spacing w:after="40"/>
+      </w:pPr>
+      <w:r>
+        <w:rPr>
+          <w:b/>
+          <w:color w:val="5A5A5A"/>
+          <w:sz w:val="18"/>
+        </w:rPr>
+        <w:t xml:space="preserve">OCHA FTS: </w:t>
+      </w:r>
+      <w:r>
+        <w:rPr>
+          <w:color w:val="888888"/>
+          <w:sz w:val="18"/>
+        </w:rPr>
+        <w:t>fts.unocha.org — $364M total humanitarian funding for Pakistan (2024)</w:t>
+      </w:r>
+    </w:p>
+    <w:p>
+      <w:pPr>
+        <w:spacing w:after="40"/>
+      </w:pPr>
+      <w:r>
+        <w:rPr>
+          <w:b/>
+          <w:color w:val="5A5A5A"/>
+          <w:sz w:val="18"/>
+        </w:rPr>
+        <w:t xml:space="preserve">Punjab Budget: </w:t>
+      </w:r>
+      <w:r>
+        <w:rPr>
+          <w:color w:val="888888"/>
+          <w:sz w:val="18"/>
+        </w:rPr>
+        <w:t>Dawn News — Rs 842B development plan, Rs 4B social welfare (FY 2024-25)</w:t>
       </w:r>
     </w:p>
     <w:p>
@@ -5548,26 +6940,6 @@
           <w:sz w:val="18"/>
         </w:rPr>
         <w:t>fundsforngos.org — grant aggregator for Pakistan opportunities</w:t>
-      </w:r>
-    </w:p>
-    <w:p>
-      <w:pPr>
-        <w:spacing w:after="40"/>
-      </w:pPr>
-      <w:r>
-        <w:rPr>
-          <w:b/>
-          <w:color w:val="5A5A5A"/>
-          <w:sz w:val="18"/>
-        </w:rPr>
-        <w:t xml:space="preserve">startup.pk: </w:t>
-      </w:r>
-      <w:r>
-        <w:rPr>
-          <w:color w:val="888888"/>
-          <w:sz w:val="18"/>
-        </w:rPr>
-        <w:t>Funding Opportunities for Social Entrepreneurs in Pakistan (2025)</w:t>
       </w:r>
     </w:p>
     <w:sectPr>
